--- a/backend/src/templates/word-template-draft.docx
+++ b/backend/src/templates/word-template-draft.docx
@@ -2,14 +2,14 @@
 <file path=word/document.xml><?xml version="1.0" encoding="utf-8"?>
 <w:document xmlns:wpc="http://schemas.microsoft.com/office/word/2010/wordprocessingCanvas" xmlns:cx="http://schemas.microsoft.com/office/drawing/2014/chartex" xmlns:cx1="http://schemas.microsoft.com/office/drawing/2015/9/8/chartex" xmlns:cx2="http://schemas.microsoft.com/office/drawing/2015/10/21/chartex" xmlns:cx3="http://schemas.microsoft.com/office/drawing/2016/5/9/chartex" xmlns:cx4="http://schemas.microsoft.com/office/drawing/2016/5/10/chartex" xmlns:cx5="http://schemas.microsoft.com/office/drawing/2016/5/11/chartex" xmlns:cx6="http://schemas.microsoft.com/office/drawing/2016/5/12/chartex" xmlns:cx7="http://schemas.microsoft.com/office/drawing/2016/5/13/chartex" xmlns:cx8="http://schemas.microsoft.com/office/drawing/2016/5/14/chartex" xmlns:mc="http://schemas.openxmlformats.org/markup-compatibility/2006" xmlns:aink="http://schemas.microsoft.com/office/drawing/2016/ink" xmlns:am3d="http://schemas.microsoft.com/office/drawing/2017/model3d" xmlns:o="urn:schemas-microsoft-com:office:office" xmlns:oel="http://schemas.microsoft.com/office/2019/extlst" xmlns:r="http://schemas.openxmlformats.org/officeDocument/2006/relationships" xmlns:m="http://schemas.openxmlformats.org/officeDocument/2006/math" xmlns:v="urn:schemas-microsoft-com:vml" xmlns:wp14="http://schemas.microsoft.com/office/word/2010/wordprocessingDrawing" xmlns:wp="http://schemas.openxmlformats.org/drawingml/2006/wordprocessingDrawing" xmlns:w10="urn:schemas-microsoft-com:office:word" xmlns:w="http://schemas.openxmlformats.org/wordprocessingml/2006/main" xmlns:w14="http://schemas.microsoft.com/office/word/2010/wordml" xmlns:w15="http://schemas.microsoft.com/office/word/2012/wordml" xmlns:w16cex="http://schemas.microsoft.com/office/word/2018/wordml/cex" xmlns:w16cid="http://schemas.microsoft.com/office/word/2016/wordml/cid" xmlns:w16="http://schemas.microsoft.com/office/word/2018/wordml" xmlns:w16du="http://schemas.microsoft.com/office/word/2023/wordml/word16du" xmlns:w16sdtdh="http://schemas.microsoft.com/office/word/2020/wordml/sdtdatahash" xmlns:w16sdtfl="http://schemas.microsoft.com/office/word/2024/wordml/sdtformatlock" xmlns:w16se="http://schemas.microsoft.com/office/word/2015/wordml/symex" xmlns:wpg="http://schemas.microsoft.com/office/word/2010/wordprocessingGroup" xmlns:wpi="http://schemas.microsoft.com/office/word/2010/wordprocessingInk" xmlns:wne="http://schemas.microsoft.com/office/word/2006/wordml" xmlns:wps="http://schemas.microsoft.com/office/word/2010/wordprocessingShape" mc:Ignorable="w14 w15 w16se w16cid w16 w16cex w16sdtdh w16sdtfl w16du wp14">
   <w:body>
-    <w:bookmarkStart w:id="0" w:name="_Toc219402266"/>
-    <w:bookmarkStart w:id="1" w:name="_Toc219402532"/>
     <w:p>
       <w:pPr>
         <w:rPr>
           <w:szCs w:val="30"/>
         </w:rPr>
       </w:pPr>
+      <w:bookmarkStart w:id="0" w:name="_Toc219402266"/>
+      <w:bookmarkStart w:id="1" w:name="_Toc219402532"/>
       <w:r>
         <w:rPr>
           <w:noProof/>
@@ -57,6 +57,24 @@
                       </wps:spPr>
                       <wps:txbx>
                         <w:txbxContent>
+                          <w:p>
+                            <w:pPr>
+                              <w:pStyle w:val="CoverHeadline36ptstandard"/>
+                              <w:rPr>
+                                <w:rFonts w:ascii="Arial" w:hAnsi="Arial"/>
+                                <w:sz w:val="52"/>
+                                <w:szCs w:val="52"/>
+                              </w:rPr>
+                            </w:pPr>
+                            <w:r>
+                              <w:rPr>
+                                <w:rFonts w:ascii="Arial" w:hAnsi="Arial"/>
+                                <w:sz w:val="52"/>
+                                <w:szCs w:val="52"/>
+                              </w:rPr>
+                              <w:t>{docTitle}</w:t>
+                            </w:r>
+                          </w:p>
                           <w:p>
                             <w:pPr>
                               <w:pStyle w:val="CoverSubtitle0"/>
@@ -178,236 +196,15 @@
                               </w:rPr>
                               <w:t>{version}</w:t>
                             </w:r>
+                          </w:p>
+                          <w:p>
                             <w:r>
                               <w:rPr>
                                 <w:rFonts w:ascii="Arial" w:hAnsi="Arial"/>
                               </w:rPr>
-                              <w:br/>
-                            </w:r>
-                            <w:r>
-                              <w:rPr>
-                                <w:rFonts w:ascii="Arial" w:hAnsi="Arial"/>
-                              </w:rPr>
-                              <w:br/>
-                            </w:r>
-                            <w:r>
-                              <w:rPr>
-                                <w:rFonts w:ascii="Arial" w:hAnsi="Arial"/>
-                              </w:rPr>
-                              <w:br/>
-                            </w:r>
-                            <w:r>
-                              <w:rPr>
-                                <w:rFonts w:ascii="Arial" w:hAnsi="Arial"/>
-                              </w:rPr>
-                              <w:br/>
-                            </w:r>
-                            <w:r>
-                              <w:rPr>
-                                <w:rFonts w:ascii="Arial" w:hAnsi="Arial"/>
-                              </w:rPr>
-                              <w:br/>
-                            </w:r>
-                            <w:r>
-                              <w:rPr>
-                                <w:rFonts w:ascii="Arial" w:hAnsi="Arial"/>
-                              </w:rPr>
-                              <w:br/>
-                            </w:r>
-                            <w:r>
-                              <w:rPr>
-                                <w:rFonts w:ascii="Arial" w:hAnsi="Arial"/>
-                              </w:rPr>
-                              <w:br/>
-                            </w:r>
-                            <w:r>
-                              <w:rPr>
-                                <w:rFonts w:ascii="Arial" w:hAnsi="Arial"/>
-                              </w:rPr>
-                              <w:br/>
-                            </w:r>
-                            <w:r>
-                              <w:rPr>
-                                <w:rFonts w:ascii="Arial" w:hAnsi="Arial"/>
-                              </w:rPr>
-                              <w:br/>
-                            </w:r>
-                            <w:r>
-                              <w:rPr>
-                                <w:rFonts w:ascii="Arial" w:hAnsi="Arial"/>
-                              </w:rPr>
-                              <w:br/>
-                            </w:r>
-                            <w:r>
-                              <w:rPr>
-                                <w:rFonts w:ascii="Arial" w:hAnsi="Arial"/>
-                              </w:rPr>
-                              <w:br/>
-                            </w:r>
-                            <w:r>
-                              <w:rPr>
-                                <w:rFonts w:ascii="Arial" w:hAnsi="Arial"/>
-                              </w:rPr>
-                              <w:br/>
-                            </w:r>
-                            <w:r>
-                              <w:rPr>
-                                <w:rFonts w:ascii="Arial" w:hAnsi="Arial"/>
-                              </w:rPr>
-                              <w:br/>
-                            </w:r>
-                            <w:r>
-                              <w:rPr>
-                                <w:rFonts w:ascii="Arial" w:hAnsi="Arial"/>
-                              </w:rPr>
-                              <w:br/>
-                            </w:r>
-                            <w:r>
-                              <w:rPr>
-                                <w:rFonts w:ascii="Arial" w:hAnsi="Arial"/>
-                              </w:rPr>
-                              <w:br/>
-                            </w:r>
-                            <w:r>
-                              <w:rPr>
-                                <w:rFonts w:ascii="Arial" w:hAnsi="Arial"/>
-                              </w:rPr>
-                              <w:br/>
-                            </w:r>
-                            <w:r>
-                              <w:rPr>
-                                <w:rFonts w:ascii="Arial" w:hAnsi="Arial"/>
-                              </w:rPr>
-                              <w:br/>
-                            </w:r>
-                            <w:r>
-                              <w:rPr>
-                                <w:rFonts w:ascii="Arial" w:hAnsi="Arial"/>
-                              </w:rPr>
-                              <w:br/>
-                            </w:r>
-                            <w:r>
-                              <w:rPr>
-                                <w:rFonts w:ascii="Arial" w:hAnsi="Arial"/>
-                              </w:rPr>
-                              <w:br/>
-                            </w:r>
-                            <w:r>
-                              <w:rPr>
-                                <w:rFonts w:ascii="Arial" w:hAnsi="Arial"/>
-                              </w:rPr>
-                              <w:br/>
-                            </w:r>
-                            <w:r>
-                              <w:rPr>
-                                <w:rFonts w:ascii="Arial" w:hAnsi="Arial"/>
-                              </w:rPr>
-                              <w:br/>
-                            </w:r>
-                            <w:r>
-                              <w:rPr>
-                                <w:rFonts w:ascii="Arial" w:hAnsi="Arial"/>
-                              </w:rPr>
-                              <w:br/>
+                              <w:t>{quoteIdLine}</w:t>
                             </w:r>
                           </w:p>
-                          <w:p>
-                            <w:pPr>
-                              <w:rPr>
-                                <w:rFonts w:ascii="Arial" w:hAnsi="Arial"/>
-                              </w:rPr>
-                            </w:pPr>
-                          </w:p>
-                          <w:p>
-                            <w:pPr>
-                              <w:rPr>
-                                <w:rFonts w:ascii="Arial" w:hAnsi="Arial"/>
-                              </w:rPr>
-                            </w:pPr>
-                          </w:p>
-                          <w:p>
-                            <w:pPr>
-                              <w:rPr>
-                                <w:rFonts w:ascii="Arial" w:hAnsi="Arial"/>
-                              </w:rPr>
-                            </w:pPr>
-                          </w:p>
-                          <w:p>
-                            <w:pPr>
-                              <w:rPr>
-                                <w:rFonts w:ascii="Arial" w:hAnsi="Arial"/>
-                              </w:rPr>
-                            </w:pPr>
-                            <w:r>
-                              <w:rPr>
-                                <w:rFonts w:ascii="Arial" w:hAnsi="Arial"/>
-                              </w:rPr>
-                              <w:t>Asdasdasd</w:t>
-                            </w:r>
-                          </w:p>
-                          <w:p>
-                            <w:pPr>
-                              <w:rPr>
-                                <w:rFonts w:ascii="Arial" w:hAnsi="Arial"/>
-                              </w:rPr>
-                            </w:pPr>
-                          </w:p>
-                          <w:p>
-                            <w:pPr>
-                              <w:rPr>
-                                <w:rFonts w:ascii="Arial" w:hAnsi="Arial"/>
-                              </w:rPr>
-                            </w:pPr>
-                            <w:r>
-                              <w:rPr>
-                                <w:rFonts w:ascii="Arial" w:hAnsi="Arial"/>
-                              </w:rPr>
-                              <w:t>asdasd</w:t>
-                            </w:r>
-                          </w:p>
-                          <w:p>
-                            <w:pPr>
-                              <w:rPr>
-                                <w:rFonts w:ascii="Arial" w:hAnsi="Arial"/>
-                              </w:rPr>
-                            </w:pPr>
-                          </w:p>
-                          <w:p>
-                            <w:pPr>
-                              <w:rPr>
-                                <w:rFonts w:ascii="Arial" w:hAnsi="Arial"/>
-                              </w:rPr>
-                            </w:pPr>
-                          </w:p>
-                          <w:p>
-                            <w:pPr>
-                              <w:rPr>
-                                <w:rFonts w:ascii="Arial" w:hAnsi="Arial"/>
-                              </w:rPr>
-                            </w:pPr>
-                          </w:p>
-                          <w:p>
-                            <w:pPr>
-                              <w:rPr>
-                                <w:rFonts w:ascii="Arial" w:hAnsi="Arial"/>
-                              </w:rPr>
-                            </w:pPr>
-                            <w:r>
-                              <w:rPr>
-                                <w:rFonts w:ascii="Arial" w:hAnsi="Arial"/>
-                              </w:rPr>
-                              <w:t>asdsdadasd</w:t>
-                            </w:r>
-                          </w:p>
-                          <w:p>
-                            <w:pPr>
-                              <w:pStyle w:val="CoverSubtitle0"/>
-                              <w:rPr>
-                                <w:rFonts w:ascii="Arial" w:hAnsi="Arial"/>
-                              </w:rPr>
-                            </w:pPr>
-                          </w:p>
-                          <w:p/>
                         </w:txbxContent>
                       </wps:txbx>
                       <wps:bodyPr rot="0" vert="horz" wrap="square" lIns="0" tIns="0" rIns="0" bIns="0" anchor="t" anchorCtr="0">
@@ -434,6 +231,24 @@
               <v:shape id="Text Box 2" o:spid="_x0000_s1026" type="#_x0000_t202" style="position:absolute;margin-left:25.05pt;margin-top:296.15pt;width:444.5pt;height:406.35pt;z-index:-251653120;visibility:visible;mso-wrap-style:square;mso-width-percent:0;mso-height-percent:0;mso-wrap-distance-left:9pt;mso-wrap-distance-top:3.6pt;mso-wrap-distance-right:9pt;mso-wrap-distance-bottom:3.6pt;mso-position-horizontal:absolute;mso-position-horizontal-relative:page;mso-position-vertical:absolute;mso-position-vertical-relative:page;mso-width-percent:0;mso-height-percent:0;mso-width-relative:margin;mso-height-relative:margin;v-text-anchor:top" o:gfxdata="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" filled="f" stroked="f">
                 <v:textbox inset="0,0,0,0">
                   <w:txbxContent>
+                    <w:p>
+                      <w:pPr>
+                        <w:pStyle w:val="CoverHeadline36ptstandard"/>
+                        <w:rPr>
+                          <w:rFonts w:ascii="Arial" w:hAnsi="Arial"/>
+                          <w:sz w:val="52"/>
+                          <w:szCs w:val="52"/>
+                        </w:rPr>
+                      </w:pPr>
+                      <w:r>
+                        <w:rPr>
+                          <w:rFonts w:ascii="Arial" w:hAnsi="Arial"/>
+                          <w:sz w:val="52"/>
+                          <w:szCs w:val="52"/>
+                        </w:rPr>
+                        <w:t>{docTitle}</w:t>
+                      </w:r>
+                    </w:p>
                     <w:p>
                       <w:pPr>
                         <w:pStyle w:val="CoverSubtitle0"/>
@@ -522,21 +337,7 @@
                         <w:rPr>
                           <w:rFonts w:ascii="Arial" w:hAnsi="Arial"/>
                         </w:rPr>
-                        <w:t>{</w:t>
-                      </w:r>
-                      <w:proofErr w:type="spellStart"/>
-                      <w:r>
-                        <w:rPr>
-                          <w:rFonts w:ascii="Arial" w:hAnsi="Arial"/>
-                        </w:rPr>
-                        <w:t>opeId</w:t>
-                      </w:r>
-                      <w:proofErr w:type="spellEnd"/>
-                      <w:r>
-                        <w:rPr>
-                          <w:rFonts w:ascii="Arial" w:hAnsi="Arial"/>
-                        </w:rPr>
-                        <w:t>}</w:t>
+                        <w:t>{opeId}</w:t>
                       </w:r>
                     </w:p>
                     <w:p>
@@ -569,242 +370,15 @@
                         </w:rPr>
                         <w:t>{version}</w:t>
                       </w:r>
+                    </w:p>
+                    <w:p>
                       <w:r>
                         <w:rPr>
                           <w:rFonts w:ascii="Arial" w:hAnsi="Arial"/>
                         </w:rPr>
-                        <w:br/>
-                      </w:r>
-                      <w:r>
-                        <w:rPr>
-                          <w:rFonts w:ascii="Arial" w:hAnsi="Arial"/>
-                        </w:rPr>
-                        <w:br/>
-                      </w:r>
-                      <w:r>
-                        <w:rPr>
-                          <w:rFonts w:ascii="Arial" w:hAnsi="Arial"/>
-                        </w:rPr>
-                        <w:br/>
-                      </w:r>
-                      <w:r>
-                        <w:rPr>
-                          <w:rFonts w:ascii="Arial" w:hAnsi="Arial"/>
-                        </w:rPr>
-                        <w:br/>
-                      </w:r>
-                      <w:r>
-                        <w:rPr>
-                          <w:rFonts w:ascii="Arial" w:hAnsi="Arial"/>
-                        </w:rPr>
-                        <w:br/>
-                      </w:r>
-                      <w:r>
-                        <w:rPr>
-                          <w:rFonts w:ascii="Arial" w:hAnsi="Arial"/>
-                        </w:rPr>
-                        <w:br/>
-                      </w:r>
-                      <w:r>
-                        <w:rPr>
-                          <w:rFonts w:ascii="Arial" w:hAnsi="Arial"/>
-                        </w:rPr>
-                        <w:br/>
-                      </w:r>
-                      <w:r>
-                        <w:rPr>
-                          <w:rFonts w:ascii="Arial" w:hAnsi="Arial"/>
-                        </w:rPr>
-                        <w:br/>
-                      </w:r>
-                      <w:r>
-                        <w:rPr>
-                          <w:rFonts w:ascii="Arial" w:hAnsi="Arial"/>
-                        </w:rPr>
-                        <w:br/>
-                      </w:r>
-                      <w:r>
-                        <w:rPr>
-                          <w:rFonts w:ascii="Arial" w:hAnsi="Arial"/>
-                        </w:rPr>
-                        <w:br/>
-                      </w:r>
-                      <w:r>
-                        <w:rPr>
-                          <w:rFonts w:ascii="Arial" w:hAnsi="Arial"/>
-                        </w:rPr>
-                        <w:br/>
-                      </w:r>
-                      <w:r>
-                        <w:rPr>
-                          <w:rFonts w:ascii="Arial" w:hAnsi="Arial"/>
-                        </w:rPr>
-                        <w:br/>
-                      </w:r>
-                      <w:r>
-                        <w:rPr>
-                          <w:rFonts w:ascii="Arial" w:hAnsi="Arial"/>
-                        </w:rPr>
-                        <w:br/>
-                      </w:r>
-                      <w:r>
-                        <w:rPr>
-                          <w:rFonts w:ascii="Arial" w:hAnsi="Arial"/>
-                        </w:rPr>
-                        <w:br/>
-                      </w:r>
-                      <w:r>
-                        <w:rPr>
-                          <w:rFonts w:ascii="Arial" w:hAnsi="Arial"/>
-                        </w:rPr>
-                        <w:br/>
-                      </w:r>
-                      <w:r>
-                        <w:rPr>
-                          <w:rFonts w:ascii="Arial" w:hAnsi="Arial"/>
-                        </w:rPr>
-                        <w:br/>
-                      </w:r>
-                      <w:r>
-                        <w:rPr>
-                          <w:rFonts w:ascii="Arial" w:hAnsi="Arial"/>
-                        </w:rPr>
-                        <w:br/>
-                      </w:r>
-                      <w:r>
-                        <w:rPr>
-                          <w:rFonts w:ascii="Arial" w:hAnsi="Arial"/>
-                        </w:rPr>
-                        <w:br/>
-                      </w:r>
-                      <w:r>
-                        <w:rPr>
-                          <w:rFonts w:ascii="Arial" w:hAnsi="Arial"/>
-                        </w:rPr>
-                        <w:br/>
-                      </w:r>
-                      <w:r>
-                        <w:rPr>
-                          <w:rFonts w:ascii="Arial" w:hAnsi="Arial"/>
-                        </w:rPr>
-                        <w:br/>
-                      </w:r>
-                      <w:r>
-                        <w:rPr>
-                          <w:rFonts w:ascii="Arial" w:hAnsi="Arial"/>
-                        </w:rPr>
-                        <w:br/>
-                      </w:r>
-                      <w:r>
-                        <w:rPr>
-                          <w:rFonts w:ascii="Arial" w:hAnsi="Arial"/>
-                        </w:rPr>
-                        <w:br/>
+                        <w:t>{quoteIdLine}</w:t>
                       </w:r>
                     </w:p>
-                    <w:p>
-                      <w:pPr>
-                        <w:rPr>
-                          <w:rFonts w:ascii="Arial" w:hAnsi="Arial"/>
-                        </w:rPr>
-                      </w:pPr>
-                    </w:p>
-                    <w:p>
-                      <w:pPr>
-                        <w:rPr>
-                          <w:rFonts w:ascii="Arial" w:hAnsi="Arial"/>
-                        </w:rPr>
-                      </w:pPr>
-                    </w:p>
-                    <w:p>
-                      <w:pPr>
-                        <w:rPr>
-                          <w:rFonts w:ascii="Arial" w:hAnsi="Arial"/>
-                        </w:rPr>
-                      </w:pPr>
-                    </w:p>
-                    <w:p>
-                      <w:pPr>
-                        <w:rPr>
-                          <w:rFonts w:ascii="Arial" w:hAnsi="Arial"/>
-                        </w:rPr>
-                      </w:pPr>
-                      <w:proofErr w:type="spellStart"/>
-                      <w:r>
-                        <w:rPr>
-                          <w:rFonts w:ascii="Arial" w:hAnsi="Arial"/>
-                        </w:rPr>
-                        <w:t>Asdasdasd</w:t>
-                      </w:r>
-                      <w:proofErr w:type="spellEnd"/>
-                    </w:p>
-                    <w:p>
-                      <w:pPr>
-                        <w:rPr>
-                          <w:rFonts w:ascii="Arial" w:hAnsi="Arial"/>
-                        </w:rPr>
-                      </w:pPr>
-                    </w:p>
-                    <w:p>
-                      <w:pPr>
-                        <w:rPr>
-                          <w:rFonts w:ascii="Arial" w:hAnsi="Arial"/>
-                        </w:rPr>
-                      </w:pPr>
-                      <w:proofErr w:type="spellStart"/>
-                      <w:r>
-                        <w:rPr>
-                          <w:rFonts w:ascii="Arial" w:hAnsi="Arial"/>
-                        </w:rPr>
-                        <w:t>asdasd</w:t>
-                      </w:r>
-                      <w:proofErr w:type="spellEnd"/>
-                    </w:p>
-                    <w:p>
-                      <w:pPr>
-                        <w:rPr>
-                          <w:rFonts w:ascii="Arial" w:hAnsi="Arial"/>
-                        </w:rPr>
-                      </w:pPr>
-                    </w:p>
-                    <w:p>
-                      <w:pPr>
-                        <w:rPr>
-                          <w:rFonts w:ascii="Arial" w:hAnsi="Arial"/>
-                        </w:rPr>
-                      </w:pPr>
-                    </w:p>
-                    <w:p>
-                      <w:pPr>
-                        <w:rPr>
-                          <w:rFonts w:ascii="Arial" w:hAnsi="Arial"/>
-                        </w:rPr>
-                      </w:pPr>
-                    </w:p>
-                    <w:p>
-                      <w:pPr>
-                        <w:rPr>
-                          <w:rFonts w:ascii="Arial" w:hAnsi="Arial"/>
-                        </w:rPr>
-                      </w:pPr>
-                      <w:proofErr w:type="spellStart"/>
-                      <w:r>
-                        <w:rPr>
-                          <w:rFonts w:ascii="Arial" w:hAnsi="Arial"/>
-                        </w:rPr>
-                        <w:t>asdsdadasd</w:t>
-                      </w:r>
-                      <w:proofErr w:type="spellEnd"/>
-                    </w:p>
-                    <w:p>
-                      <w:pPr>
-                        <w:pStyle w:val="CoverSubtitle0"/>
-                        <w:rPr>
-                          <w:rFonts w:ascii="Arial" w:hAnsi="Arial"/>
-                        </w:rPr>
-                      </w:pPr>
-                    </w:p>
-                    <w:p/>
                   </w:txbxContent>
                 </v:textbox>
                 <w10:wrap type="topAndBottom" anchorx="page" anchory="page"/>
@@ -816,10 +390,70 @@
       <w:r>
         <w:rPr>
           <w:noProof/>
+        </w:rPr>
+        <w:drawing>
+          <wp:anchor distT="0" distB="0" distL="114300" distR="114300" simplePos="0" relativeHeight="251660288" behindDoc="0" locked="0" layoutInCell="1" allowOverlap="1" wp14:anchorId="763CF2E7" wp14:editId="47B82414">
+            <wp:simplePos x="0" y="0"/>
+            <wp:positionH relativeFrom="page">
+              <wp:posOffset>357505</wp:posOffset>
+            </wp:positionH>
+            <wp:positionV relativeFrom="page">
+              <wp:posOffset>595961</wp:posOffset>
+            </wp:positionV>
+            <wp:extent cx="1057910" cy="342016"/>
+            <wp:effectExtent l="0" t="0" r="0" b="1270"/>
+            <wp:wrapNone/>
+            <wp:docPr id="1974513656" name="Picture 10" descr="A black background with a black square&#10;&#10;AI-generated content may be incorrect."/>
+            <wp:cNvGraphicFramePr>
+              <a:graphicFrameLocks xmlns:a="http://schemas.openxmlformats.org/drawingml/2006/main" noChangeAspect="1"/>
+            </wp:cNvGraphicFramePr>
+            <a:graphic xmlns:a="http://schemas.openxmlformats.org/drawingml/2006/main">
+              <a:graphicData uri="http://schemas.openxmlformats.org/drawingml/2006/picture">
+                <pic:pic xmlns:pic="http://schemas.openxmlformats.org/drawingml/2006/picture">
+                  <pic:nvPicPr>
+                    <pic:cNvPr id="1211909467" name="Picture 10" descr="A black background with a black square&#10;&#10;AI-generated content may be incorrect."/>
+                    <pic:cNvPicPr/>
+                  </pic:nvPicPr>
+                  <pic:blipFill>
+                    <a:blip r:embed="rId11" cstate="print">
+                      <a:extLst>
+                        <a:ext uri="{28A0092B-C50C-407E-A947-70E740481C1C}">
+                          <a14:useLocalDpi xmlns:a14="http://schemas.microsoft.com/office/drawing/2010/main" val="0"/>
+                        </a:ext>
+                      </a:extLst>
+                    </a:blip>
+                    <a:stretch>
+                      <a:fillRect/>
+                    </a:stretch>
+                  </pic:blipFill>
+                  <pic:spPr>
+                    <a:xfrm>
+                      <a:off x="0" y="0"/>
+                      <a:ext cx="1057910" cy="342016"/>
+                    </a:xfrm>
+                    <a:prstGeom prst="rect">
+                      <a:avLst/>
+                    </a:prstGeom>
+                  </pic:spPr>
+                </pic:pic>
+              </a:graphicData>
+            </a:graphic>
+            <wp14:sizeRelH relativeFrom="margin">
+              <wp14:pctWidth>0</wp14:pctWidth>
+            </wp14:sizeRelH>
+            <wp14:sizeRelV relativeFrom="margin">
+              <wp14:pctHeight>0</wp14:pctHeight>
+            </wp14:sizeRelV>
+          </wp:anchor>
+        </w:drawing>
+      </w:r>
+      <w:r>
+        <w:rPr>
+          <w:noProof/>
           <w:szCs w:val="30"/>
         </w:rPr>
         <w:drawing>
-          <wp:anchor distT="0" distB="0" distL="114300" distR="114300" simplePos="0" relativeHeight="251659264" behindDoc="1" locked="0" layoutInCell="1" allowOverlap="1" wp14:anchorId="1CBF1985" wp14:editId="238A4094">
+          <wp:anchor distT="0" distB="0" distL="114300" distR="114300" simplePos="0" relativeHeight="251659264" behindDoc="1" locked="0" layoutInCell="1" allowOverlap="1" wp14:anchorId="1CBF1985" wp14:editId="7B7F5546">
             <wp:simplePos x="0" y="0"/>
             <wp:positionH relativeFrom="page">
               <wp:posOffset>21102</wp:posOffset>
@@ -842,7 +476,7 @@
                     <pic:cNvPicPr/>
                   </pic:nvPicPr>
                   <pic:blipFill>
-                    <a:blip r:embed="rId11" cstate="print">
+                    <a:blip r:embed="rId12" cstate="print">
                       <a:extLst>
                         <a:ext uri="{28A0092B-C50C-407E-A947-70E740481C1C}">
                           <a14:useLocalDpi xmlns:a14="http://schemas.microsoft.com/office/drawing/2010/main" val="0"/>
@@ -998,25 +632,7 @@
                           <w:sz w:val="16"/>
                           <w:szCs w:val="16"/>
                         </w:rPr>
-                        <w:t>{</w:t>
-                      </w:r>
-                      <w:proofErr w:type="spellStart"/>
-                      <w:r>
-                        <w:rPr>
-                          <w:rFonts w:ascii="Arial" w:hAnsi="Arial"/>
-                          <w:sz w:val="16"/>
-                          <w:szCs w:val="16"/>
-                        </w:rPr>
-                        <w:t>statementHeader</w:t>
-                      </w:r>
-                      <w:proofErr w:type="spellEnd"/>
-                      <w:r>
-                        <w:rPr>
-                          <w:rFonts w:ascii="Arial" w:hAnsi="Arial"/>
-                          <w:sz w:val="16"/>
-                          <w:szCs w:val="16"/>
-                        </w:rPr>
-                        <w:t>}</w:t>
+                        <w:t>{statementHeader}</w:t>
                       </w:r>
                     </w:p>
                     <w:p>
@@ -6814,8 +6430,35 @@
         <w:rPr>
           <w:rFonts w:ascii="Arial" w:hAnsi="Arial" w:cs="Arial"/>
         </w:rPr>
-        <w:t>No modules assigned to this section.{/hasModules}</w:t>
+        <w:t xml:space="preserve">No modules assigned to this </w:t>
       </w:r>
+      <w:proofErr w:type="gramStart"/>
+      <w:r>
+        <w:rPr>
+          <w:rFonts w:ascii="Arial" w:hAnsi="Arial" w:cs="Arial"/>
+        </w:rPr>
+        <w:t>section.{</w:t>
+      </w:r>
+      <w:proofErr w:type="gramEnd"/>
+      <w:r>
+        <w:rPr>
+          <w:rFonts w:ascii="Arial" w:hAnsi="Arial" w:cs="Arial"/>
+        </w:rPr>
+        <w:t>/hasModules}</w:t>
+      </w:r>
+    </w:p>
+    <w:p>
+      <w:pPr>
+        <w:spacing w:after="0" w:line="240" w:lineRule="auto"/>
+        <w:rPr>
+          <w:rFonts w:ascii="Arial" w:eastAsia="Times New Roman" w:hAnsi="Arial" w:cs="Arial"/>
+          <w:sz w:val="30"/>
+          <w:szCs w:val="32"/>
+        </w:rPr>
+      </w:pPr>
+      <w:bookmarkStart w:id="32" w:name="_Toc219402269"/>
+      <w:bookmarkStart w:id="33" w:name="_Toc219402535"/>
+      <w:bookmarkStart w:id="34" w:name="_Toc219417919"/>
       <w:r>
         <w:rPr>
           <w:rFonts w:ascii="Arial" w:hAnsi="Arial" w:cs="Arial"/>
@@ -6835,25 +6478,86 @@
           <w:rFonts w:ascii="Arial" w:hAnsi="Arial" w:cs="Arial"/>
         </w:rPr>
       </w:pPr>
-      <w:bookmarkStart w:id="32" w:name="_Toc219402269"/>
-      <w:bookmarkStart w:id="33" w:name="_Toc219402535"/>
-      <w:bookmarkStart w:id="34" w:name="_Toc219417919"/>
       <w:r>
         <w:rPr>
           <w:rFonts w:ascii="Arial" w:hAnsi="Arial" w:cs="Arial"/>
         </w:rPr>
         <w:lastRenderedPageBreak/>
-        <w:t>{/sections}{^hasSections}No sections found.{/hasSections}</w:t>
+        <w:t>{/</w:t>
+      </w:r>
+      <w:proofErr w:type="gramStart"/>
+      <w:r>
+        <w:rPr>
+          <w:rFonts w:ascii="Arial" w:hAnsi="Arial" w:cs="Arial"/>
+        </w:rPr>
+        <w:t>sections}{</w:t>
+      </w:r>
+      <w:proofErr w:type="gramEnd"/>
+      <w:r>
+        <w:rPr>
+          <w:rFonts w:ascii="Arial" w:hAnsi="Arial" w:cs="Arial"/>
+        </w:rPr>
+        <w:t>^</w:t>
+      </w:r>
+      <w:proofErr w:type="spellStart"/>
+      <w:proofErr w:type="gramStart"/>
+      <w:r>
+        <w:rPr>
+          <w:rFonts w:ascii="Arial" w:hAnsi="Arial" w:cs="Arial"/>
+        </w:rPr>
+        <w:t>hasSections</w:t>
+      </w:r>
+      <w:proofErr w:type="spellEnd"/>
+      <w:r>
+        <w:rPr>
+          <w:rFonts w:ascii="Arial" w:hAnsi="Arial" w:cs="Arial"/>
+        </w:rPr>
+        <w:t>}No</w:t>
+      </w:r>
+      <w:proofErr w:type="gramEnd"/>
+      <w:r>
+        <w:rPr>
+          <w:rFonts w:ascii="Arial" w:hAnsi="Arial" w:cs="Arial"/>
+        </w:rPr>
+        <w:t xml:space="preserve"> sections </w:t>
+      </w:r>
+      <w:proofErr w:type="gramStart"/>
+      <w:r>
+        <w:rPr>
+          <w:rFonts w:ascii="Arial" w:hAnsi="Arial" w:cs="Arial"/>
+        </w:rPr>
+        <w:t>found.{</w:t>
+      </w:r>
+      <w:proofErr w:type="gramEnd"/>
+      <w:r>
+        <w:rPr>
+          <w:rFonts w:ascii="Arial" w:hAnsi="Arial" w:cs="Arial"/>
+        </w:rPr>
+        <w:t>/</w:t>
+      </w:r>
+      <w:proofErr w:type="spellStart"/>
+      <w:r>
+        <w:rPr>
+          <w:rFonts w:ascii="Arial" w:hAnsi="Arial" w:cs="Arial"/>
+        </w:rPr>
+        <w:t>hasSections</w:t>
+      </w:r>
+      <w:proofErr w:type="spellEnd"/>
+      <w:r>
+        <w:rPr>
+          <w:rFonts w:ascii="Arial" w:hAnsi="Arial" w:cs="Arial"/>
+        </w:rPr>
+        <w:t>}</w:t>
       </w:r>
       <w:bookmarkEnd w:id="32"/>
       <w:bookmarkEnd w:id="33"/>
       <w:bookmarkEnd w:id="34"/>
     </w:p>
     <w:sectPr>
-      <w:headerReference w:type="even" r:id="rId12"/>
-      <w:headerReference w:type="default" r:id="rId13"/>
-      <w:footerReference w:type="default" r:id="rId14"/>
-      <w:headerReference w:type="first" r:id="rId15"/>
+      <w:headerReference w:type="even" r:id="rId13"/>
+      <w:headerReference w:type="default" r:id="rId14"/>
+      <w:footerReference w:type="default" r:id="rId15"/>
+      <w:headerReference w:type="first" r:id="rId16"/>
       <w:type w:val="continuous"/>
       <w:pgSz w:w="11906" w:h="16838" w:code="9"/>
       <w:pgMar w:top="794" w:right="794" w:bottom="1021" w:left="794" w:header="0" w:footer="144" w:gutter="0"/>
@@ -6908,12 +6612,14 @@
       </w:rPr>
       <w:t>{</w:t>
     </w:r>
+    <w:proofErr w:type="spellStart"/>
     <w:r>
       <w:rPr>
         <w:rFonts w:ascii="Arial" w:hAnsi="Arial"/>
       </w:rPr>
       <w:t>statementHeader</w:t>
     </w:r>
+    <w:proofErr w:type="spellEnd"/>
     <w:r>
       <w:rPr>
         <w:rFonts w:ascii="Arial" w:hAnsi="Arial"/>
@@ -7009,6 +6715,42 @@
     <w:pPr>
       <w:pStyle w:val="Header"/>
     </w:pPr>
+    <w:r>
+      <w:rPr>
+        <w:noProof/>
+      </w:rPr>
+      <w:pict w14:anchorId="35DE6F18">
+        <v:shapetype id="_x0000_t136" coordsize="21600,21600" o:spt="136" adj="10800" path="m@7,l@8,m@5,21600l@6,21600e">
+          <v:formulas>
+            <v:f eqn="sum #0 0 10800"/>
+            <v:f eqn="prod #0 2 1"/>
+            <v:f eqn="sum 21600 0 @1"/>
+            <v:f eqn="sum 0 0 @2"/>
+            <v:f eqn="sum 21600 0 @3"/>
+            <v:f eqn="if @0 @3 0"/>
+            <v:f eqn="if @0 21600 @1"/>
+            <v:f eqn="if @0 0 @2"/>
+            <v:f eqn="if @0 @4 21600"/>
+            <v:f eqn="mid @5 @6"/>
+            <v:f eqn="mid @8 @5"/>
+            <v:f eqn="mid @7 @8"/>
+            <v:f eqn="mid @6 @7"/>
+            <v:f eqn="sum @6 0 @5"/>
+          </v:formulas>
+          <v:path textpathok="t" o:connecttype="custom" o:connectlocs="@9,0;@10,10800;@11,21600;@12,10800" o:connectangles="270,180,90,0"/>
+          <v:textpath on="t" fitshape="t"/>
+          <v:handles>
+            <v:h position="#0,bottomRight" xrange="6629,14971"/>
+          </v:handles>
+          <o:lock v:ext="edit" text="t" shapetype="t"/>
+        </v:shapetype>
+        <v:shape id="PowerPlusWaterMarkObject75078344" o:spid="_x0000_s1027" type="#_x0000_t136" style="position:absolute;left:0;text-align:left;margin-left:0;margin-top:0;width:480pt;height:161pt;rotation:315;z-index:-251655168;mso-position-horizontal:center;mso-position-horizontal-relative:margin;mso-position-vertical:center;mso-position-vertical-relative:margin" o:allowincell="f" fillcolor="silver" stroked="f">
+          <v:fill opacity=".5"/>
+          <v:textpath style="font-family:&quot;Arial&quot;;font-size:2in" string="DRAFT"/>
+          <w10:wrap anchorx="margin" anchory="margin"/>
+        </v:shape>
+      </w:pict>
+    </w:r>
   </w:p>
   <w:p>
     <w:pPr>
@@ -7038,6 +6780,42 @@
       </w:numPr>
       <w:ind w:left="432"/>
     </w:pPr>
+    <w:r>
+      <w:rPr>
+        <w:noProof/>
+      </w:rPr>
+      <w:pict w14:anchorId="70E35649">
+        <v:shapetype id="_x0000_t136" coordsize="21600,21600" o:spt="136" adj="10800" path="m@7,l@8,m@5,21600l@6,21600e">
+          <v:formulas>
+            <v:f eqn="sum #0 0 10800"/>
+            <v:f eqn="prod #0 2 1"/>
+            <v:f eqn="sum 21600 0 @1"/>
+            <v:f eqn="sum 0 0 @2"/>
+            <v:f eqn="sum 21600 0 @3"/>
+            <v:f eqn="if @0 @3 0"/>
+            <v:f eqn="if @0 21600 @1"/>
+            <v:f eqn="if @0 0 @2"/>
+            <v:f eqn="if @0 @4 21600"/>
+            <v:f eqn="mid @5 @6"/>
+            <v:f eqn="mid @8 @5"/>
+            <v:f eqn="mid @7 @8"/>
+            <v:f eqn="mid @6 @7"/>
+            <v:f eqn="sum @6 0 @5"/>
+          </v:formulas>
+          <v:path textpathok="t" o:connecttype="custom" o:connectlocs="@9,0;@10,10800;@11,21600;@12,10800" o:connectangles="270,180,90,0"/>
+          <v:textpath on="t" fitshape="t"/>
+          <v:handles>
+            <v:h position="#0,bottomRight" xrange="6629,14971"/>
+          </v:handles>
+          <o:lock v:ext="edit" text="t" shapetype="t"/>
+        </v:shapetype>
+        <v:shape id="PowerPlusWaterMarkObject75078345" o:spid="_x0000_s1028" type="#_x0000_t136" style="position:absolute;left:0;text-align:left;margin-left:0;margin-top:0;width:480pt;height:161pt;rotation:315;z-index:-251653120;mso-position-horizontal:center;mso-position-horizontal-relative:margin;mso-position-vertical:center;mso-position-vertical-relative:margin" o:allowincell="f" fillcolor="silver" stroked="f">
+          <v:fill opacity=".5"/>
+          <v:textpath style="font-family:&quot;Arial&quot;;font-size:2in" string="DRAFT"/>
+          <w10:wrap anchorx="margin" anchory="margin"/>
+        </v:shape>
+      </w:pict>
+    </w:r>
   </w:p>
 </w:hdr>
 </file>
@@ -7054,6 +6832,42 @@
       </w:rPr>
     </w:pPr>
     <w:bookmarkStart w:id="35" w:name="_Hlk110724510"/>
+    <w:r>
+      <w:rPr>
+        <w:noProof/>
+      </w:rPr>
+      <w:pict w14:anchorId="311E83D7">
+        <v:shapetype id="_x0000_t136" coordsize="21600,21600" o:spt="136" adj="10800" path="m@7,l@8,m@5,21600l@6,21600e">
+          <v:formulas>
+            <v:f eqn="sum #0 0 10800"/>
+            <v:f eqn="prod #0 2 1"/>
+            <v:f eqn="sum 21600 0 @1"/>
+            <v:f eqn="sum 0 0 @2"/>
+            <v:f eqn="sum 21600 0 @3"/>
+            <v:f eqn="if @0 @3 0"/>
+            <v:f eqn="if @0 21600 @1"/>
+            <v:f eqn="if @0 0 @2"/>
+            <v:f eqn="if @0 @4 21600"/>
+            <v:f eqn="mid @5 @6"/>
+            <v:f eqn="mid @8 @5"/>
+            <v:f eqn="mid @7 @8"/>
+            <v:f eqn="mid @6 @7"/>
+            <v:f eqn="sum @6 0 @5"/>
+          </v:formulas>
+          <v:path textpathok="t" o:connecttype="custom" o:connectlocs="@9,0;@10,10800;@11,21600;@12,10800" o:connectangles="270,180,90,0"/>
+          <v:textpath on="t" fitshape="t"/>
+          <v:handles>
+            <v:h position="#0,bottomRight" xrange="6629,14971"/>
+          </v:handles>
+          <o:lock v:ext="edit" text="t" shapetype="t"/>
+        </v:shapetype>
+        <v:shape id="PowerPlusWaterMarkObject75078343" o:spid="_x0000_s1026" type="#_x0000_t136" style="position:absolute;margin-left:0;margin-top:0;width:480pt;height:161pt;rotation:315;z-index:-251657216;mso-position-horizontal:center;mso-position-horizontal-relative:margin;mso-position-vertical:center;mso-position-vertical-relative:margin" o:allowincell="f" fillcolor="silver" stroked="f">
+          <v:fill opacity=".5"/>
+          <v:textpath style="font-family:&quot;Arial&quot;;font-size:2in" string="DRAFT"/>
+          <w10:wrap anchorx="margin" anchory="margin"/>
+        </v:shape>
+      </w:pict>
+    </w:r>
     <w:r>
       <w:rPr>
         <w:rStyle w:val="HPESemibold"/>
@@ -7079,1179 +6893,6 @@
 <file path=word/numbering.xml><?xml version="1.0" encoding="utf-8"?>
 <w:numbering xmlns:wpc="http://schemas.microsoft.com/office/word/2010/wordprocessingCanvas" xmlns:cx="http://schemas.microsoft.com/office/drawing/2014/chartex" xmlns:cx1="http://schemas.microsoft.com/office/drawing/2015/9/8/chartex" xmlns:cx2="http://schemas.microsoft.com/office/drawing/2015/10/21/chartex" xmlns:cx3="http://schemas.microsoft.com/office/drawing/2016/5/9/chartex" xmlns:cx4="http://schemas.microsoft.com/office/drawing/2016/5/10/chartex" xmlns:cx5="http://schemas.microsoft.com/office/drawing/2016/5/11/chartex" xmlns:cx6="http://schemas.microsoft.com/office/drawing/2016/5/12/chartex" xmlns:cx7="http://schemas.microsoft.com/office/drawing/2016/5/13/chartex" xmlns:cx8="http://schemas.microsoft.com/office/drawing/2016/5/14/chartex" xmlns:mc="http://schemas.openxmlformats.org/markup-compatibility/2006" xmlns:aink="http://schemas.microsoft.com/office/drawing/2016/ink" xmlns:am3d="http://schemas.microsoft.com/office/drawing/2017/model3d" xmlns:o="urn:schemas-microsoft-com:office:office" xmlns:oel="http://schemas.microsoft.com/office/2019/extlst" xmlns:r="http://schemas.openxmlformats.org/officeDocument/2006/relationships" xmlns:m="http://schemas.openxmlformats.org/officeDocument/2006/math" xmlns:v="urn:schemas-microsoft-com:vml" xmlns:wp14="http://schemas.microsoft.com/office/word/2010/wordprocessingDrawing" xmlns:wp="http://schemas.openxmlformats.org/drawingml/2006/wordprocessingDrawing" xmlns:w10="urn:schemas-microsoft-com:office:word" xmlns:w="http://schemas.openxmlformats.org/wordprocessingml/2006/main" xmlns:w14="http://schemas.microsoft.com/office/word/2010/wordml" xmlns:w15="http://schemas.microsoft.com/office/word/2012/wordml" xmlns:w16cex="http://schemas.microsoft.com/office/word/2018/wordml/cex" xmlns:w16cid="http://schemas.microsoft.com/office/word/2016/wordml/cid" xmlns:w16="http://schemas.microsoft.com/office/word/2018/wordml" xmlns:w16du="http://schemas.microsoft.com/office/word/2023/wordml/word16du" xmlns:w16sdtdh="http://schemas.microsoft.com/office/word/2020/wordml/sdtdatahash" xmlns:w16sdtfl="http://schemas.microsoft.com/office/word/2024/wordml/sdtformatlock" xmlns:w16se="http://schemas.microsoft.com/office/word/2015/wordml/symex" xmlns:wpg="http://schemas.microsoft.com/office/word/2010/wordprocessingGroup" xmlns:wpi="http://schemas.microsoft.com/office/word/2010/wordprocessingInk" xmlns:wne="http://schemas.microsoft.com/office/word/2006/wordml" xmlns:wps="http://schemas.microsoft.com/office/word/2010/wordprocessingShape" mc:Ignorable="w14 w15 w16se w16cid w16 w16cex w16sdtdh w16sdtfl w16du wp14">
   <w:abstractNum w:abstractNumId="0" w15:restartNumberingAfterBreak="0">
-    <w:nsid w:val="007E00B2"/>
-    <w:multiLevelType w:val="multilevel"/>
-    <w:tmpl w:val="CC60011A"/>
-    <w:numStyleLink w:val="ListHPEBullet"/>
-  </w:abstractNum>
-  <w:abstractNum w:abstractNumId="1" w15:restartNumberingAfterBreak="0">
-    <w:nsid w:val="0366207C"/>
-    <w:multiLevelType w:val="hybridMultilevel"/>
-    <w:tmpl w:val="C4C2DD4E"/>
-    <w:lvl w:ilvl="0" w:tplc="F6581E9E">
-      <w:start w:val="1"/>
-      <w:numFmt w:val="decimal"/>
-      <w:lvlText w:val="%1.1"/>
-      <w:lvlJc w:val="left"/>
-      <w:pPr>
-        <w:ind w:left="360" w:hanging="360"/>
-      </w:pPr>
-      <w:rPr>
-        <w:rFonts w:hint="default"/>
-      </w:rPr>
-    </w:lvl>
-    <w:lvl w:ilvl="1" w:tplc="40090019" w:tentative="1">
-      <w:start w:val="1"/>
-      <w:numFmt w:val="lowerLetter"/>
-      <w:lvlText w:val="%2."/>
-      <w:lvlJc w:val="left"/>
-      <w:pPr>
-        <w:ind w:left="1080" w:hanging="360"/>
-      </w:pPr>
-    </w:lvl>
-    <w:lvl w:ilvl="2" w:tplc="4009001B" w:tentative="1">
-      <w:start w:val="1"/>
-      <w:numFmt w:val="lowerRoman"/>
-      <w:lvlText w:val="%3."/>
-      <w:lvlJc w:val="right"/>
-      <w:pPr>
-        <w:ind w:left="1800" w:hanging="180"/>
-      </w:pPr>
-    </w:lvl>
-    <w:lvl w:ilvl="3" w:tplc="4009000F" w:tentative="1">
-      <w:start w:val="1"/>
-      <w:numFmt w:val="decimal"/>
-      <w:lvlText w:val="%4."/>
-      <w:lvlJc w:val="left"/>
-      <w:pPr>
-        <w:ind w:left="2520" w:hanging="360"/>
-      </w:pPr>
-    </w:lvl>
-    <w:lvl w:ilvl="4" w:tplc="40090019" w:tentative="1">
-      <w:start w:val="1"/>
-      <w:numFmt w:val="lowerLetter"/>
-      <w:lvlText w:val="%5."/>
-      <w:lvlJc w:val="left"/>
-      <w:pPr>
-        <w:ind w:left="3240" w:hanging="360"/>
-      </w:pPr>
-    </w:lvl>
-    <w:lvl w:ilvl="5" w:tplc="4009001B" w:tentative="1">
-      <w:start w:val="1"/>
-      <w:numFmt w:val="lowerRoman"/>
-      <w:lvlText w:val="%6."/>
-      <w:lvlJc w:val="right"/>
-      <w:pPr>
-        <w:ind w:left="3960" w:hanging="180"/>
-      </w:pPr>
-    </w:lvl>
-    <w:lvl w:ilvl="6" w:tplc="4009000F" w:tentative="1">
-      <w:start w:val="1"/>
-      <w:numFmt w:val="decimal"/>
-      <w:lvlText w:val="%7."/>
-      <w:lvlJc w:val="left"/>
-      <w:pPr>
-        <w:ind w:left="4680" w:hanging="360"/>
-      </w:pPr>
-    </w:lvl>
-    <w:lvl w:ilvl="7" w:tplc="40090019" w:tentative="1">
-      <w:start w:val="1"/>
-      <w:numFmt w:val="lowerLetter"/>
-      <w:lvlText w:val="%8."/>
-      <w:lvlJc w:val="left"/>
-      <w:pPr>
-        <w:ind w:left="5400" w:hanging="360"/>
-      </w:pPr>
-    </w:lvl>
-    <w:lvl w:ilvl="8" w:tplc="4009001B" w:tentative="1">
-      <w:start w:val="1"/>
-      <w:numFmt w:val="lowerRoman"/>
-      <w:lvlText w:val="%9."/>
-      <w:lvlJc w:val="right"/>
-      <w:pPr>
-        <w:ind w:left="6120" w:hanging="180"/>
-      </w:pPr>
-    </w:lvl>
-  </w:abstractNum>
-  <w:abstractNum w:abstractNumId="2" w15:restartNumberingAfterBreak="0">
-    <w:nsid w:val="0843362F"/>
-    <w:multiLevelType w:val="hybridMultilevel"/>
-    <w:tmpl w:val="EBAA5FF8"/>
-    <w:lvl w:ilvl="0" w:tplc="40090001">
-      <w:start w:val="1"/>
-      <w:numFmt w:val="bullet"/>
-      <w:lvlText w:val=""/>
-      <w:lvlJc w:val="left"/>
-      <w:pPr>
-        <w:ind w:left="720" w:hanging="360"/>
-      </w:pPr>
-      <w:rPr>
-        <w:rFonts w:ascii="Symbol" w:hAnsi="Symbol" w:hint="default"/>
-      </w:rPr>
-    </w:lvl>
-    <w:lvl w:ilvl="1" w:tplc="40090003" w:tentative="1">
-      <w:start w:val="1"/>
-      <w:numFmt w:val="bullet"/>
-      <w:lvlText w:val="o"/>
-      <w:lvlJc w:val="left"/>
-      <w:pPr>
-        <w:ind w:left="1440" w:hanging="360"/>
-      </w:pPr>
-      <w:rPr>
-        <w:rFonts w:ascii="Courier New" w:hAnsi="Courier New" w:cs="Courier New" w:hint="default"/>
-      </w:rPr>
-    </w:lvl>
-    <w:lvl w:ilvl="2" w:tplc="40090005" w:tentative="1">
-      <w:start w:val="1"/>
-      <w:numFmt w:val="bullet"/>
-      <w:lvlText w:val=""/>
-      <w:lvlJc w:val="left"/>
-      <w:pPr>
-        <w:ind w:left="2160" w:hanging="360"/>
-      </w:pPr>
-      <w:rPr>
-        <w:rFonts w:ascii="Wingdings" w:hAnsi="Wingdings" w:hint="default"/>
-      </w:rPr>
-    </w:lvl>
-    <w:lvl w:ilvl="3" w:tplc="40090001" w:tentative="1">
-      <w:start w:val="1"/>
-      <w:numFmt w:val="bullet"/>
-      <w:lvlText w:val=""/>
-      <w:lvlJc w:val="left"/>
-      <w:pPr>
-        <w:ind w:left="2880" w:hanging="360"/>
-      </w:pPr>
-      <w:rPr>
-        <w:rFonts w:ascii="Symbol" w:hAnsi="Symbol" w:hint="default"/>
-      </w:rPr>
-    </w:lvl>
-    <w:lvl w:ilvl="4" w:tplc="40090003" w:tentative="1">
-      <w:start w:val="1"/>
-      <w:numFmt w:val="bullet"/>
-      <w:lvlText w:val="o"/>
-      <w:lvlJc w:val="left"/>
-      <w:pPr>
-        <w:ind w:left="3600" w:hanging="360"/>
-      </w:pPr>
-      <w:rPr>
-        <w:rFonts w:ascii="Courier New" w:hAnsi="Courier New" w:cs="Courier New" w:hint="default"/>
-      </w:rPr>
-    </w:lvl>
-    <w:lvl w:ilvl="5" w:tplc="40090005" w:tentative="1">
-      <w:start w:val="1"/>
-      <w:numFmt w:val="bullet"/>
-      <w:lvlText w:val=""/>
-      <w:lvlJc w:val="left"/>
-      <w:pPr>
-        <w:ind w:left="4320" w:hanging="360"/>
-      </w:pPr>
-      <w:rPr>
-        <w:rFonts w:ascii="Wingdings" w:hAnsi="Wingdings" w:hint="default"/>
-      </w:rPr>
-    </w:lvl>
-    <w:lvl w:ilvl="6" w:tplc="40090001" w:tentative="1">
-      <w:start w:val="1"/>
-      <w:numFmt w:val="bullet"/>
-      <w:lvlText w:val=""/>
-      <w:lvlJc w:val="left"/>
-      <w:pPr>
-        <w:ind w:left="5040" w:hanging="360"/>
-      </w:pPr>
-      <w:rPr>
-        <w:rFonts w:ascii="Symbol" w:hAnsi="Symbol" w:hint="default"/>
-      </w:rPr>
-    </w:lvl>
-    <w:lvl w:ilvl="7" w:tplc="40090003" w:tentative="1">
-      <w:start w:val="1"/>
-      <w:numFmt w:val="bullet"/>
-      <w:lvlText w:val="o"/>
-      <w:lvlJc w:val="left"/>
-      <w:pPr>
-        <w:ind w:left="5760" w:hanging="360"/>
-      </w:pPr>
-      <w:rPr>
-        <w:rFonts w:ascii="Courier New" w:hAnsi="Courier New" w:cs="Courier New" w:hint="default"/>
-      </w:rPr>
-    </w:lvl>
-    <w:lvl w:ilvl="8" w:tplc="40090005" w:tentative="1">
-      <w:start w:val="1"/>
-      <w:numFmt w:val="bullet"/>
-      <w:lvlText w:val=""/>
-      <w:lvlJc w:val="left"/>
-      <w:pPr>
-        <w:ind w:left="6480" w:hanging="360"/>
-      </w:pPr>
-      <w:rPr>
-        <w:rFonts w:ascii="Wingdings" w:hAnsi="Wingdings" w:hint="default"/>
-      </w:rPr>
-    </w:lvl>
-  </w:abstractNum>
-  <w:abstractNum w:abstractNumId="3" w15:restartNumberingAfterBreak="0">
-    <w:nsid w:val="084864F7"/>
-    <w:multiLevelType w:val="hybridMultilevel"/>
-    <w:tmpl w:val="E1366034"/>
-    <w:lvl w:ilvl="0" w:tplc="40090001">
-      <w:start w:val="1"/>
-      <w:numFmt w:val="bullet"/>
-      <w:lvlText w:val=""/>
-      <w:lvlJc w:val="left"/>
-      <w:pPr>
-        <w:ind w:left="1440" w:hanging="1080"/>
-      </w:pPr>
-      <w:rPr>
-        <w:rFonts w:ascii="Symbol" w:hAnsi="Symbol" w:hint="default"/>
-      </w:rPr>
-    </w:lvl>
-    <w:lvl w:ilvl="1" w:tplc="FFFFFFFF" w:tentative="1">
-      <w:start w:val="1"/>
-      <w:numFmt w:val="bullet"/>
-      <w:lvlText w:val="o"/>
-      <w:lvlJc w:val="left"/>
-      <w:pPr>
-        <w:ind w:left="1440" w:hanging="360"/>
-      </w:pPr>
-      <w:rPr>
-        <w:rFonts w:ascii="Courier New" w:hAnsi="Courier New" w:cs="Courier New" w:hint="default"/>
-      </w:rPr>
-    </w:lvl>
-    <w:lvl w:ilvl="2" w:tplc="FFFFFFFF" w:tentative="1">
-      <w:start w:val="1"/>
-      <w:numFmt w:val="bullet"/>
-      <w:lvlText w:val=""/>
-      <w:lvlJc w:val="left"/>
-      <w:pPr>
-        <w:ind w:left="2160" w:hanging="360"/>
-      </w:pPr>
-      <w:rPr>
-        <w:rFonts w:ascii="Wingdings" w:hAnsi="Wingdings" w:hint="default"/>
-      </w:rPr>
-    </w:lvl>
-    <w:lvl w:ilvl="3" w:tplc="FFFFFFFF" w:tentative="1">
-      <w:start w:val="1"/>
-      <w:numFmt w:val="bullet"/>
-      <w:lvlText w:val=""/>
-      <w:lvlJc w:val="left"/>
-      <w:pPr>
-        <w:ind w:left="2880" w:hanging="360"/>
-      </w:pPr>
-      <w:rPr>
-        <w:rFonts w:ascii="Symbol" w:hAnsi="Symbol" w:hint="default"/>
-      </w:rPr>
-    </w:lvl>
-    <w:lvl w:ilvl="4" w:tplc="FFFFFFFF" w:tentative="1">
-      <w:start w:val="1"/>
-      <w:numFmt w:val="bullet"/>
-      <w:lvlText w:val="o"/>
-      <w:lvlJc w:val="left"/>
-      <w:pPr>
-        <w:ind w:left="3600" w:hanging="360"/>
-      </w:pPr>
-      <w:rPr>
-        <w:rFonts w:ascii="Courier New" w:hAnsi="Courier New" w:cs="Courier New" w:hint="default"/>
-      </w:rPr>
-    </w:lvl>
-    <w:lvl w:ilvl="5" w:tplc="FFFFFFFF" w:tentative="1">
-      <w:start w:val="1"/>
-      <w:numFmt w:val="bullet"/>
-      <w:lvlText w:val=""/>
-      <w:lvlJc w:val="left"/>
-      <w:pPr>
-        <w:ind w:left="4320" w:hanging="360"/>
-      </w:pPr>
-      <w:rPr>
-        <w:rFonts w:ascii="Wingdings" w:hAnsi="Wingdings" w:hint="default"/>
-      </w:rPr>
-    </w:lvl>
-    <w:lvl w:ilvl="6" w:tplc="FFFFFFFF" w:tentative="1">
-      <w:start w:val="1"/>
-      <w:numFmt w:val="bullet"/>
-      <w:lvlText w:val=""/>
-      <w:lvlJc w:val="left"/>
-      <w:pPr>
-        <w:ind w:left="5040" w:hanging="360"/>
-      </w:pPr>
-      <w:rPr>
-        <w:rFonts w:ascii="Symbol" w:hAnsi="Symbol" w:hint="default"/>
-      </w:rPr>
-    </w:lvl>
-    <w:lvl w:ilvl="7" w:tplc="FFFFFFFF" w:tentative="1">
-      <w:start w:val="1"/>
-      <w:numFmt w:val="bullet"/>
-      <w:lvlText w:val="o"/>
-      <w:lvlJc w:val="left"/>
-      <w:pPr>
-        <w:ind w:left="5760" w:hanging="360"/>
-      </w:pPr>
-      <w:rPr>
-        <w:rFonts w:ascii="Courier New" w:hAnsi="Courier New" w:cs="Courier New" w:hint="default"/>
-      </w:rPr>
-    </w:lvl>
-    <w:lvl w:ilvl="8" w:tplc="FFFFFFFF" w:tentative="1">
-      <w:start w:val="1"/>
-      <w:numFmt w:val="bullet"/>
-      <w:lvlText w:val=""/>
-      <w:lvlJc w:val="left"/>
-      <w:pPr>
-        <w:ind w:left="6480" w:hanging="360"/>
-      </w:pPr>
-      <w:rPr>
-        <w:rFonts w:ascii="Wingdings" w:hAnsi="Wingdings" w:hint="default"/>
-      </w:rPr>
-    </w:lvl>
-  </w:abstractNum>
-  <w:abstractNum w:abstractNumId="4" w15:restartNumberingAfterBreak="0">
-    <w:nsid w:val="0F822DEF"/>
-    <w:multiLevelType w:val="hybridMultilevel"/>
-    <w:tmpl w:val="C108D30A"/>
-    <w:lvl w:ilvl="0" w:tplc="40090001">
-      <w:start w:val="1"/>
-      <w:numFmt w:val="bullet"/>
-      <w:lvlText w:val=""/>
-      <w:lvlJc w:val="left"/>
-      <w:pPr>
-        <w:ind w:left="720" w:hanging="360"/>
-      </w:pPr>
-      <w:rPr>
-        <w:rFonts w:ascii="Symbol" w:hAnsi="Symbol" w:hint="default"/>
-      </w:rPr>
-    </w:lvl>
-    <w:lvl w:ilvl="1" w:tplc="40090003" w:tentative="1">
-      <w:start w:val="1"/>
-      <w:numFmt w:val="bullet"/>
-      <w:lvlText w:val="o"/>
-      <w:lvlJc w:val="left"/>
-      <w:pPr>
-        <w:ind w:left="1440" w:hanging="360"/>
-      </w:pPr>
-      <w:rPr>
-        <w:rFonts w:ascii="Courier New" w:hAnsi="Courier New" w:cs="Courier New" w:hint="default"/>
-      </w:rPr>
-    </w:lvl>
-    <w:lvl w:ilvl="2" w:tplc="40090005" w:tentative="1">
-      <w:start w:val="1"/>
-      <w:numFmt w:val="bullet"/>
-      <w:lvlText w:val=""/>
-      <w:lvlJc w:val="left"/>
-      <w:pPr>
-        <w:ind w:left="2160" w:hanging="360"/>
-      </w:pPr>
-      <w:rPr>
-        <w:rFonts w:ascii="Wingdings" w:hAnsi="Wingdings" w:hint="default"/>
-      </w:rPr>
-    </w:lvl>
-    <w:lvl w:ilvl="3" w:tplc="40090001" w:tentative="1">
-      <w:start w:val="1"/>
-      <w:numFmt w:val="bullet"/>
-      <w:lvlText w:val=""/>
-      <w:lvlJc w:val="left"/>
-      <w:pPr>
-        <w:ind w:left="2880" w:hanging="360"/>
-      </w:pPr>
-      <w:rPr>
-        <w:rFonts w:ascii="Symbol" w:hAnsi="Symbol" w:hint="default"/>
-      </w:rPr>
-    </w:lvl>
-    <w:lvl w:ilvl="4" w:tplc="40090003" w:tentative="1">
-      <w:start w:val="1"/>
-      <w:numFmt w:val="bullet"/>
-      <w:lvlText w:val="o"/>
-      <w:lvlJc w:val="left"/>
-      <w:pPr>
-        <w:ind w:left="3600" w:hanging="360"/>
-      </w:pPr>
-      <w:rPr>
-        <w:rFonts w:ascii="Courier New" w:hAnsi="Courier New" w:cs="Courier New" w:hint="default"/>
-      </w:rPr>
-    </w:lvl>
-    <w:lvl w:ilvl="5" w:tplc="40090005" w:tentative="1">
-      <w:start w:val="1"/>
-      <w:numFmt w:val="bullet"/>
-      <w:lvlText w:val=""/>
-      <w:lvlJc w:val="left"/>
-      <w:pPr>
-        <w:ind w:left="4320" w:hanging="360"/>
-      </w:pPr>
-      <w:rPr>
-        <w:rFonts w:ascii="Wingdings" w:hAnsi="Wingdings" w:hint="default"/>
-      </w:rPr>
-    </w:lvl>
-    <w:lvl w:ilvl="6" w:tplc="40090001" w:tentative="1">
-      <w:start w:val="1"/>
-      <w:numFmt w:val="bullet"/>
-      <w:lvlText w:val=""/>
-      <w:lvlJc w:val="left"/>
-      <w:pPr>
-        <w:ind w:left="5040" w:hanging="360"/>
-      </w:pPr>
-      <w:rPr>
-        <w:rFonts w:ascii="Symbol" w:hAnsi="Symbol" w:hint="default"/>
-      </w:rPr>
-    </w:lvl>
-    <w:lvl w:ilvl="7" w:tplc="40090003" w:tentative="1">
-      <w:start w:val="1"/>
-      <w:numFmt w:val="bullet"/>
-      <w:lvlText w:val="o"/>
-      <w:lvlJc w:val="left"/>
-      <w:pPr>
-        <w:ind w:left="5760" w:hanging="360"/>
-      </w:pPr>
-      <w:rPr>
-        <w:rFonts w:ascii="Courier New" w:hAnsi="Courier New" w:cs="Courier New" w:hint="default"/>
-      </w:rPr>
-    </w:lvl>
-    <w:lvl w:ilvl="8" w:tplc="40090005" w:tentative="1">
-      <w:start w:val="1"/>
-      <w:numFmt w:val="bullet"/>
-      <w:lvlText w:val=""/>
-      <w:lvlJc w:val="left"/>
-      <w:pPr>
-        <w:ind w:left="6480" w:hanging="360"/>
-      </w:pPr>
-      <w:rPr>
-        <w:rFonts w:ascii="Wingdings" w:hAnsi="Wingdings" w:hint="default"/>
-      </w:rPr>
-    </w:lvl>
-  </w:abstractNum>
-  <w:abstractNum w:abstractNumId="5" w15:restartNumberingAfterBreak="0">
-    <w:nsid w:val="100A0B9F"/>
-    <w:multiLevelType w:val="multilevel"/>
-    <w:tmpl w:val="8B269DC6"/>
-    <w:lvl w:ilvl="0">
-      <w:start w:val="2"/>
-      <w:numFmt w:val="decimal"/>
-      <w:lvlText w:val="%1."/>
-      <w:lvlJc w:val="left"/>
-      <w:pPr>
-        <w:ind w:left="360" w:hanging="360"/>
-      </w:pPr>
-      <w:rPr>
-        <w:rFonts w:hint="default"/>
-      </w:rPr>
-    </w:lvl>
-    <w:lvl w:ilvl="1">
-      <w:start w:val="1"/>
-      <w:numFmt w:val="decimal"/>
-      <w:isLgl/>
-      <w:lvlText w:val="%1.%2"/>
-      <w:lvlJc w:val="left"/>
-      <w:pPr>
-        <w:ind w:left="360" w:hanging="360"/>
-      </w:pPr>
-      <w:rPr>
-        <w:rFonts w:hint="default"/>
-      </w:rPr>
-    </w:lvl>
-    <w:lvl w:ilvl="2">
-      <w:start w:val="1"/>
-      <w:numFmt w:val="decimal"/>
-      <w:isLgl/>
-      <w:lvlText w:val="%1.%2.%3"/>
-      <w:lvlJc w:val="left"/>
-      <w:pPr>
-        <w:ind w:left="720" w:hanging="720"/>
-      </w:pPr>
-      <w:rPr>
-        <w:rFonts w:hint="default"/>
-      </w:rPr>
-    </w:lvl>
-    <w:lvl w:ilvl="3">
-      <w:start w:val="1"/>
-      <w:numFmt w:val="decimal"/>
-      <w:isLgl/>
-      <w:lvlText w:val="%1.%2.%3.%4"/>
-      <w:lvlJc w:val="left"/>
-      <w:pPr>
-        <w:ind w:left="720" w:hanging="720"/>
-      </w:pPr>
-      <w:rPr>
-        <w:rFonts w:hint="default"/>
-      </w:rPr>
-    </w:lvl>
-    <w:lvl w:ilvl="4">
-      <w:start w:val="1"/>
-      <w:numFmt w:val="decimal"/>
-      <w:isLgl/>
-      <w:lvlText w:val="%1.%2.%3.%4.%5"/>
-      <w:lvlJc w:val="left"/>
-      <w:pPr>
-        <w:ind w:left="1080" w:hanging="1080"/>
-      </w:pPr>
-      <w:rPr>
-        <w:rFonts w:hint="default"/>
-      </w:rPr>
-    </w:lvl>
-    <w:lvl w:ilvl="5">
-      <w:start w:val="1"/>
-      <w:numFmt w:val="decimal"/>
-      <w:isLgl/>
-      <w:lvlText w:val="%1.%2.%3.%4.%5.%6"/>
-      <w:lvlJc w:val="left"/>
-      <w:pPr>
-        <w:ind w:left="1080" w:hanging="1080"/>
-      </w:pPr>
-      <w:rPr>
-        <w:rFonts w:hint="default"/>
-      </w:rPr>
-    </w:lvl>
-    <w:lvl w:ilvl="6">
-      <w:start w:val="1"/>
-      <w:numFmt w:val="decimal"/>
-      <w:isLgl/>
-      <w:lvlText w:val="%1.%2.%3.%4.%5.%6.%7"/>
-      <w:lvlJc w:val="left"/>
-      <w:pPr>
-        <w:ind w:left="1440" w:hanging="1440"/>
-      </w:pPr>
-      <w:rPr>
-        <w:rFonts w:hint="default"/>
-      </w:rPr>
-    </w:lvl>
-    <w:lvl w:ilvl="7">
-      <w:start w:val="1"/>
-      <w:numFmt w:val="decimal"/>
-      <w:isLgl/>
-      <w:lvlText w:val="%1.%2.%3.%4.%5.%6.%7.%8"/>
-      <w:lvlJc w:val="left"/>
-      <w:pPr>
-        <w:ind w:left="1440" w:hanging="1440"/>
-      </w:pPr>
-      <w:rPr>
-        <w:rFonts w:hint="default"/>
-      </w:rPr>
-    </w:lvl>
-    <w:lvl w:ilvl="8">
-      <w:start w:val="1"/>
-      <w:numFmt w:val="decimal"/>
-      <w:isLgl/>
-      <w:lvlText w:val="%1.%2.%3.%4.%5.%6.%7.%8.%9"/>
-      <w:lvlJc w:val="left"/>
-      <w:pPr>
-        <w:ind w:left="1440" w:hanging="1440"/>
-      </w:pPr>
-      <w:rPr>
-        <w:rFonts w:hint="default"/>
-      </w:rPr>
-    </w:lvl>
-  </w:abstractNum>
-  <w:abstractNum w:abstractNumId="6" w15:restartNumberingAfterBreak="0">
-    <w:nsid w:val="10571F1E"/>
-    <w:multiLevelType w:val="hybridMultilevel"/>
-    <w:tmpl w:val="0ACEDB46"/>
-    <w:lvl w:ilvl="0" w:tplc="04090001">
-      <w:start w:val="1"/>
-      <w:numFmt w:val="bullet"/>
-      <w:lvlText w:val=""/>
-      <w:lvlJc w:val="left"/>
-      <w:pPr>
-        <w:ind w:left="720" w:hanging="360"/>
-      </w:pPr>
-      <w:rPr>
-        <w:rFonts w:ascii="Symbol" w:hAnsi="Symbol" w:hint="default"/>
-      </w:rPr>
-    </w:lvl>
-    <w:lvl w:ilvl="1" w:tplc="04090003" w:tentative="1">
-      <w:start w:val="1"/>
-      <w:numFmt w:val="bullet"/>
-      <w:lvlText w:val="o"/>
-      <w:lvlJc w:val="left"/>
-      <w:pPr>
-        <w:ind w:left="1440" w:hanging="360"/>
-      </w:pPr>
-      <w:rPr>
-        <w:rFonts w:ascii="Courier New" w:hAnsi="Courier New" w:cs="Courier New" w:hint="default"/>
-      </w:rPr>
-    </w:lvl>
-    <w:lvl w:ilvl="2" w:tplc="04090005" w:tentative="1">
-      <w:start w:val="1"/>
-      <w:numFmt w:val="bullet"/>
-      <w:lvlText w:val=""/>
-      <w:lvlJc w:val="left"/>
-      <w:pPr>
-        <w:ind w:left="2160" w:hanging="360"/>
-      </w:pPr>
-      <w:rPr>
-        <w:rFonts w:ascii="Wingdings" w:hAnsi="Wingdings" w:hint="default"/>
-      </w:rPr>
-    </w:lvl>
-    <w:lvl w:ilvl="3" w:tplc="04090001" w:tentative="1">
-      <w:start w:val="1"/>
-      <w:numFmt w:val="bullet"/>
-      <w:lvlText w:val=""/>
-      <w:lvlJc w:val="left"/>
-      <w:pPr>
-        <w:ind w:left="2880" w:hanging="360"/>
-      </w:pPr>
-      <w:rPr>
-        <w:rFonts w:ascii="Symbol" w:hAnsi="Symbol" w:hint="default"/>
-      </w:rPr>
-    </w:lvl>
-    <w:lvl w:ilvl="4" w:tplc="04090003" w:tentative="1">
-      <w:start w:val="1"/>
-      <w:numFmt w:val="bullet"/>
-      <w:lvlText w:val="o"/>
-      <w:lvlJc w:val="left"/>
-      <w:pPr>
-        <w:ind w:left="3600" w:hanging="360"/>
-      </w:pPr>
-      <w:rPr>
-        <w:rFonts w:ascii="Courier New" w:hAnsi="Courier New" w:cs="Courier New" w:hint="default"/>
-      </w:rPr>
-    </w:lvl>
-    <w:lvl w:ilvl="5" w:tplc="04090005" w:tentative="1">
-      <w:start w:val="1"/>
-      <w:numFmt w:val="bullet"/>
-      <w:lvlText w:val=""/>
-      <w:lvlJc w:val="left"/>
-      <w:pPr>
-        <w:ind w:left="4320" w:hanging="360"/>
-      </w:pPr>
-      <w:rPr>
-        <w:rFonts w:ascii="Wingdings" w:hAnsi="Wingdings" w:hint="default"/>
-      </w:rPr>
-    </w:lvl>
-    <w:lvl w:ilvl="6" w:tplc="04090001" w:tentative="1">
-      <w:start w:val="1"/>
-      <w:numFmt w:val="bullet"/>
-      <w:lvlText w:val=""/>
-      <w:lvlJc w:val="left"/>
-      <w:pPr>
-        <w:ind w:left="5040" w:hanging="360"/>
-      </w:pPr>
-      <w:rPr>
-        <w:rFonts w:ascii="Symbol" w:hAnsi="Symbol" w:hint="default"/>
-      </w:rPr>
-    </w:lvl>
-    <w:lvl w:ilvl="7" w:tplc="04090003" w:tentative="1">
-      <w:start w:val="1"/>
-      <w:numFmt w:val="bullet"/>
-      <w:lvlText w:val="o"/>
-      <w:lvlJc w:val="left"/>
-      <w:pPr>
-        <w:ind w:left="5760" w:hanging="360"/>
-      </w:pPr>
-      <w:rPr>
-        <w:rFonts w:ascii="Courier New" w:hAnsi="Courier New" w:cs="Courier New" w:hint="default"/>
-      </w:rPr>
-    </w:lvl>
-    <w:lvl w:ilvl="8" w:tplc="04090005" w:tentative="1">
-      <w:start w:val="1"/>
-      <w:numFmt w:val="bullet"/>
-      <w:lvlText w:val=""/>
-      <w:lvlJc w:val="left"/>
-      <w:pPr>
-        <w:ind w:left="6480" w:hanging="360"/>
-      </w:pPr>
-      <w:rPr>
-        <w:rFonts w:ascii="Wingdings" w:hAnsi="Wingdings" w:hint="default"/>
-      </w:rPr>
-    </w:lvl>
-  </w:abstractNum>
-  <w:abstractNum w:abstractNumId="7" w15:restartNumberingAfterBreak="0">
-    <w:nsid w:val="10C03773"/>
-    <w:multiLevelType w:val="hybridMultilevel"/>
-    <w:tmpl w:val="0B2C1AF6"/>
-    <w:lvl w:ilvl="0" w:tplc="04090001">
-      <w:start w:val="1"/>
-      <w:numFmt w:val="bullet"/>
-      <w:lvlText w:val=""/>
-      <w:lvlJc w:val="left"/>
-      <w:pPr>
-        <w:ind w:left="775" w:hanging="360"/>
-      </w:pPr>
-      <w:rPr>
-        <w:rFonts w:ascii="Symbol" w:hAnsi="Symbol" w:hint="default"/>
-      </w:rPr>
-    </w:lvl>
-    <w:lvl w:ilvl="1" w:tplc="04090003" w:tentative="1">
-      <w:start w:val="1"/>
-      <w:numFmt w:val="bullet"/>
-      <w:lvlText w:val="o"/>
-      <w:lvlJc w:val="left"/>
-      <w:pPr>
-        <w:ind w:left="1495" w:hanging="360"/>
-      </w:pPr>
-      <w:rPr>
-        <w:rFonts w:ascii="Courier New" w:hAnsi="Courier New" w:cs="Courier New" w:hint="default"/>
-      </w:rPr>
-    </w:lvl>
-    <w:lvl w:ilvl="2" w:tplc="04090005" w:tentative="1">
-      <w:start w:val="1"/>
-      <w:numFmt w:val="bullet"/>
-      <w:lvlText w:val=""/>
-      <w:lvlJc w:val="left"/>
-      <w:pPr>
-        <w:ind w:left="2215" w:hanging="360"/>
-      </w:pPr>
-      <w:rPr>
-        <w:rFonts w:ascii="Wingdings" w:hAnsi="Wingdings" w:hint="default"/>
-      </w:rPr>
-    </w:lvl>
-    <w:lvl w:ilvl="3" w:tplc="04090001" w:tentative="1">
-      <w:start w:val="1"/>
-      <w:numFmt w:val="bullet"/>
-      <w:lvlText w:val=""/>
-      <w:lvlJc w:val="left"/>
-      <w:pPr>
-        <w:ind w:left="2935" w:hanging="360"/>
-      </w:pPr>
-      <w:rPr>
-        <w:rFonts w:ascii="Symbol" w:hAnsi="Symbol" w:hint="default"/>
-      </w:rPr>
-    </w:lvl>
-    <w:lvl w:ilvl="4" w:tplc="04090003" w:tentative="1">
-      <w:start w:val="1"/>
-      <w:numFmt w:val="bullet"/>
-      <w:lvlText w:val="o"/>
-      <w:lvlJc w:val="left"/>
-      <w:pPr>
-        <w:ind w:left="3655" w:hanging="360"/>
-      </w:pPr>
-      <w:rPr>
-        <w:rFonts w:ascii="Courier New" w:hAnsi="Courier New" w:cs="Courier New" w:hint="default"/>
-      </w:rPr>
-    </w:lvl>
-    <w:lvl w:ilvl="5" w:tplc="04090005" w:tentative="1">
-      <w:start w:val="1"/>
-      <w:numFmt w:val="bullet"/>
-      <w:lvlText w:val=""/>
-      <w:lvlJc w:val="left"/>
-      <w:pPr>
-        <w:ind w:left="4375" w:hanging="360"/>
-      </w:pPr>
-      <w:rPr>
-        <w:rFonts w:ascii="Wingdings" w:hAnsi="Wingdings" w:hint="default"/>
-      </w:rPr>
-    </w:lvl>
-    <w:lvl w:ilvl="6" w:tplc="04090001" w:tentative="1">
-      <w:start w:val="1"/>
-      <w:numFmt w:val="bullet"/>
-      <w:lvlText w:val=""/>
-      <w:lvlJc w:val="left"/>
-      <w:pPr>
-        <w:ind w:left="5095" w:hanging="360"/>
-      </w:pPr>
-      <w:rPr>
-        <w:rFonts w:ascii="Symbol" w:hAnsi="Symbol" w:hint="default"/>
-      </w:rPr>
-    </w:lvl>
-    <w:lvl w:ilvl="7" w:tplc="04090003" w:tentative="1">
-      <w:start w:val="1"/>
-      <w:numFmt w:val="bullet"/>
-      <w:lvlText w:val="o"/>
-      <w:lvlJc w:val="left"/>
-      <w:pPr>
-        <w:ind w:left="5815" w:hanging="360"/>
-      </w:pPr>
-      <w:rPr>
-        <w:rFonts w:ascii="Courier New" w:hAnsi="Courier New" w:cs="Courier New" w:hint="default"/>
-      </w:rPr>
-    </w:lvl>
-    <w:lvl w:ilvl="8" w:tplc="04090005" w:tentative="1">
-      <w:start w:val="1"/>
-      <w:numFmt w:val="bullet"/>
-      <w:lvlText w:val=""/>
-      <w:lvlJc w:val="left"/>
-      <w:pPr>
-        <w:ind w:left="6535" w:hanging="360"/>
-      </w:pPr>
-      <w:rPr>
-        <w:rFonts w:ascii="Wingdings" w:hAnsi="Wingdings" w:hint="default"/>
-      </w:rPr>
-    </w:lvl>
-  </w:abstractNum>
-  <w:abstractNum w:abstractNumId="8" w15:restartNumberingAfterBreak="0">
-    <w:nsid w:val="15786429"/>
-    <w:multiLevelType w:val="hybridMultilevel"/>
-    <w:tmpl w:val="A240141C"/>
-    <w:lvl w:ilvl="0" w:tplc="04090001">
-      <w:start w:val="1"/>
-      <w:numFmt w:val="bullet"/>
-      <w:lvlText w:val=""/>
-      <w:lvlJc w:val="left"/>
-      <w:pPr>
-        <w:ind w:left="775" w:hanging="360"/>
-      </w:pPr>
-      <w:rPr>
-        <w:rFonts w:ascii="Symbol" w:hAnsi="Symbol" w:hint="default"/>
-      </w:rPr>
-    </w:lvl>
-    <w:lvl w:ilvl="1" w:tplc="04090003" w:tentative="1">
-      <w:start w:val="1"/>
-      <w:numFmt w:val="bullet"/>
-      <w:lvlText w:val="o"/>
-      <w:lvlJc w:val="left"/>
-      <w:pPr>
-        <w:ind w:left="1495" w:hanging="360"/>
-      </w:pPr>
-      <w:rPr>
-        <w:rFonts w:ascii="Courier New" w:hAnsi="Courier New" w:cs="Courier New" w:hint="default"/>
-      </w:rPr>
-    </w:lvl>
-    <w:lvl w:ilvl="2" w:tplc="04090005" w:tentative="1">
-      <w:start w:val="1"/>
-      <w:numFmt w:val="bullet"/>
-      <w:lvlText w:val=""/>
-      <w:lvlJc w:val="left"/>
-      <w:pPr>
-        <w:ind w:left="2215" w:hanging="360"/>
-      </w:pPr>
-      <w:rPr>
-        <w:rFonts w:ascii="Wingdings" w:hAnsi="Wingdings" w:hint="default"/>
-      </w:rPr>
-    </w:lvl>
-    <w:lvl w:ilvl="3" w:tplc="04090001" w:tentative="1">
-      <w:start w:val="1"/>
-      <w:numFmt w:val="bullet"/>
-      <w:lvlText w:val=""/>
-      <w:lvlJc w:val="left"/>
-      <w:pPr>
-        <w:ind w:left="2935" w:hanging="360"/>
-      </w:pPr>
-      <w:rPr>
-        <w:rFonts w:ascii="Symbol" w:hAnsi="Symbol" w:hint="default"/>
-      </w:rPr>
-    </w:lvl>
-    <w:lvl w:ilvl="4" w:tplc="04090003" w:tentative="1">
-      <w:start w:val="1"/>
-      <w:numFmt w:val="bullet"/>
-      <w:lvlText w:val="o"/>
-      <w:lvlJc w:val="left"/>
-      <w:pPr>
-        <w:ind w:left="3655" w:hanging="360"/>
-      </w:pPr>
-      <w:rPr>
-        <w:rFonts w:ascii="Courier New" w:hAnsi="Courier New" w:cs="Courier New" w:hint="default"/>
-      </w:rPr>
-    </w:lvl>
-    <w:lvl w:ilvl="5" w:tplc="04090005" w:tentative="1">
-      <w:start w:val="1"/>
-      <w:numFmt w:val="bullet"/>
-      <w:lvlText w:val=""/>
-      <w:lvlJc w:val="left"/>
-      <w:pPr>
-        <w:ind w:left="4375" w:hanging="360"/>
-      </w:pPr>
-      <w:rPr>
-        <w:rFonts w:ascii="Wingdings" w:hAnsi="Wingdings" w:hint="default"/>
-      </w:rPr>
-    </w:lvl>
-    <w:lvl w:ilvl="6" w:tplc="04090001" w:tentative="1">
-      <w:start w:val="1"/>
-      <w:numFmt w:val="bullet"/>
-      <w:lvlText w:val=""/>
-      <w:lvlJc w:val="left"/>
-      <w:pPr>
-        <w:ind w:left="5095" w:hanging="360"/>
-      </w:pPr>
-      <w:rPr>
-        <w:rFonts w:ascii="Symbol" w:hAnsi="Symbol" w:hint="default"/>
-      </w:rPr>
-    </w:lvl>
-    <w:lvl w:ilvl="7" w:tplc="04090003" w:tentative="1">
-      <w:start w:val="1"/>
-      <w:numFmt w:val="bullet"/>
-      <w:lvlText w:val="o"/>
-      <w:lvlJc w:val="left"/>
-      <w:pPr>
-        <w:ind w:left="5815" w:hanging="360"/>
-      </w:pPr>
-      <w:rPr>
-        <w:rFonts w:ascii="Courier New" w:hAnsi="Courier New" w:cs="Courier New" w:hint="default"/>
-      </w:rPr>
-    </w:lvl>
-    <w:lvl w:ilvl="8" w:tplc="04090005" w:tentative="1">
-      <w:start w:val="1"/>
-      <w:numFmt w:val="bullet"/>
-      <w:lvlText w:val=""/>
-      <w:lvlJc w:val="left"/>
-      <w:pPr>
-        <w:ind w:left="6535" w:hanging="360"/>
-      </w:pPr>
-      <w:rPr>
-        <w:rFonts w:ascii="Wingdings" w:hAnsi="Wingdings" w:hint="default"/>
-      </w:rPr>
-    </w:lvl>
-  </w:abstractNum>
-  <w:abstractNum w:abstractNumId="9" w15:restartNumberingAfterBreak="0">
-    <w:nsid w:val="2015728E"/>
-    <w:multiLevelType w:val="hybridMultilevel"/>
-    <w:tmpl w:val="228A5110"/>
-    <w:lvl w:ilvl="0" w:tplc="2B94375E">
-      <w:start w:val="1"/>
-      <w:numFmt w:val="bullet"/>
-      <w:lvlText w:val="•"/>
-      <w:lvlJc w:val="left"/>
-      <w:pPr>
-        <w:tabs>
-          <w:tab w:val="num" w:pos="720"/>
-        </w:tabs>
-        <w:ind w:left="720" w:hanging="360"/>
-      </w:pPr>
-      <w:rPr>
-        <w:rFonts w:ascii="Arial" w:hAnsi="Arial" w:hint="default"/>
-      </w:rPr>
-    </w:lvl>
-    <w:lvl w:ilvl="1" w:tplc="5F769844" w:tentative="1">
-      <w:start w:val="1"/>
-      <w:numFmt w:val="bullet"/>
-      <w:lvlText w:val="•"/>
-      <w:lvlJc w:val="left"/>
-      <w:pPr>
-        <w:tabs>
-          <w:tab w:val="num" w:pos="1440"/>
-        </w:tabs>
-        <w:ind w:left="1440" w:hanging="360"/>
-      </w:pPr>
-      <w:rPr>
-        <w:rFonts w:ascii="Arial" w:hAnsi="Arial" w:hint="default"/>
-      </w:rPr>
-    </w:lvl>
-    <w:lvl w:ilvl="2" w:tplc="15166438" w:tentative="1">
-      <w:start w:val="1"/>
-      <w:numFmt w:val="bullet"/>
-      <w:lvlText w:val="•"/>
-      <w:lvlJc w:val="left"/>
-      <w:pPr>
-        <w:tabs>
-          <w:tab w:val="num" w:pos="2160"/>
-        </w:tabs>
-        <w:ind w:left="2160" w:hanging="360"/>
-      </w:pPr>
-      <w:rPr>
-        <w:rFonts w:ascii="Arial" w:hAnsi="Arial" w:hint="default"/>
-      </w:rPr>
-    </w:lvl>
-    <w:lvl w:ilvl="3" w:tplc="4ACA7B4A" w:tentative="1">
-      <w:start w:val="1"/>
-      <w:numFmt w:val="bullet"/>
-      <w:lvlText w:val="•"/>
-      <w:lvlJc w:val="left"/>
-      <w:pPr>
-        <w:tabs>
-          <w:tab w:val="num" w:pos="2880"/>
-        </w:tabs>
-        <w:ind w:left="2880" w:hanging="360"/>
-      </w:pPr>
-      <w:rPr>
-        <w:rFonts w:ascii="Arial" w:hAnsi="Arial" w:hint="default"/>
-      </w:rPr>
-    </w:lvl>
-    <w:lvl w:ilvl="4" w:tplc="4CBE7AFE" w:tentative="1">
-      <w:start w:val="1"/>
-      <w:numFmt w:val="bullet"/>
-      <w:lvlText w:val="•"/>
-      <w:lvlJc w:val="left"/>
-      <w:pPr>
-        <w:tabs>
-          <w:tab w:val="num" w:pos="3600"/>
-        </w:tabs>
-        <w:ind w:left="3600" w:hanging="360"/>
-      </w:pPr>
-      <w:rPr>
-        <w:rFonts w:ascii="Arial" w:hAnsi="Arial" w:hint="default"/>
-      </w:rPr>
-    </w:lvl>
-    <w:lvl w:ilvl="5" w:tplc="E8B8A154" w:tentative="1">
-      <w:start w:val="1"/>
-      <w:numFmt w:val="bullet"/>
-      <w:lvlText w:val="•"/>
-      <w:lvlJc w:val="left"/>
-      <w:pPr>
-        <w:tabs>
-          <w:tab w:val="num" w:pos="4320"/>
-        </w:tabs>
-        <w:ind w:left="4320" w:hanging="360"/>
-      </w:pPr>
-      <w:rPr>
-        <w:rFonts w:ascii="Arial" w:hAnsi="Arial" w:hint="default"/>
-      </w:rPr>
-    </w:lvl>
-    <w:lvl w:ilvl="6" w:tplc="9E4EC64C" w:tentative="1">
-      <w:start w:val="1"/>
-      <w:numFmt w:val="bullet"/>
-      <w:lvlText w:val="•"/>
-      <w:lvlJc w:val="left"/>
-      <w:pPr>
-        <w:tabs>
-          <w:tab w:val="num" w:pos="5040"/>
-        </w:tabs>
-        <w:ind w:left="5040" w:hanging="360"/>
-      </w:pPr>
-      <w:rPr>
-        <w:rFonts w:ascii="Arial" w:hAnsi="Arial" w:hint="default"/>
-      </w:rPr>
-    </w:lvl>
-    <w:lvl w:ilvl="7" w:tplc="01187358" w:tentative="1">
-      <w:start w:val="1"/>
-      <w:numFmt w:val="bullet"/>
-      <w:lvlText w:val="•"/>
-      <w:lvlJc w:val="left"/>
-      <w:pPr>
-        <w:tabs>
-          <w:tab w:val="num" w:pos="5760"/>
-        </w:tabs>
-        <w:ind w:left="5760" w:hanging="360"/>
-      </w:pPr>
-      <w:rPr>
-        <w:rFonts w:ascii="Arial" w:hAnsi="Arial" w:hint="default"/>
-      </w:rPr>
-    </w:lvl>
-    <w:lvl w:ilvl="8" w:tplc="50B6E830" w:tentative="1">
-      <w:start w:val="1"/>
-      <w:numFmt w:val="bullet"/>
-      <w:lvlText w:val="•"/>
-      <w:lvlJc w:val="left"/>
-      <w:pPr>
-        <w:tabs>
-          <w:tab w:val="num" w:pos="6480"/>
-        </w:tabs>
-        <w:ind w:left="6480" w:hanging="360"/>
-      </w:pPr>
-      <w:rPr>
-        <w:rFonts w:ascii="Arial" w:hAnsi="Arial" w:hint="default"/>
-      </w:rPr>
-    </w:lvl>
-  </w:abstractNum>
-  <w:abstractNum w:abstractNumId="10" w15:restartNumberingAfterBreak="0">
-    <w:nsid w:val="21A1522A"/>
-    <w:multiLevelType w:val="hybridMultilevel"/>
-    <w:tmpl w:val="B9A22B3E"/>
-    <w:lvl w:ilvl="0" w:tplc="6DC6C9DA">
-      <w:start w:val="1"/>
-      <w:numFmt w:val="bullet"/>
-      <w:lvlText w:val="•"/>
-      <w:lvlJc w:val="left"/>
-      <w:pPr>
-        <w:tabs>
-          <w:tab w:val="num" w:pos="720"/>
-        </w:tabs>
-        <w:ind w:left="720" w:hanging="360"/>
-      </w:pPr>
-      <w:rPr>
-        <w:rFonts w:ascii="Arial" w:hAnsi="Arial" w:hint="default"/>
-      </w:rPr>
-    </w:lvl>
-    <w:lvl w:ilvl="1" w:tplc="5FC6C9C8">
-      <w:numFmt w:val="bullet"/>
-      <w:lvlText w:val="•"/>
-      <w:lvlJc w:val="left"/>
-      <w:pPr>
-        <w:tabs>
-          <w:tab w:val="num" w:pos="1440"/>
-        </w:tabs>
-        <w:ind w:left="1440" w:hanging="360"/>
-      </w:pPr>
-      <w:rPr>
-        <w:rFonts w:ascii="Arial" w:hAnsi="Arial" w:hint="default"/>
-      </w:rPr>
-    </w:lvl>
-    <w:lvl w:ilvl="2" w:tplc="A48AE2E0" w:tentative="1">
-      <w:start w:val="1"/>
-      <w:numFmt w:val="bullet"/>
-      <w:lvlText w:val="•"/>
-      <w:lvlJc w:val="left"/>
-      <w:pPr>
-        <w:tabs>
-          <w:tab w:val="num" w:pos="2160"/>
-        </w:tabs>
-        <w:ind w:left="2160" w:hanging="360"/>
-      </w:pPr>
-      <w:rPr>
-        <w:rFonts w:ascii="Arial" w:hAnsi="Arial" w:hint="default"/>
-      </w:rPr>
-    </w:lvl>
-    <w:lvl w:ilvl="3" w:tplc="3770141A" w:tentative="1">
-      <w:start w:val="1"/>
-      <w:numFmt w:val="bullet"/>
-      <w:lvlText w:val="•"/>
-      <w:lvlJc w:val="left"/>
-      <w:pPr>
-        <w:tabs>
-          <w:tab w:val="num" w:pos="2880"/>
-        </w:tabs>
-        <w:ind w:left="2880" w:hanging="360"/>
-      </w:pPr>
-      <w:rPr>
-        <w:rFonts w:ascii="Arial" w:hAnsi="Arial" w:hint="default"/>
-      </w:rPr>
-    </w:lvl>
-    <w:lvl w:ilvl="4" w:tplc="ADCCD6EE" w:tentative="1">
-      <w:start w:val="1"/>
-      <w:numFmt w:val="bullet"/>
-      <w:lvlText w:val="•"/>
-      <w:lvlJc w:val="left"/>
-      <w:pPr>
-        <w:tabs>
-          <w:tab w:val="num" w:pos="3600"/>
-        </w:tabs>
-        <w:ind w:left="3600" w:hanging="360"/>
-      </w:pPr>
-      <w:rPr>
-        <w:rFonts w:ascii="Arial" w:hAnsi="Arial" w:hint="default"/>
-      </w:rPr>
-    </w:lvl>
-    <w:lvl w:ilvl="5" w:tplc="0E960B90" w:tentative="1">
-      <w:start w:val="1"/>
-      <w:numFmt w:val="bullet"/>
-      <w:lvlText w:val="•"/>
-      <w:lvlJc w:val="left"/>
-      <w:pPr>
-        <w:tabs>
-          <w:tab w:val="num" w:pos="4320"/>
-        </w:tabs>
-        <w:ind w:left="4320" w:hanging="360"/>
-      </w:pPr>
-      <w:rPr>
-        <w:rFonts w:ascii="Arial" w:hAnsi="Arial" w:hint="default"/>
-      </w:rPr>
-    </w:lvl>
-    <w:lvl w:ilvl="6" w:tplc="E74A9FDC" w:tentative="1">
-      <w:start w:val="1"/>
-      <w:numFmt w:val="bullet"/>
-      <w:lvlText w:val="•"/>
-      <w:lvlJc w:val="left"/>
-      <w:pPr>
-        <w:tabs>
-          <w:tab w:val="num" w:pos="5040"/>
-        </w:tabs>
-        <w:ind w:left="5040" w:hanging="360"/>
-      </w:pPr>
-      <w:rPr>
-        <w:rFonts w:ascii="Arial" w:hAnsi="Arial" w:hint="default"/>
-      </w:rPr>
-    </w:lvl>
-    <w:lvl w:ilvl="7" w:tplc="4CB2C8F6" w:tentative="1">
-      <w:start w:val="1"/>
-      <w:numFmt w:val="bullet"/>
-      <w:lvlText w:val="•"/>
-      <w:lvlJc w:val="left"/>
-      <w:pPr>
-        <w:tabs>
-          <w:tab w:val="num" w:pos="5760"/>
-        </w:tabs>
-        <w:ind w:left="5760" w:hanging="360"/>
-      </w:pPr>
-      <w:rPr>
-        <w:rFonts w:ascii="Arial" w:hAnsi="Arial" w:hint="default"/>
-      </w:rPr>
-    </w:lvl>
-    <w:lvl w:ilvl="8" w:tplc="FDCC3506" w:tentative="1">
-      <w:start w:val="1"/>
-      <w:numFmt w:val="bullet"/>
-      <w:lvlText w:val="•"/>
-      <w:lvlJc w:val="left"/>
-      <w:pPr>
-        <w:tabs>
-          <w:tab w:val="num" w:pos="6480"/>
-        </w:tabs>
-        <w:ind w:left="6480" w:hanging="360"/>
-      </w:pPr>
-      <w:rPr>
-        <w:rFonts w:ascii="Arial" w:hAnsi="Arial" w:hint="default"/>
-      </w:rPr>
-    </w:lvl>
-  </w:abstractNum>
-  <w:abstractNum w:abstractNumId="11" w15:restartNumberingAfterBreak="0">
     <w:nsid w:val="2A1E7BC2"/>
     <w:multiLevelType w:val="multilevel"/>
     <w:tmpl w:val="40090025"/>
@@ -8373,353 +7014,7 @@
       </w:rPr>
     </w:lvl>
   </w:abstractNum>
-  <w:abstractNum w:abstractNumId="12" w15:restartNumberingAfterBreak="0">
-    <w:nsid w:val="2C5B5CEC"/>
-    <w:multiLevelType w:val="hybridMultilevel"/>
-    <w:tmpl w:val="35EE57CA"/>
-    <w:lvl w:ilvl="0" w:tplc="C908ACA6">
-      <w:numFmt w:val="bullet"/>
-      <w:lvlText w:val="•"/>
-      <w:lvlJc w:val="left"/>
-      <w:pPr>
-        <w:ind w:left="720" w:hanging="360"/>
-      </w:pPr>
-      <w:rPr>
-        <w:rFonts w:ascii="HPE Graphik Light" w:eastAsia="Calibri" w:hAnsi="HPE Graphik Light" w:cs="Times New Roman" w:hint="default"/>
-      </w:rPr>
-    </w:lvl>
-    <w:lvl w:ilvl="1" w:tplc="40090003">
-      <w:start w:val="1"/>
-      <w:numFmt w:val="bullet"/>
-      <w:lvlText w:val="o"/>
-      <w:lvlJc w:val="left"/>
-      <w:pPr>
-        <w:ind w:left="1440" w:hanging="360"/>
-      </w:pPr>
-      <w:rPr>
-        <w:rFonts w:ascii="Courier New" w:hAnsi="Courier New" w:cs="Courier New" w:hint="default"/>
-      </w:rPr>
-    </w:lvl>
-    <w:lvl w:ilvl="2" w:tplc="5DC6D16E">
-      <w:start w:val="3"/>
-      <w:numFmt w:val="bullet"/>
-      <w:lvlText w:val="-"/>
-      <w:lvlJc w:val="left"/>
-      <w:pPr>
-        <w:ind w:left="2880" w:hanging="1080"/>
-      </w:pPr>
-      <w:rPr>
-        <w:rFonts w:ascii="HPE Graphik Light" w:eastAsia="Times New Roman" w:hAnsi="HPE Graphik Light" w:cs="Times New Roman" w:hint="default"/>
-      </w:rPr>
-    </w:lvl>
-    <w:lvl w:ilvl="3" w:tplc="40090001" w:tentative="1">
-      <w:start w:val="1"/>
-      <w:numFmt w:val="bullet"/>
-      <w:lvlText w:val=""/>
-      <w:lvlJc w:val="left"/>
-      <w:pPr>
-        <w:ind w:left="2880" w:hanging="360"/>
-      </w:pPr>
-      <w:rPr>
-        <w:rFonts w:ascii="Symbol" w:hAnsi="Symbol" w:hint="default"/>
-      </w:rPr>
-    </w:lvl>
-    <w:lvl w:ilvl="4" w:tplc="40090003" w:tentative="1">
-      <w:start w:val="1"/>
-      <w:numFmt w:val="bullet"/>
-      <w:lvlText w:val="o"/>
-      <w:lvlJc w:val="left"/>
-      <w:pPr>
-        <w:ind w:left="3600" w:hanging="360"/>
-      </w:pPr>
-      <w:rPr>
-        <w:rFonts w:ascii="Courier New" w:hAnsi="Courier New" w:cs="Courier New" w:hint="default"/>
-      </w:rPr>
-    </w:lvl>
-    <w:lvl w:ilvl="5" w:tplc="40090005" w:tentative="1">
-      <w:start w:val="1"/>
-      <w:numFmt w:val="bullet"/>
-      <w:lvlText w:val=""/>
-      <w:lvlJc w:val="left"/>
-      <w:pPr>
-        <w:ind w:left="4320" w:hanging="360"/>
-      </w:pPr>
-      <w:rPr>
-        <w:rFonts w:ascii="Wingdings" w:hAnsi="Wingdings" w:hint="default"/>
-      </w:rPr>
-    </w:lvl>
-    <w:lvl w:ilvl="6" w:tplc="40090001" w:tentative="1">
-      <w:start w:val="1"/>
-      <w:numFmt w:val="bullet"/>
-      <w:lvlText w:val=""/>
-      <w:lvlJc w:val="left"/>
-      <w:pPr>
-        <w:ind w:left="5040" w:hanging="360"/>
-      </w:pPr>
-      <w:rPr>
-        <w:rFonts w:ascii="Symbol" w:hAnsi="Symbol" w:hint="default"/>
-      </w:rPr>
-    </w:lvl>
-    <w:lvl w:ilvl="7" w:tplc="40090003" w:tentative="1">
-      <w:start w:val="1"/>
-      <w:numFmt w:val="bullet"/>
-      <w:lvlText w:val="o"/>
-      <w:lvlJc w:val="left"/>
-      <w:pPr>
-        <w:ind w:left="5760" w:hanging="360"/>
-      </w:pPr>
-      <w:rPr>
-        <w:rFonts w:ascii="Courier New" w:hAnsi="Courier New" w:cs="Courier New" w:hint="default"/>
-      </w:rPr>
-    </w:lvl>
-    <w:lvl w:ilvl="8" w:tplc="40090005" w:tentative="1">
-      <w:start w:val="1"/>
-      <w:numFmt w:val="bullet"/>
-      <w:lvlText w:val=""/>
-      <w:lvlJc w:val="left"/>
-      <w:pPr>
-        <w:ind w:left="6480" w:hanging="360"/>
-      </w:pPr>
-      <w:rPr>
-        <w:rFonts w:ascii="Wingdings" w:hAnsi="Wingdings" w:hint="default"/>
-      </w:rPr>
-    </w:lvl>
-  </w:abstractNum>
-  <w:abstractNum w:abstractNumId="13" w15:restartNumberingAfterBreak="0">
-    <w:nsid w:val="325C1E54"/>
-    <w:multiLevelType w:val="multilevel"/>
-    <w:tmpl w:val="312E04EA"/>
-    <w:lvl w:ilvl="0">
-      <w:start w:val="1"/>
-      <w:numFmt w:val="decimal"/>
-      <w:lvlText w:val="%1."/>
-      <w:lvlJc w:val="left"/>
-      <w:pPr>
-        <w:ind w:left="360" w:hanging="360"/>
-      </w:pPr>
-      <w:rPr>
-        <w:rFonts w:hint="default"/>
-      </w:rPr>
-    </w:lvl>
-    <w:lvl w:ilvl="1">
-      <w:start w:val="2"/>
-      <w:numFmt w:val="decimal"/>
-      <w:isLgl/>
-      <w:lvlText w:val="%1.%2"/>
-      <w:lvlJc w:val="left"/>
-      <w:pPr>
-        <w:ind w:left="360" w:hanging="360"/>
-      </w:pPr>
-      <w:rPr>
-        <w:rFonts w:hint="default"/>
-      </w:rPr>
-    </w:lvl>
-    <w:lvl w:ilvl="2">
-      <w:start w:val="1"/>
-      <w:numFmt w:val="decimal"/>
-      <w:isLgl/>
-      <w:lvlText w:val="%1.%2.%3"/>
-      <w:lvlJc w:val="left"/>
-      <w:pPr>
-        <w:ind w:left="720" w:hanging="720"/>
-      </w:pPr>
-      <w:rPr>
-        <w:rFonts w:hint="default"/>
-      </w:rPr>
-    </w:lvl>
-    <w:lvl w:ilvl="3">
-      <w:start w:val="1"/>
-      <w:numFmt w:val="decimal"/>
-      <w:isLgl/>
-      <w:lvlText w:val="%1.%2.%3.%4"/>
-      <w:lvlJc w:val="left"/>
-      <w:pPr>
-        <w:ind w:left="720" w:hanging="720"/>
-      </w:pPr>
-      <w:rPr>
-        <w:rFonts w:hint="default"/>
-      </w:rPr>
-    </w:lvl>
-    <w:lvl w:ilvl="4">
-      <w:start w:val="1"/>
-      <w:numFmt w:val="decimal"/>
-      <w:isLgl/>
-      <w:lvlText w:val="%1.%2.%3.%4.%5"/>
-      <w:lvlJc w:val="left"/>
-      <w:pPr>
-        <w:ind w:left="1080" w:hanging="1080"/>
-      </w:pPr>
-      <w:rPr>
-        <w:rFonts w:hint="default"/>
-      </w:rPr>
-    </w:lvl>
-    <w:lvl w:ilvl="5">
-      <w:start w:val="1"/>
-      <w:numFmt w:val="decimal"/>
-      <w:isLgl/>
-      <w:lvlText w:val="%1.%2.%3.%4.%5.%6"/>
-      <w:lvlJc w:val="left"/>
-      <w:pPr>
-        <w:ind w:left="1080" w:hanging="1080"/>
-      </w:pPr>
-      <w:rPr>
-        <w:rFonts w:hint="default"/>
-      </w:rPr>
-    </w:lvl>
-    <w:lvl w:ilvl="6">
-      <w:start w:val="1"/>
-      <w:numFmt w:val="decimal"/>
-      <w:isLgl/>
-      <w:lvlText w:val="%1.%2.%3.%4.%5.%6.%7"/>
-      <w:lvlJc w:val="left"/>
-      <w:pPr>
-        <w:ind w:left="1440" w:hanging="1440"/>
-      </w:pPr>
-      <w:rPr>
-        <w:rFonts w:hint="default"/>
-      </w:rPr>
-    </w:lvl>
-    <w:lvl w:ilvl="7">
-      <w:start w:val="1"/>
-      <w:numFmt w:val="decimal"/>
-      <w:isLgl/>
-      <w:lvlText w:val="%1.%2.%3.%4.%5.%6.%7.%8"/>
-      <w:lvlJc w:val="left"/>
-      <w:pPr>
-        <w:ind w:left="1440" w:hanging="1440"/>
-      </w:pPr>
-      <w:rPr>
-        <w:rFonts w:hint="default"/>
-      </w:rPr>
-    </w:lvl>
-    <w:lvl w:ilvl="8">
-      <w:start w:val="1"/>
-      <w:numFmt w:val="decimal"/>
-      <w:isLgl/>
-      <w:lvlText w:val="%1.%2.%3.%4.%5.%6.%7.%8.%9"/>
-      <w:lvlJc w:val="left"/>
-      <w:pPr>
-        <w:ind w:left="1440" w:hanging="1440"/>
-      </w:pPr>
-      <w:rPr>
-        <w:rFonts w:hint="default"/>
-      </w:rPr>
-    </w:lvl>
-  </w:abstractNum>
-  <w:abstractNum w:abstractNumId="14" w15:restartNumberingAfterBreak="0">
-    <w:nsid w:val="33993535"/>
-    <w:multiLevelType w:val="hybridMultilevel"/>
-    <w:tmpl w:val="D4DA41A2"/>
-    <w:lvl w:ilvl="0" w:tplc="40090001">
-      <w:start w:val="1"/>
-      <w:numFmt w:val="bullet"/>
-      <w:lvlText w:val=""/>
-      <w:lvlJc w:val="left"/>
-      <w:pPr>
-        <w:ind w:left="1080" w:hanging="360"/>
-      </w:pPr>
-      <w:rPr>
-        <w:rFonts w:ascii="Symbol" w:hAnsi="Symbol" w:hint="default"/>
-      </w:rPr>
-    </w:lvl>
-    <w:lvl w:ilvl="1" w:tplc="40090003">
-      <w:start w:val="1"/>
-      <w:numFmt w:val="bullet"/>
-      <w:lvlText w:val="o"/>
-      <w:lvlJc w:val="left"/>
-      <w:pPr>
-        <w:ind w:left="1800" w:hanging="360"/>
-      </w:pPr>
-      <w:rPr>
-        <w:rFonts w:ascii="Courier New" w:hAnsi="Courier New" w:cs="Courier New" w:hint="default"/>
-      </w:rPr>
-    </w:lvl>
-    <w:lvl w:ilvl="2" w:tplc="40090005" w:tentative="1">
-      <w:start w:val="1"/>
-      <w:numFmt w:val="bullet"/>
-      <w:lvlText w:val=""/>
-      <w:lvlJc w:val="left"/>
-      <w:pPr>
-        <w:ind w:left="2520" w:hanging="360"/>
-      </w:pPr>
-      <w:rPr>
-        <w:rFonts w:ascii="Wingdings" w:hAnsi="Wingdings" w:hint="default"/>
-      </w:rPr>
-    </w:lvl>
-    <w:lvl w:ilvl="3" w:tplc="40090001" w:tentative="1">
-      <w:start w:val="1"/>
-      <w:numFmt w:val="bullet"/>
-      <w:lvlText w:val=""/>
-      <w:lvlJc w:val="left"/>
-      <w:pPr>
-        <w:ind w:left="3240" w:hanging="360"/>
-      </w:pPr>
-      <w:rPr>
-        <w:rFonts w:ascii="Symbol" w:hAnsi="Symbol" w:hint="default"/>
-      </w:rPr>
-    </w:lvl>
-    <w:lvl w:ilvl="4" w:tplc="40090003" w:tentative="1">
-      <w:start w:val="1"/>
-      <w:numFmt w:val="bullet"/>
-      <w:lvlText w:val="o"/>
-      <w:lvlJc w:val="left"/>
-      <w:pPr>
-        <w:ind w:left="3960" w:hanging="360"/>
-      </w:pPr>
-      <w:rPr>
-        <w:rFonts w:ascii="Courier New" w:hAnsi="Courier New" w:cs="Courier New" w:hint="default"/>
-      </w:rPr>
-    </w:lvl>
-    <w:lvl w:ilvl="5" w:tplc="40090005" w:tentative="1">
-      <w:start w:val="1"/>
-      <w:numFmt w:val="bullet"/>
-      <w:lvlText w:val=""/>
-      <w:lvlJc w:val="left"/>
-      <w:pPr>
-        <w:ind w:left="4680" w:hanging="360"/>
-      </w:pPr>
-      <w:rPr>
-        <w:rFonts w:ascii="Wingdings" w:hAnsi="Wingdings" w:hint="default"/>
-      </w:rPr>
-    </w:lvl>
-    <w:lvl w:ilvl="6" w:tplc="40090001" w:tentative="1">
-      <w:start w:val="1"/>
-      <w:numFmt w:val="bullet"/>
-      <w:lvlText w:val=""/>
-      <w:lvlJc w:val="left"/>
-      <w:pPr>
-        <w:ind w:left="5400" w:hanging="360"/>
-      </w:pPr>
-      <w:rPr>
-        <w:rFonts w:ascii="Symbol" w:hAnsi="Symbol" w:hint="default"/>
-      </w:rPr>
-    </w:lvl>
-    <w:lvl w:ilvl="7" w:tplc="40090003" w:tentative="1">
-      <w:start w:val="1"/>
-      <w:numFmt w:val="bullet"/>
-      <w:lvlText w:val="o"/>
-      <w:lvlJc w:val="left"/>
-      <w:pPr>
-        <w:ind w:left="6120" w:hanging="360"/>
-      </w:pPr>
-      <w:rPr>
-        <w:rFonts w:ascii="Courier New" w:hAnsi="Courier New" w:cs="Courier New" w:hint="default"/>
-      </w:rPr>
-    </w:lvl>
-    <w:lvl w:ilvl="8" w:tplc="40090005" w:tentative="1">
-      <w:start w:val="1"/>
-      <w:numFmt w:val="bullet"/>
-      <w:lvlText w:val=""/>
-      <w:lvlJc w:val="left"/>
-      <w:pPr>
-        <w:ind w:left="6840" w:hanging="360"/>
-      </w:pPr>
-      <w:rPr>
-        <w:rFonts w:ascii="Wingdings" w:hAnsi="Wingdings" w:hint="default"/>
-      </w:rPr>
-    </w:lvl>
-  </w:abstractNum>
-  <w:abstractNum w:abstractNumId="15" w15:restartNumberingAfterBreak="0">
+  <w:abstractNum w:abstractNumId="1" w15:restartNumberingAfterBreak="0">
     <w:nsid w:val="33F912FA"/>
     <w:multiLevelType w:val="multilevel"/>
     <w:tmpl w:val="A2729054"/>
@@ -8834,942 +7129,7 @@
       </w:rPr>
     </w:lvl>
   </w:abstractNum>
-  <w:abstractNum w:abstractNumId="16" w15:restartNumberingAfterBreak="0">
-    <w:nsid w:val="35262861"/>
-    <w:multiLevelType w:val="hybridMultilevel"/>
-    <w:tmpl w:val="786664EE"/>
-    <w:lvl w:ilvl="0" w:tplc="F6581E9E">
-      <w:start w:val="1"/>
-      <w:numFmt w:val="decimal"/>
-      <w:lvlText w:val="%1.1"/>
-      <w:lvlJc w:val="left"/>
-      <w:pPr>
-        <w:ind w:left="720" w:hanging="360"/>
-      </w:pPr>
-      <w:rPr>
-        <w:rFonts w:hint="default"/>
-      </w:rPr>
-    </w:lvl>
-    <w:lvl w:ilvl="1" w:tplc="04090019" w:tentative="1">
-      <w:start w:val="1"/>
-      <w:numFmt w:val="lowerLetter"/>
-      <w:lvlText w:val="%2."/>
-      <w:lvlJc w:val="left"/>
-      <w:pPr>
-        <w:ind w:left="1440" w:hanging="360"/>
-      </w:pPr>
-    </w:lvl>
-    <w:lvl w:ilvl="2" w:tplc="0409001B" w:tentative="1">
-      <w:start w:val="1"/>
-      <w:numFmt w:val="lowerRoman"/>
-      <w:lvlText w:val="%3."/>
-      <w:lvlJc w:val="right"/>
-      <w:pPr>
-        <w:ind w:left="2160" w:hanging="180"/>
-      </w:pPr>
-    </w:lvl>
-    <w:lvl w:ilvl="3" w:tplc="0409000F" w:tentative="1">
-      <w:start w:val="1"/>
-      <w:numFmt w:val="decimal"/>
-      <w:lvlText w:val="%4."/>
-      <w:lvlJc w:val="left"/>
-      <w:pPr>
-        <w:ind w:left="2880" w:hanging="360"/>
-      </w:pPr>
-    </w:lvl>
-    <w:lvl w:ilvl="4" w:tplc="04090019" w:tentative="1">
-      <w:start w:val="1"/>
-      <w:numFmt w:val="lowerLetter"/>
-      <w:lvlText w:val="%5."/>
-      <w:lvlJc w:val="left"/>
-      <w:pPr>
-        <w:ind w:left="3600" w:hanging="360"/>
-      </w:pPr>
-    </w:lvl>
-    <w:lvl w:ilvl="5" w:tplc="0409001B" w:tentative="1">
-      <w:start w:val="1"/>
-      <w:numFmt w:val="lowerRoman"/>
-      <w:lvlText w:val="%6."/>
-      <w:lvlJc w:val="right"/>
-      <w:pPr>
-        <w:ind w:left="4320" w:hanging="180"/>
-      </w:pPr>
-    </w:lvl>
-    <w:lvl w:ilvl="6" w:tplc="0409000F" w:tentative="1">
-      <w:start w:val="1"/>
-      <w:numFmt w:val="decimal"/>
-      <w:lvlText w:val="%7."/>
-      <w:lvlJc w:val="left"/>
-      <w:pPr>
-        <w:ind w:left="5040" w:hanging="360"/>
-      </w:pPr>
-    </w:lvl>
-    <w:lvl w:ilvl="7" w:tplc="04090019" w:tentative="1">
-      <w:start w:val="1"/>
-      <w:numFmt w:val="lowerLetter"/>
-      <w:lvlText w:val="%8."/>
-      <w:lvlJc w:val="left"/>
-      <w:pPr>
-        <w:ind w:left="5760" w:hanging="360"/>
-      </w:pPr>
-    </w:lvl>
-    <w:lvl w:ilvl="8" w:tplc="0409001B" w:tentative="1">
-      <w:start w:val="1"/>
-      <w:numFmt w:val="lowerRoman"/>
-      <w:lvlText w:val="%9."/>
-      <w:lvlJc w:val="right"/>
-      <w:pPr>
-        <w:ind w:left="6480" w:hanging="180"/>
-      </w:pPr>
-    </w:lvl>
-  </w:abstractNum>
-  <w:abstractNum w:abstractNumId="17" w15:restartNumberingAfterBreak="0">
-    <w:nsid w:val="36954172"/>
-    <w:multiLevelType w:val="hybridMultilevel"/>
-    <w:tmpl w:val="B01CA3D4"/>
-    <w:lvl w:ilvl="0" w:tplc="40090001">
-      <w:start w:val="1"/>
-      <w:numFmt w:val="bullet"/>
-      <w:lvlText w:val=""/>
-      <w:lvlJc w:val="left"/>
-      <w:pPr>
-        <w:tabs>
-          <w:tab w:val="num" w:pos="720"/>
-        </w:tabs>
-        <w:ind w:left="720" w:hanging="360"/>
-      </w:pPr>
-      <w:rPr>
-        <w:rFonts w:ascii="Symbol" w:hAnsi="Symbol" w:hint="default"/>
-      </w:rPr>
-    </w:lvl>
-    <w:lvl w:ilvl="1" w:tplc="FFFFFFFF" w:tentative="1">
-      <w:start w:val="1"/>
-      <w:numFmt w:val="bullet"/>
-      <w:lvlText w:val="•"/>
-      <w:lvlJc w:val="left"/>
-      <w:pPr>
-        <w:tabs>
-          <w:tab w:val="num" w:pos="1440"/>
-        </w:tabs>
-        <w:ind w:left="1440" w:hanging="360"/>
-      </w:pPr>
-      <w:rPr>
-        <w:rFonts w:ascii="Arial" w:hAnsi="Arial" w:hint="default"/>
-      </w:rPr>
-    </w:lvl>
-    <w:lvl w:ilvl="2" w:tplc="FFFFFFFF" w:tentative="1">
-      <w:start w:val="1"/>
-      <w:numFmt w:val="bullet"/>
-      <w:lvlText w:val="•"/>
-      <w:lvlJc w:val="left"/>
-      <w:pPr>
-        <w:tabs>
-          <w:tab w:val="num" w:pos="2160"/>
-        </w:tabs>
-        <w:ind w:left="2160" w:hanging="360"/>
-      </w:pPr>
-      <w:rPr>
-        <w:rFonts w:ascii="Arial" w:hAnsi="Arial" w:hint="default"/>
-      </w:rPr>
-    </w:lvl>
-    <w:lvl w:ilvl="3" w:tplc="FFFFFFFF" w:tentative="1">
-      <w:start w:val="1"/>
-      <w:numFmt w:val="bullet"/>
-      <w:lvlText w:val="•"/>
-      <w:lvlJc w:val="left"/>
-      <w:pPr>
-        <w:tabs>
-          <w:tab w:val="num" w:pos="2880"/>
-        </w:tabs>
-        <w:ind w:left="2880" w:hanging="360"/>
-      </w:pPr>
-      <w:rPr>
-        <w:rFonts w:ascii="Arial" w:hAnsi="Arial" w:hint="default"/>
-      </w:rPr>
-    </w:lvl>
-    <w:lvl w:ilvl="4" w:tplc="FFFFFFFF" w:tentative="1">
-      <w:start w:val="1"/>
-      <w:numFmt w:val="bullet"/>
-      <w:lvlText w:val="•"/>
-      <w:lvlJc w:val="left"/>
-      <w:pPr>
-        <w:tabs>
-          <w:tab w:val="num" w:pos="3600"/>
-        </w:tabs>
-        <w:ind w:left="3600" w:hanging="360"/>
-      </w:pPr>
-      <w:rPr>
-        <w:rFonts w:ascii="Arial" w:hAnsi="Arial" w:hint="default"/>
-      </w:rPr>
-    </w:lvl>
-    <w:lvl w:ilvl="5" w:tplc="FFFFFFFF" w:tentative="1">
-      <w:start w:val="1"/>
-      <w:numFmt w:val="bullet"/>
-      <w:lvlText w:val="•"/>
-      <w:lvlJc w:val="left"/>
-      <w:pPr>
-        <w:tabs>
-          <w:tab w:val="num" w:pos="4320"/>
-        </w:tabs>
-        <w:ind w:left="4320" w:hanging="360"/>
-      </w:pPr>
-      <w:rPr>
-        <w:rFonts w:ascii="Arial" w:hAnsi="Arial" w:hint="default"/>
-      </w:rPr>
-    </w:lvl>
-    <w:lvl w:ilvl="6" w:tplc="FFFFFFFF" w:tentative="1">
-      <w:start w:val="1"/>
-      <w:numFmt w:val="bullet"/>
-      <w:lvlText w:val="•"/>
-      <w:lvlJc w:val="left"/>
-      <w:pPr>
-        <w:tabs>
-          <w:tab w:val="num" w:pos="5040"/>
-        </w:tabs>
-        <w:ind w:left="5040" w:hanging="360"/>
-      </w:pPr>
-      <w:rPr>
-        <w:rFonts w:ascii="Arial" w:hAnsi="Arial" w:hint="default"/>
-      </w:rPr>
-    </w:lvl>
-    <w:lvl w:ilvl="7" w:tplc="FFFFFFFF" w:tentative="1">
-      <w:start w:val="1"/>
-      <w:numFmt w:val="bullet"/>
-      <w:lvlText w:val="•"/>
-      <w:lvlJc w:val="left"/>
-      <w:pPr>
-        <w:tabs>
-          <w:tab w:val="num" w:pos="5760"/>
-        </w:tabs>
-        <w:ind w:left="5760" w:hanging="360"/>
-      </w:pPr>
-      <w:rPr>
-        <w:rFonts w:ascii="Arial" w:hAnsi="Arial" w:hint="default"/>
-      </w:rPr>
-    </w:lvl>
-    <w:lvl w:ilvl="8" w:tplc="FFFFFFFF" w:tentative="1">
-      <w:start w:val="1"/>
-      <w:numFmt w:val="bullet"/>
-      <w:lvlText w:val="•"/>
-      <w:lvlJc w:val="left"/>
-      <w:pPr>
-        <w:tabs>
-          <w:tab w:val="num" w:pos="6480"/>
-        </w:tabs>
-        <w:ind w:left="6480" w:hanging="360"/>
-      </w:pPr>
-      <w:rPr>
-        <w:rFonts w:ascii="Arial" w:hAnsi="Arial" w:hint="default"/>
-      </w:rPr>
-    </w:lvl>
-  </w:abstractNum>
-  <w:abstractNum w:abstractNumId="18" w15:restartNumberingAfterBreak="0">
-    <w:nsid w:val="3A853515"/>
-    <w:multiLevelType w:val="hybridMultilevel"/>
-    <w:tmpl w:val="E328EFF8"/>
-    <w:lvl w:ilvl="0" w:tplc="C908ACA6">
-      <w:numFmt w:val="bullet"/>
-      <w:lvlText w:val="•"/>
-      <w:lvlJc w:val="left"/>
-      <w:pPr>
-        <w:ind w:left="720" w:hanging="360"/>
-      </w:pPr>
-      <w:rPr>
-        <w:rFonts w:ascii="HPE Graphik Light" w:eastAsia="Calibri" w:hAnsi="HPE Graphik Light" w:cs="Times New Roman" w:hint="default"/>
-      </w:rPr>
-    </w:lvl>
-    <w:lvl w:ilvl="1" w:tplc="40090003" w:tentative="1">
-      <w:start w:val="1"/>
-      <w:numFmt w:val="bullet"/>
-      <w:lvlText w:val="o"/>
-      <w:lvlJc w:val="left"/>
-      <w:pPr>
-        <w:ind w:left="1440" w:hanging="360"/>
-      </w:pPr>
-      <w:rPr>
-        <w:rFonts w:ascii="Courier New" w:hAnsi="Courier New" w:cs="Courier New" w:hint="default"/>
-      </w:rPr>
-    </w:lvl>
-    <w:lvl w:ilvl="2" w:tplc="40090005" w:tentative="1">
-      <w:start w:val="1"/>
-      <w:numFmt w:val="bullet"/>
-      <w:lvlText w:val=""/>
-      <w:lvlJc w:val="left"/>
-      <w:pPr>
-        <w:ind w:left="2160" w:hanging="360"/>
-      </w:pPr>
-      <w:rPr>
-        <w:rFonts w:ascii="Wingdings" w:hAnsi="Wingdings" w:hint="default"/>
-      </w:rPr>
-    </w:lvl>
-    <w:lvl w:ilvl="3" w:tplc="40090001" w:tentative="1">
-      <w:start w:val="1"/>
-      <w:numFmt w:val="bullet"/>
-      <w:lvlText w:val=""/>
-      <w:lvlJc w:val="left"/>
-      <w:pPr>
-        <w:ind w:left="2880" w:hanging="360"/>
-      </w:pPr>
-      <w:rPr>
-        <w:rFonts w:ascii="Symbol" w:hAnsi="Symbol" w:hint="default"/>
-      </w:rPr>
-    </w:lvl>
-    <w:lvl w:ilvl="4" w:tplc="40090003" w:tentative="1">
-      <w:start w:val="1"/>
-      <w:numFmt w:val="bullet"/>
-      <w:lvlText w:val="o"/>
-      <w:lvlJc w:val="left"/>
-      <w:pPr>
-        <w:ind w:left="3600" w:hanging="360"/>
-      </w:pPr>
-      <w:rPr>
-        <w:rFonts w:ascii="Courier New" w:hAnsi="Courier New" w:cs="Courier New" w:hint="default"/>
-      </w:rPr>
-    </w:lvl>
-    <w:lvl w:ilvl="5" w:tplc="40090005" w:tentative="1">
-      <w:start w:val="1"/>
-      <w:numFmt w:val="bullet"/>
-      <w:lvlText w:val=""/>
-      <w:lvlJc w:val="left"/>
-      <w:pPr>
-        <w:ind w:left="4320" w:hanging="360"/>
-      </w:pPr>
-      <w:rPr>
-        <w:rFonts w:ascii="Wingdings" w:hAnsi="Wingdings" w:hint="default"/>
-      </w:rPr>
-    </w:lvl>
-    <w:lvl w:ilvl="6" w:tplc="40090001" w:tentative="1">
-      <w:start w:val="1"/>
-      <w:numFmt w:val="bullet"/>
-      <w:lvlText w:val=""/>
-      <w:lvlJc w:val="left"/>
-      <w:pPr>
-        <w:ind w:left="5040" w:hanging="360"/>
-      </w:pPr>
-      <w:rPr>
-        <w:rFonts w:ascii="Symbol" w:hAnsi="Symbol" w:hint="default"/>
-      </w:rPr>
-    </w:lvl>
-    <w:lvl w:ilvl="7" w:tplc="40090003" w:tentative="1">
-      <w:start w:val="1"/>
-      <w:numFmt w:val="bullet"/>
-      <w:lvlText w:val="o"/>
-      <w:lvlJc w:val="left"/>
-      <w:pPr>
-        <w:ind w:left="5760" w:hanging="360"/>
-      </w:pPr>
-      <w:rPr>
-        <w:rFonts w:ascii="Courier New" w:hAnsi="Courier New" w:cs="Courier New" w:hint="default"/>
-      </w:rPr>
-    </w:lvl>
-    <w:lvl w:ilvl="8" w:tplc="40090005" w:tentative="1">
-      <w:start w:val="1"/>
-      <w:numFmt w:val="bullet"/>
-      <w:lvlText w:val=""/>
-      <w:lvlJc w:val="left"/>
-      <w:pPr>
-        <w:ind w:left="6480" w:hanging="360"/>
-      </w:pPr>
-      <w:rPr>
-        <w:rFonts w:ascii="Wingdings" w:hAnsi="Wingdings" w:hint="default"/>
-      </w:rPr>
-    </w:lvl>
-  </w:abstractNum>
-  <w:abstractNum w:abstractNumId="19" w15:restartNumberingAfterBreak="0">
-    <w:nsid w:val="3E7720C4"/>
-    <w:multiLevelType w:val="hybridMultilevel"/>
-    <w:tmpl w:val="556ED222"/>
-    <w:lvl w:ilvl="0" w:tplc="C908ACA6">
-      <w:numFmt w:val="bullet"/>
-      <w:lvlText w:val="•"/>
-      <w:lvlJc w:val="left"/>
-      <w:pPr>
-        <w:ind w:left="720" w:hanging="360"/>
-      </w:pPr>
-      <w:rPr>
-        <w:rFonts w:ascii="HPE Graphik Light" w:eastAsia="Calibri" w:hAnsi="HPE Graphik Light" w:cs="Times New Roman" w:hint="default"/>
-      </w:rPr>
-    </w:lvl>
-    <w:lvl w:ilvl="1" w:tplc="40090003">
-      <w:start w:val="1"/>
-      <w:numFmt w:val="bullet"/>
-      <w:lvlText w:val="o"/>
-      <w:lvlJc w:val="left"/>
-      <w:pPr>
-        <w:ind w:left="1440" w:hanging="360"/>
-      </w:pPr>
-      <w:rPr>
-        <w:rFonts w:ascii="Courier New" w:hAnsi="Courier New" w:cs="Courier New" w:hint="default"/>
-      </w:rPr>
-    </w:lvl>
-    <w:lvl w:ilvl="2" w:tplc="40090005" w:tentative="1">
-      <w:start w:val="1"/>
-      <w:numFmt w:val="bullet"/>
-      <w:lvlText w:val=""/>
-      <w:lvlJc w:val="left"/>
-      <w:pPr>
-        <w:ind w:left="2160" w:hanging="360"/>
-      </w:pPr>
-      <w:rPr>
-        <w:rFonts w:ascii="Wingdings" w:hAnsi="Wingdings" w:hint="default"/>
-      </w:rPr>
-    </w:lvl>
-    <w:lvl w:ilvl="3" w:tplc="40090001" w:tentative="1">
-      <w:start w:val="1"/>
-      <w:numFmt w:val="bullet"/>
-      <w:lvlText w:val=""/>
-      <w:lvlJc w:val="left"/>
-      <w:pPr>
-        <w:ind w:left="2880" w:hanging="360"/>
-      </w:pPr>
-      <w:rPr>
-        <w:rFonts w:ascii="Symbol" w:hAnsi="Symbol" w:hint="default"/>
-      </w:rPr>
-    </w:lvl>
-    <w:lvl w:ilvl="4" w:tplc="40090003" w:tentative="1">
-      <w:start w:val="1"/>
-      <w:numFmt w:val="bullet"/>
-      <w:lvlText w:val="o"/>
-      <w:lvlJc w:val="left"/>
-      <w:pPr>
-        <w:ind w:left="3600" w:hanging="360"/>
-      </w:pPr>
-      <w:rPr>
-        <w:rFonts w:ascii="Courier New" w:hAnsi="Courier New" w:cs="Courier New" w:hint="default"/>
-      </w:rPr>
-    </w:lvl>
-    <w:lvl w:ilvl="5" w:tplc="40090005" w:tentative="1">
-      <w:start w:val="1"/>
-      <w:numFmt w:val="bullet"/>
-      <w:lvlText w:val=""/>
-      <w:lvlJc w:val="left"/>
-      <w:pPr>
-        <w:ind w:left="4320" w:hanging="360"/>
-      </w:pPr>
-      <w:rPr>
-        <w:rFonts w:ascii="Wingdings" w:hAnsi="Wingdings" w:hint="default"/>
-      </w:rPr>
-    </w:lvl>
-    <w:lvl w:ilvl="6" w:tplc="40090001" w:tentative="1">
-      <w:start w:val="1"/>
-      <w:numFmt w:val="bullet"/>
-      <w:lvlText w:val=""/>
-      <w:lvlJc w:val="left"/>
-      <w:pPr>
-        <w:ind w:left="5040" w:hanging="360"/>
-      </w:pPr>
-      <w:rPr>
-        <w:rFonts w:ascii="Symbol" w:hAnsi="Symbol" w:hint="default"/>
-      </w:rPr>
-    </w:lvl>
-    <w:lvl w:ilvl="7" w:tplc="40090003" w:tentative="1">
-      <w:start w:val="1"/>
-      <w:numFmt w:val="bullet"/>
-      <w:lvlText w:val="o"/>
-      <w:lvlJc w:val="left"/>
-      <w:pPr>
-        <w:ind w:left="5760" w:hanging="360"/>
-      </w:pPr>
-      <w:rPr>
-        <w:rFonts w:ascii="Courier New" w:hAnsi="Courier New" w:cs="Courier New" w:hint="default"/>
-      </w:rPr>
-    </w:lvl>
-    <w:lvl w:ilvl="8" w:tplc="40090005" w:tentative="1">
-      <w:start w:val="1"/>
-      <w:numFmt w:val="bullet"/>
-      <w:lvlText w:val=""/>
-      <w:lvlJc w:val="left"/>
-      <w:pPr>
-        <w:ind w:left="6480" w:hanging="360"/>
-      </w:pPr>
-      <w:rPr>
-        <w:rFonts w:ascii="Wingdings" w:hAnsi="Wingdings" w:hint="default"/>
-      </w:rPr>
-    </w:lvl>
-  </w:abstractNum>
-  <w:abstractNum w:abstractNumId="20" w15:restartNumberingAfterBreak="0">
-    <w:nsid w:val="3F804911"/>
-    <w:multiLevelType w:val="hybridMultilevel"/>
-    <w:tmpl w:val="84485CAC"/>
-    <w:lvl w:ilvl="0" w:tplc="40090001">
-      <w:start w:val="1"/>
-      <w:numFmt w:val="bullet"/>
-      <w:lvlText w:val=""/>
-      <w:lvlJc w:val="left"/>
-      <w:pPr>
-        <w:ind w:left="720" w:hanging="360"/>
-      </w:pPr>
-      <w:rPr>
-        <w:rFonts w:ascii="Symbol" w:hAnsi="Symbol" w:hint="default"/>
-      </w:rPr>
-    </w:lvl>
-    <w:lvl w:ilvl="1" w:tplc="40090003">
-      <w:start w:val="1"/>
-      <w:numFmt w:val="bullet"/>
-      <w:lvlText w:val="o"/>
-      <w:lvlJc w:val="left"/>
-      <w:pPr>
-        <w:ind w:left="1440" w:hanging="360"/>
-      </w:pPr>
-      <w:rPr>
-        <w:rFonts w:ascii="Courier New" w:hAnsi="Courier New" w:cs="Courier New" w:hint="default"/>
-      </w:rPr>
-    </w:lvl>
-    <w:lvl w:ilvl="2" w:tplc="40090005" w:tentative="1">
-      <w:start w:val="1"/>
-      <w:numFmt w:val="bullet"/>
-      <w:lvlText w:val=""/>
-      <w:lvlJc w:val="left"/>
-      <w:pPr>
-        <w:ind w:left="2160" w:hanging="360"/>
-      </w:pPr>
-      <w:rPr>
-        <w:rFonts w:ascii="Wingdings" w:hAnsi="Wingdings" w:hint="default"/>
-      </w:rPr>
-    </w:lvl>
-    <w:lvl w:ilvl="3" w:tplc="40090001" w:tentative="1">
-      <w:start w:val="1"/>
-      <w:numFmt w:val="bullet"/>
-      <w:lvlText w:val=""/>
-      <w:lvlJc w:val="left"/>
-      <w:pPr>
-        <w:ind w:left="2880" w:hanging="360"/>
-      </w:pPr>
-      <w:rPr>
-        <w:rFonts w:ascii="Symbol" w:hAnsi="Symbol" w:hint="default"/>
-      </w:rPr>
-    </w:lvl>
-    <w:lvl w:ilvl="4" w:tplc="40090003" w:tentative="1">
-      <w:start w:val="1"/>
-      <w:numFmt w:val="bullet"/>
-      <w:lvlText w:val="o"/>
-      <w:lvlJc w:val="left"/>
-      <w:pPr>
-        <w:ind w:left="3600" w:hanging="360"/>
-      </w:pPr>
-      <w:rPr>
-        <w:rFonts w:ascii="Courier New" w:hAnsi="Courier New" w:cs="Courier New" w:hint="default"/>
-      </w:rPr>
-    </w:lvl>
-    <w:lvl w:ilvl="5" w:tplc="40090005" w:tentative="1">
-      <w:start w:val="1"/>
-      <w:numFmt w:val="bullet"/>
-      <w:lvlText w:val=""/>
-      <w:lvlJc w:val="left"/>
-      <w:pPr>
-        <w:ind w:left="4320" w:hanging="360"/>
-      </w:pPr>
-      <w:rPr>
-        <w:rFonts w:ascii="Wingdings" w:hAnsi="Wingdings" w:hint="default"/>
-      </w:rPr>
-    </w:lvl>
-    <w:lvl w:ilvl="6" w:tplc="40090001" w:tentative="1">
-      <w:start w:val="1"/>
-      <w:numFmt w:val="bullet"/>
-      <w:lvlText w:val=""/>
-      <w:lvlJc w:val="left"/>
-      <w:pPr>
-        <w:ind w:left="5040" w:hanging="360"/>
-      </w:pPr>
-      <w:rPr>
-        <w:rFonts w:ascii="Symbol" w:hAnsi="Symbol" w:hint="default"/>
-      </w:rPr>
-    </w:lvl>
-    <w:lvl w:ilvl="7" w:tplc="40090003" w:tentative="1">
-      <w:start w:val="1"/>
-      <w:numFmt w:val="bullet"/>
-      <w:lvlText w:val="o"/>
-      <w:lvlJc w:val="left"/>
-      <w:pPr>
-        <w:ind w:left="5760" w:hanging="360"/>
-      </w:pPr>
-      <w:rPr>
-        <w:rFonts w:ascii="Courier New" w:hAnsi="Courier New" w:cs="Courier New" w:hint="default"/>
-      </w:rPr>
-    </w:lvl>
-    <w:lvl w:ilvl="8" w:tplc="40090005" w:tentative="1">
-      <w:start w:val="1"/>
-      <w:numFmt w:val="bullet"/>
-      <w:lvlText w:val=""/>
-      <w:lvlJc w:val="left"/>
-      <w:pPr>
-        <w:ind w:left="6480" w:hanging="360"/>
-      </w:pPr>
-      <w:rPr>
-        <w:rFonts w:ascii="Wingdings" w:hAnsi="Wingdings" w:hint="default"/>
-      </w:rPr>
-    </w:lvl>
-  </w:abstractNum>
-  <w:abstractNum w:abstractNumId="21" w15:restartNumberingAfterBreak="0">
-    <w:nsid w:val="4554624F"/>
-    <w:multiLevelType w:val="hybridMultilevel"/>
-    <w:tmpl w:val="6FAA4B18"/>
-    <w:lvl w:ilvl="0" w:tplc="349EFC3A">
-      <w:start w:val="1"/>
-      <w:numFmt w:val="bullet"/>
-      <w:lvlText w:val="•"/>
-      <w:lvlJc w:val="left"/>
-      <w:pPr>
-        <w:tabs>
-          <w:tab w:val="num" w:pos="720"/>
-        </w:tabs>
-        <w:ind w:left="720" w:hanging="360"/>
-      </w:pPr>
-      <w:rPr>
-        <w:rFonts w:ascii="Arial" w:hAnsi="Arial" w:hint="default"/>
-      </w:rPr>
-    </w:lvl>
-    <w:lvl w:ilvl="1" w:tplc="D3C0EB90" w:tentative="1">
-      <w:start w:val="1"/>
-      <w:numFmt w:val="bullet"/>
-      <w:lvlText w:val="•"/>
-      <w:lvlJc w:val="left"/>
-      <w:pPr>
-        <w:tabs>
-          <w:tab w:val="num" w:pos="1440"/>
-        </w:tabs>
-        <w:ind w:left="1440" w:hanging="360"/>
-      </w:pPr>
-      <w:rPr>
-        <w:rFonts w:ascii="Arial" w:hAnsi="Arial" w:hint="default"/>
-      </w:rPr>
-    </w:lvl>
-    <w:lvl w:ilvl="2" w:tplc="7DA6C2E0" w:tentative="1">
-      <w:start w:val="1"/>
-      <w:numFmt w:val="bullet"/>
-      <w:lvlText w:val="•"/>
-      <w:lvlJc w:val="left"/>
-      <w:pPr>
-        <w:tabs>
-          <w:tab w:val="num" w:pos="2160"/>
-        </w:tabs>
-        <w:ind w:left="2160" w:hanging="360"/>
-      </w:pPr>
-      <w:rPr>
-        <w:rFonts w:ascii="Arial" w:hAnsi="Arial" w:hint="default"/>
-      </w:rPr>
-    </w:lvl>
-    <w:lvl w:ilvl="3" w:tplc="91329122" w:tentative="1">
-      <w:start w:val="1"/>
-      <w:numFmt w:val="bullet"/>
-      <w:lvlText w:val="•"/>
-      <w:lvlJc w:val="left"/>
-      <w:pPr>
-        <w:tabs>
-          <w:tab w:val="num" w:pos="2880"/>
-        </w:tabs>
-        <w:ind w:left="2880" w:hanging="360"/>
-      </w:pPr>
-      <w:rPr>
-        <w:rFonts w:ascii="Arial" w:hAnsi="Arial" w:hint="default"/>
-      </w:rPr>
-    </w:lvl>
-    <w:lvl w:ilvl="4" w:tplc="29DAF7D4" w:tentative="1">
-      <w:start w:val="1"/>
-      <w:numFmt w:val="bullet"/>
-      <w:lvlText w:val="•"/>
-      <w:lvlJc w:val="left"/>
-      <w:pPr>
-        <w:tabs>
-          <w:tab w:val="num" w:pos="3600"/>
-        </w:tabs>
-        <w:ind w:left="3600" w:hanging="360"/>
-      </w:pPr>
-      <w:rPr>
-        <w:rFonts w:ascii="Arial" w:hAnsi="Arial" w:hint="default"/>
-      </w:rPr>
-    </w:lvl>
-    <w:lvl w:ilvl="5" w:tplc="379009BC" w:tentative="1">
-      <w:start w:val="1"/>
-      <w:numFmt w:val="bullet"/>
-      <w:lvlText w:val="•"/>
-      <w:lvlJc w:val="left"/>
-      <w:pPr>
-        <w:tabs>
-          <w:tab w:val="num" w:pos="4320"/>
-        </w:tabs>
-        <w:ind w:left="4320" w:hanging="360"/>
-      </w:pPr>
-      <w:rPr>
-        <w:rFonts w:ascii="Arial" w:hAnsi="Arial" w:hint="default"/>
-      </w:rPr>
-    </w:lvl>
-    <w:lvl w:ilvl="6" w:tplc="DBF4AA3E" w:tentative="1">
-      <w:start w:val="1"/>
-      <w:numFmt w:val="bullet"/>
-      <w:lvlText w:val="•"/>
-      <w:lvlJc w:val="left"/>
-      <w:pPr>
-        <w:tabs>
-          <w:tab w:val="num" w:pos="5040"/>
-        </w:tabs>
-        <w:ind w:left="5040" w:hanging="360"/>
-      </w:pPr>
-      <w:rPr>
-        <w:rFonts w:ascii="Arial" w:hAnsi="Arial" w:hint="default"/>
-      </w:rPr>
-    </w:lvl>
-    <w:lvl w:ilvl="7" w:tplc="9470F536" w:tentative="1">
-      <w:start w:val="1"/>
-      <w:numFmt w:val="bullet"/>
-      <w:lvlText w:val="•"/>
-      <w:lvlJc w:val="left"/>
-      <w:pPr>
-        <w:tabs>
-          <w:tab w:val="num" w:pos="5760"/>
-        </w:tabs>
-        <w:ind w:left="5760" w:hanging="360"/>
-      </w:pPr>
-      <w:rPr>
-        <w:rFonts w:ascii="Arial" w:hAnsi="Arial" w:hint="default"/>
-      </w:rPr>
-    </w:lvl>
-    <w:lvl w:ilvl="8" w:tplc="C9E29746" w:tentative="1">
-      <w:start w:val="1"/>
-      <w:numFmt w:val="bullet"/>
-      <w:lvlText w:val="•"/>
-      <w:lvlJc w:val="left"/>
-      <w:pPr>
-        <w:tabs>
-          <w:tab w:val="num" w:pos="6480"/>
-        </w:tabs>
-        <w:ind w:left="6480" w:hanging="360"/>
-      </w:pPr>
-      <w:rPr>
-        <w:rFonts w:ascii="Arial" w:hAnsi="Arial" w:hint="default"/>
-      </w:rPr>
-    </w:lvl>
-  </w:abstractNum>
-  <w:abstractNum w:abstractNumId="22" w15:restartNumberingAfterBreak="0">
-    <w:nsid w:val="46FE31CC"/>
-    <w:multiLevelType w:val="hybridMultilevel"/>
-    <w:tmpl w:val="167CEE3E"/>
-    <w:lvl w:ilvl="0" w:tplc="40090001">
-      <w:start w:val="1"/>
-      <w:numFmt w:val="bullet"/>
-      <w:lvlText w:val=""/>
-      <w:lvlJc w:val="left"/>
-      <w:pPr>
-        <w:ind w:left="720" w:hanging="360"/>
-      </w:pPr>
-      <w:rPr>
-        <w:rFonts w:ascii="Symbol" w:hAnsi="Symbol" w:hint="default"/>
-      </w:rPr>
-    </w:lvl>
-    <w:lvl w:ilvl="1" w:tplc="40090003" w:tentative="1">
-      <w:start w:val="1"/>
-      <w:numFmt w:val="bullet"/>
-      <w:lvlText w:val="o"/>
-      <w:lvlJc w:val="left"/>
-      <w:pPr>
-        <w:ind w:left="1440" w:hanging="360"/>
-      </w:pPr>
-      <w:rPr>
-        <w:rFonts w:ascii="Courier New" w:hAnsi="Courier New" w:cs="Courier New" w:hint="default"/>
-      </w:rPr>
-    </w:lvl>
-    <w:lvl w:ilvl="2" w:tplc="40090005" w:tentative="1">
-      <w:start w:val="1"/>
-      <w:numFmt w:val="bullet"/>
-      <w:lvlText w:val=""/>
-      <w:lvlJc w:val="left"/>
-      <w:pPr>
-        <w:ind w:left="2160" w:hanging="360"/>
-      </w:pPr>
-      <w:rPr>
-        <w:rFonts w:ascii="Wingdings" w:hAnsi="Wingdings" w:hint="default"/>
-      </w:rPr>
-    </w:lvl>
-    <w:lvl w:ilvl="3" w:tplc="40090001" w:tentative="1">
-      <w:start w:val="1"/>
-      <w:numFmt w:val="bullet"/>
-      <w:lvlText w:val=""/>
-      <w:lvlJc w:val="left"/>
-      <w:pPr>
-        <w:ind w:left="2880" w:hanging="360"/>
-      </w:pPr>
-      <w:rPr>
-        <w:rFonts w:ascii="Symbol" w:hAnsi="Symbol" w:hint="default"/>
-      </w:rPr>
-    </w:lvl>
-    <w:lvl w:ilvl="4" w:tplc="40090003" w:tentative="1">
-      <w:start w:val="1"/>
-      <w:numFmt w:val="bullet"/>
-      <w:lvlText w:val="o"/>
-      <w:lvlJc w:val="left"/>
-      <w:pPr>
-        <w:ind w:left="3600" w:hanging="360"/>
-      </w:pPr>
-      <w:rPr>
-        <w:rFonts w:ascii="Courier New" w:hAnsi="Courier New" w:cs="Courier New" w:hint="default"/>
-      </w:rPr>
-    </w:lvl>
-    <w:lvl w:ilvl="5" w:tplc="40090005" w:tentative="1">
-      <w:start w:val="1"/>
-      <w:numFmt w:val="bullet"/>
-      <w:lvlText w:val=""/>
-      <w:lvlJc w:val="left"/>
-      <w:pPr>
-        <w:ind w:left="4320" w:hanging="360"/>
-      </w:pPr>
-      <w:rPr>
-        <w:rFonts w:ascii="Wingdings" w:hAnsi="Wingdings" w:hint="default"/>
-      </w:rPr>
-    </w:lvl>
-    <w:lvl w:ilvl="6" w:tplc="40090001" w:tentative="1">
-      <w:start w:val="1"/>
-      <w:numFmt w:val="bullet"/>
-      <w:lvlText w:val=""/>
-      <w:lvlJc w:val="left"/>
-      <w:pPr>
-        <w:ind w:left="5040" w:hanging="360"/>
-      </w:pPr>
-      <w:rPr>
-        <w:rFonts w:ascii="Symbol" w:hAnsi="Symbol" w:hint="default"/>
-      </w:rPr>
-    </w:lvl>
-    <w:lvl w:ilvl="7" w:tplc="40090003" w:tentative="1">
-      <w:start w:val="1"/>
-      <w:numFmt w:val="bullet"/>
-      <w:lvlText w:val="o"/>
-      <w:lvlJc w:val="left"/>
-      <w:pPr>
-        <w:ind w:left="5760" w:hanging="360"/>
-      </w:pPr>
-      <w:rPr>
-        <w:rFonts w:ascii="Courier New" w:hAnsi="Courier New" w:cs="Courier New" w:hint="default"/>
-      </w:rPr>
-    </w:lvl>
-    <w:lvl w:ilvl="8" w:tplc="40090005" w:tentative="1">
-      <w:start w:val="1"/>
-      <w:numFmt w:val="bullet"/>
-      <w:lvlText w:val=""/>
-      <w:lvlJc w:val="left"/>
-      <w:pPr>
-        <w:ind w:left="6480" w:hanging="360"/>
-      </w:pPr>
-      <w:rPr>
-        <w:rFonts w:ascii="Wingdings" w:hAnsi="Wingdings" w:hint="default"/>
-      </w:rPr>
-    </w:lvl>
-  </w:abstractNum>
-  <w:abstractNum w:abstractNumId="23" w15:restartNumberingAfterBreak="0">
-    <w:nsid w:val="48C60A7B"/>
-    <w:multiLevelType w:val="multilevel"/>
-    <w:tmpl w:val="CC60011A"/>
-    <w:lvl w:ilvl="0">
-      <w:start w:val="1"/>
-      <w:numFmt w:val="bullet"/>
-      <w:lvlText w:val="•"/>
-      <w:lvlJc w:val="left"/>
-      <w:pPr>
-        <w:ind w:left="216" w:hanging="216"/>
-      </w:pPr>
-      <w:rPr>
-        <w:rFonts w:ascii="Calibri" w:hAnsi="Calibri" w:hint="default"/>
-        <w:sz w:val="18"/>
-      </w:rPr>
-    </w:lvl>
-    <w:lvl w:ilvl="1">
-      <w:start w:val="1"/>
-      <w:numFmt w:val="bullet"/>
-      <w:lvlText w:val="̶"/>
-      <w:lvlJc w:val="left"/>
-      <w:pPr>
-        <w:ind w:left="432" w:hanging="144"/>
-      </w:pPr>
-      <w:rPr>
-        <w:rFonts w:ascii="Calibri" w:hAnsi="Calibri" w:hint="default"/>
-      </w:rPr>
-    </w:lvl>
-    <w:lvl w:ilvl="2">
-      <w:start w:val="1"/>
-      <w:numFmt w:val="bullet"/>
-      <w:lvlText w:val="▫"/>
-      <w:lvlJc w:val="left"/>
-      <w:pPr>
-        <w:ind w:left="648" w:hanging="216"/>
-      </w:pPr>
-      <w:rPr>
-        <w:rFonts w:ascii="Calibri" w:hAnsi="Calibri" w:hint="default"/>
-      </w:rPr>
-    </w:lvl>
-    <w:lvl w:ilvl="3">
-      <w:start w:val="1"/>
-      <w:numFmt w:val="bullet"/>
-      <w:lvlText w:val="•"/>
-      <w:lvlJc w:val="left"/>
-      <w:pPr>
-        <w:ind w:left="864" w:hanging="216"/>
-      </w:pPr>
-      <w:rPr>
-        <w:rFonts w:ascii="Calibri" w:hAnsi="Calibri" w:hint="default"/>
-        <w:color w:val="auto"/>
-      </w:rPr>
-    </w:lvl>
-    <w:lvl w:ilvl="4">
-      <w:start w:val="1"/>
-      <w:numFmt w:val="bullet"/>
-      <w:lvlText w:val="̶"/>
-      <w:lvlJc w:val="left"/>
-      <w:pPr>
-        <w:ind w:left="1080" w:hanging="144"/>
-      </w:pPr>
-      <w:rPr>
-        <w:rFonts w:ascii="Calibri" w:hAnsi="Calibri" w:hint="default"/>
-      </w:rPr>
-    </w:lvl>
-    <w:lvl w:ilvl="5">
-      <w:start w:val="1"/>
-      <w:numFmt w:val="bullet"/>
-      <w:lvlText w:val="▫"/>
-      <w:lvlJc w:val="left"/>
-      <w:pPr>
-        <w:ind w:left="1296" w:hanging="216"/>
-      </w:pPr>
-      <w:rPr>
-        <w:rFonts w:ascii="Arial" w:hAnsi="Arial" w:hint="default"/>
-      </w:rPr>
-    </w:lvl>
-    <w:lvl w:ilvl="6">
-      <w:start w:val="1"/>
-      <w:numFmt w:val="bullet"/>
-      <w:lvlText w:val="•"/>
-      <w:lvlJc w:val="left"/>
-      <w:pPr>
-        <w:ind w:left="1512" w:hanging="216"/>
-      </w:pPr>
-      <w:rPr>
-        <w:rFonts w:ascii="Calibri" w:hAnsi="Calibri" w:hint="default"/>
-        <w:color w:val="auto"/>
-      </w:rPr>
-    </w:lvl>
-    <w:lvl w:ilvl="7">
-      <w:start w:val="1"/>
-      <w:numFmt w:val="bullet"/>
-      <w:lvlText w:val="̶"/>
-      <w:lvlJc w:val="left"/>
-      <w:pPr>
-        <w:ind w:left="1728" w:hanging="144"/>
-      </w:pPr>
-      <w:rPr>
-        <w:rFonts w:ascii="Calibri" w:hAnsi="Calibri" w:hint="default"/>
-      </w:rPr>
-    </w:lvl>
-    <w:lvl w:ilvl="8">
-      <w:start w:val="1"/>
-      <w:numFmt w:val="bullet"/>
-      <w:lvlText w:val="▫"/>
-      <w:lvlJc w:val="left"/>
-      <w:pPr>
-        <w:ind w:left="1944" w:hanging="216"/>
-      </w:pPr>
-      <w:rPr>
-        <w:rFonts w:ascii="Arial" w:hAnsi="Arial" w:hint="default"/>
-      </w:rPr>
-    </w:lvl>
-  </w:abstractNum>
-  <w:abstractNum w:abstractNumId="24" w15:restartNumberingAfterBreak="0">
+  <w:abstractNum w:abstractNumId="2" w15:restartNumberingAfterBreak="0">
     <w:nsid w:val="4F041BC3"/>
     <w:multiLevelType w:val="multilevel"/>
     <w:tmpl w:val="D5221EE8"/>
@@ -9893,2380 +7253,7 @@
       </w:rPr>
     </w:lvl>
   </w:abstractNum>
-  <w:abstractNum w:abstractNumId="25" w15:restartNumberingAfterBreak="0">
-    <w:nsid w:val="51352EE8"/>
-    <w:multiLevelType w:val="hybridMultilevel"/>
-    <w:tmpl w:val="4E104EA4"/>
-    <w:lvl w:ilvl="0" w:tplc="40090001">
-      <w:start w:val="1"/>
-      <w:numFmt w:val="bullet"/>
-      <w:lvlText w:val=""/>
-      <w:lvlJc w:val="left"/>
-      <w:pPr>
-        <w:ind w:left="720" w:hanging="360"/>
-      </w:pPr>
-      <w:rPr>
-        <w:rFonts w:ascii="Symbol" w:hAnsi="Symbol" w:hint="default"/>
-      </w:rPr>
-    </w:lvl>
-    <w:lvl w:ilvl="1" w:tplc="40090003">
-      <w:start w:val="1"/>
-      <w:numFmt w:val="bullet"/>
-      <w:lvlText w:val="o"/>
-      <w:lvlJc w:val="left"/>
-      <w:pPr>
-        <w:ind w:left="1440" w:hanging="360"/>
-      </w:pPr>
-      <w:rPr>
-        <w:rFonts w:ascii="Courier New" w:hAnsi="Courier New" w:cs="Courier New" w:hint="default"/>
-      </w:rPr>
-    </w:lvl>
-    <w:lvl w:ilvl="2" w:tplc="40090005" w:tentative="1">
-      <w:start w:val="1"/>
-      <w:numFmt w:val="bullet"/>
-      <w:lvlText w:val=""/>
-      <w:lvlJc w:val="left"/>
-      <w:pPr>
-        <w:ind w:left="2160" w:hanging="360"/>
-      </w:pPr>
-      <w:rPr>
-        <w:rFonts w:ascii="Wingdings" w:hAnsi="Wingdings" w:hint="default"/>
-      </w:rPr>
-    </w:lvl>
-    <w:lvl w:ilvl="3" w:tplc="40090001" w:tentative="1">
-      <w:start w:val="1"/>
-      <w:numFmt w:val="bullet"/>
-      <w:lvlText w:val=""/>
-      <w:lvlJc w:val="left"/>
-      <w:pPr>
-        <w:ind w:left="2880" w:hanging="360"/>
-      </w:pPr>
-      <w:rPr>
-        <w:rFonts w:ascii="Symbol" w:hAnsi="Symbol" w:hint="default"/>
-      </w:rPr>
-    </w:lvl>
-    <w:lvl w:ilvl="4" w:tplc="40090003" w:tentative="1">
-      <w:start w:val="1"/>
-      <w:numFmt w:val="bullet"/>
-      <w:lvlText w:val="o"/>
-      <w:lvlJc w:val="left"/>
-      <w:pPr>
-        <w:ind w:left="3600" w:hanging="360"/>
-      </w:pPr>
-      <w:rPr>
-        <w:rFonts w:ascii="Courier New" w:hAnsi="Courier New" w:cs="Courier New" w:hint="default"/>
-      </w:rPr>
-    </w:lvl>
-    <w:lvl w:ilvl="5" w:tplc="40090005" w:tentative="1">
-      <w:start w:val="1"/>
-      <w:numFmt w:val="bullet"/>
-      <w:lvlText w:val=""/>
-      <w:lvlJc w:val="left"/>
-      <w:pPr>
-        <w:ind w:left="4320" w:hanging="360"/>
-      </w:pPr>
-      <w:rPr>
-        <w:rFonts w:ascii="Wingdings" w:hAnsi="Wingdings" w:hint="default"/>
-      </w:rPr>
-    </w:lvl>
-    <w:lvl w:ilvl="6" w:tplc="40090001" w:tentative="1">
-      <w:start w:val="1"/>
-      <w:numFmt w:val="bullet"/>
-      <w:lvlText w:val=""/>
-      <w:lvlJc w:val="left"/>
-      <w:pPr>
-        <w:ind w:left="5040" w:hanging="360"/>
-      </w:pPr>
-      <w:rPr>
-        <w:rFonts w:ascii="Symbol" w:hAnsi="Symbol" w:hint="default"/>
-      </w:rPr>
-    </w:lvl>
-    <w:lvl w:ilvl="7" w:tplc="40090003" w:tentative="1">
-      <w:start w:val="1"/>
-      <w:numFmt w:val="bullet"/>
-      <w:lvlText w:val="o"/>
-      <w:lvlJc w:val="left"/>
-      <w:pPr>
-        <w:ind w:left="5760" w:hanging="360"/>
-      </w:pPr>
-      <w:rPr>
-        <w:rFonts w:ascii="Courier New" w:hAnsi="Courier New" w:cs="Courier New" w:hint="default"/>
-      </w:rPr>
-    </w:lvl>
-    <w:lvl w:ilvl="8" w:tplc="40090005" w:tentative="1">
-      <w:start w:val="1"/>
-      <w:numFmt w:val="bullet"/>
-      <w:lvlText w:val=""/>
-      <w:lvlJc w:val="left"/>
-      <w:pPr>
-        <w:ind w:left="6480" w:hanging="360"/>
-      </w:pPr>
-      <w:rPr>
-        <w:rFonts w:ascii="Wingdings" w:hAnsi="Wingdings" w:hint="default"/>
-      </w:rPr>
-    </w:lvl>
-  </w:abstractNum>
-  <w:abstractNum w:abstractNumId="26" w15:restartNumberingAfterBreak="0">
-    <w:nsid w:val="52B825C9"/>
-    <w:multiLevelType w:val="hybridMultilevel"/>
-    <w:tmpl w:val="89E478D6"/>
-    <w:lvl w:ilvl="0" w:tplc="C908ACA6">
-      <w:numFmt w:val="bullet"/>
-      <w:lvlText w:val="•"/>
-      <w:lvlJc w:val="left"/>
-      <w:pPr>
-        <w:ind w:left="720" w:hanging="360"/>
-      </w:pPr>
-      <w:rPr>
-        <w:rFonts w:ascii="HPE Graphik Light" w:eastAsia="Calibri" w:hAnsi="HPE Graphik Light" w:cs="Times New Roman" w:hint="default"/>
-      </w:rPr>
-    </w:lvl>
-    <w:lvl w:ilvl="1" w:tplc="40090003" w:tentative="1">
-      <w:start w:val="1"/>
-      <w:numFmt w:val="bullet"/>
-      <w:lvlText w:val="o"/>
-      <w:lvlJc w:val="left"/>
-      <w:pPr>
-        <w:ind w:left="1440" w:hanging="360"/>
-      </w:pPr>
-      <w:rPr>
-        <w:rFonts w:ascii="Courier New" w:hAnsi="Courier New" w:cs="Courier New" w:hint="default"/>
-      </w:rPr>
-    </w:lvl>
-    <w:lvl w:ilvl="2" w:tplc="40090005" w:tentative="1">
-      <w:start w:val="1"/>
-      <w:numFmt w:val="bullet"/>
-      <w:lvlText w:val=""/>
-      <w:lvlJc w:val="left"/>
-      <w:pPr>
-        <w:ind w:left="2160" w:hanging="360"/>
-      </w:pPr>
-      <w:rPr>
-        <w:rFonts w:ascii="Wingdings" w:hAnsi="Wingdings" w:hint="default"/>
-      </w:rPr>
-    </w:lvl>
-    <w:lvl w:ilvl="3" w:tplc="40090001" w:tentative="1">
-      <w:start w:val="1"/>
-      <w:numFmt w:val="bullet"/>
-      <w:lvlText w:val=""/>
-      <w:lvlJc w:val="left"/>
-      <w:pPr>
-        <w:ind w:left="2880" w:hanging="360"/>
-      </w:pPr>
-      <w:rPr>
-        <w:rFonts w:ascii="Symbol" w:hAnsi="Symbol" w:hint="default"/>
-      </w:rPr>
-    </w:lvl>
-    <w:lvl w:ilvl="4" w:tplc="40090003" w:tentative="1">
-      <w:start w:val="1"/>
-      <w:numFmt w:val="bullet"/>
-      <w:lvlText w:val="o"/>
-      <w:lvlJc w:val="left"/>
-      <w:pPr>
-        <w:ind w:left="3600" w:hanging="360"/>
-      </w:pPr>
-      <w:rPr>
-        <w:rFonts w:ascii="Courier New" w:hAnsi="Courier New" w:cs="Courier New" w:hint="default"/>
-      </w:rPr>
-    </w:lvl>
-    <w:lvl w:ilvl="5" w:tplc="40090005" w:tentative="1">
-      <w:start w:val="1"/>
-      <w:numFmt w:val="bullet"/>
-      <w:lvlText w:val=""/>
-      <w:lvlJc w:val="left"/>
-      <w:pPr>
-        <w:ind w:left="4320" w:hanging="360"/>
-      </w:pPr>
-      <w:rPr>
-        <w:rFonts w:ascii="Wingdings" w:hAnsi="Wingdings" w:hint="default"/>
-      </w:rPr>
-    </w:lvl>
-    <w:lvl w:ilvl="6" w:tplc="40090001" w:tentative="1">
-      <w:start w:val="1"/>
-      <w:numFmt w:val="bullet"/>
-      <w:lvlText w:val=""/>
-      <w:lvlJc w:val="left"/>
-      <w:pPr>
-        <w:ind w:left="5040" w:hanging="360"/>
-      </w:pPr>
-      <w:rPr>
-        <w:rFonts w:ascii="Symbol" w:hAnsi="Symbol" w:hint="default"/>
-      </w:rPr>
-    </w:lvl>
-    <w:lvl w:ilvl="7" w:tplc="40090003" w:tentative="1">
-      <w:start w:val="1"/>
-      <w:numFmt w:val="bullet"/>
-      <w:lvlText w:val="o"/>
-      <w:lvlJc w:val="left"/>
-      <w:pPr>
-        <w:ind w:left="5760" w:hanging="360"/>
-      </w:pPr>
-      <w:rPr>
-        <w:rFonts w:ascii="Courier New" w:hAnsi="Courier New" w:cs="Courier New" w:hint="default"/>
-      </w:rPr>
-    </w:lvl>
-    <w:lvl w:ilvl="8" w:tplc="40090005" w:tentative="1">
-      <w:start w:val="1"/>
-      <w:numFmt w:val="bullet"/>
-      <w:lvlText w:val=""/>
-      <w:lvlJc w:val="left"/>
-      <w:pPr>
-        <w:ind w:left="6480" w:hanging="360"/>
-      </w:pPr>
-      <w:rPr>
-        <w:rFonts w:ascii="Wingdings" w:hAnsi="Wingdings" w:hint="default"/>
-      </w:rPr>
-    </w:lvl>
-  </w:abstractNum>
-  <w:abstractNum w:abstractNumId="27" w15:restartNumberingAfterBreak="0">
-    <w:nsid w:val="53C03292"/>
-    <w:multiLevelType w:val="hybridMultilevel"/>
-    <w:tmpl w:val="9392E47C"/>
-    <w:lvl w:ilvl="0" w:tplc="EEF49EDA">
-      <w:start w:val="1"/>
-      <w:numFmt w:val="bullet"/>
-      <w:lvlText w:val="•"/>
-      <w:lvlJc w:val="left"/>
-      <w:pPr>
-        <w:tabs>
-          <w:tab w:val="num" w:pos="720"/>
-        </w:tabs>
-        <w:ind w:left="720" w:hanging="360"/>
-      </w:pPr>
-      <w:rPr>
-        <w:rFonts w:ascii="Arial" w:hAnsi="Arial" w:hint="default"/>
-      </w:rPr>
-    </w:lvl>
-    <w:lvl w:ilvl="1" w:tplc="932EE9E6">
-      <w:start w:val="1"/>
-      <w:numFmt w:val="bullet"/>
-      <w:lvlText w:val="•"/>
-      <w:lvlJc w:val="left"/>
-      <w:pPr>
-        <w:tabs>
-          <w:tab w:val="num" w:pos="1440"/>
-        </w:tabs>
-        <w:ind w:left="1440" w:hanging="360"/>
-      </w:pPr>
-      <w:rPr>
-        <w:rFonts w:ascii="Arial" w:hAnsi="Arial" w:hint="default"/>
-      </w:rPr>
-    </w:lvl>
-    <w:lvl w:ilvl="2" w:tplc="D37237F2" w:tentative="1">
-      <w:start w:val="1"/>
-      <w:numFmt w:val="bullet"/>
-      <w:lvlText w:val="•"/>
-      <w:lvlJc w:val="left"/>
-      <w:pPr>
-        <w:tabs>
-          <w:tab w:val="num" w:pos="2160"/>
-        </w:tabs>
-        <w:ind w:left="2160" w:hanging="360"/>
-      </w:pPr>
-      <w:rPr>
-        <w:rFonts w:ascii="Arial" w:hAnsi="Arial" w:hint="default"/>
-      </w:rPr>
-    </w:lvl>
-    <w:lvl w:ilvl="3" w:tplc="AFF62278" w:tentative="1">
-      <w:start w:val="1"/>
-      <w:numFmt w:val="bullet"/>
-      <w:lvlText w:val="•"/>
-      <w:lvlJc w:val="left"/>
-      <w:pPr>
-        <w:tabs>
-          <w:tab w:val="num" w:pos="2880"/>
-        </w:tabs>
-        <w:ind w:left="2880" w:hanging="360"/>
-      </w:pPr>
-      <w:rPr>
-        <w:rFonts w:ascii="Arial" w:hAnsi="Arial" w:hint="default"/>
-      </w:rPr>
-    </w:lvl>
-    <w:lvl w:ilvl="4" w:tplc="DD4A1E82" w:tentative="1">
-      <w:start w:val="1"/>
-      <w:numFmt w:val="bullet"/>
-      <w:lvlText w:val="•"/>
-      <w:lvlJc w:val="left"/>
-      <w:pPr>
-        <w:tabs>
-          <w:tab w:val="num" w:pos="3600"/>
-        </w:tabs>
-        <w:ind w:left="3600" w:hanging="360"/>
-      </w:pPr>
-      <w:rPr>
-        <w:rFonts w:ascii="Arial" w:hAnsi="Arial" w:hint="default"/>
-      </w:rPr>
-    </w:lvl>
-    <w:lvl w:ilvl="5" w:tplc="DA30ED38" w:tentative="1">
-      <w:start w:val="1"/>
-      <w:numFmt w:val="bullet"/>
-      <w:lvlText w:val="•"/>
-      <w:lvlJc w:val="left"/>
-      <w:pPr>
-        <w:tabs>
-          <w:tab w:val="num" w:pos="4320"/>
-        </w:tabs>
-        <w:ind w:left="4320" w:hanging="360"/>
-      </w:pPr>
-      <w:rPr>
-        <w:rFonts w:ascii="Arial" w:hAnsi="Arial" w:hint="default"/>
-      </w:rPr>
-    </w:lvl>
-    <w:lvl w:ilvl="6" w:tplc="4628F34E" w:tentative="1">
-      <w:start w:val="1"/>
-      <w:numFmt w:val="bullet"/>
-      <w:lvlText w:val="•"/>
-      <w:lvlJc w:val="left"/>
-      <w:pPr>
-        <w:tabs>
-          <w:tab w:val="num" w:pos="5040"/>
-        </w:tabs>
-        <w:ind w:left="5040" w:hanging="360"/>
-      </w:pPr>
-      <w:rPr>
-        <w:rFonts w:ascii="Arial" w:hAnsi="Arial" w:hint="default"/>
-      </w:rPr>
-    </w:lvl>
-    <w:lvl w:ilvl="7" w:tplc="93A48BAA" w:tentative="1">
-      <w:start w:val="1"/>
-      <w:numFmt w:val="bullet"/>
-      <w:lvlText w:val="•"/>
-      <w:lvlJc w:val="left"/>
-      <w:pPr>
-        <w:tabs>
-          <w:tab w:val="num" w:pos="5760"/>
-        </w:tabs>
-        <w:ind w:left="5760" w:hanging="360"/>
-      </w:pPr>
-      <w:rPr>
-        <w:rFonts w:ascii="Arial" w:hAnsi="Arial" w:hint="default"/>
-      </w:rPr>
-    </w:lvl>
-    <w:lvl w:ilvl="8" w:tplc="8C865212" w:tentative="1">
-      <w:start w:val="1"/>
-      <w:numFmt w:val="bullet"/>
-      <w:lvlText w:val="•"/>
-      <w:lvlJc w:val="left"/>
-      <w:pPr>
-        <w:tabs>
-          <w:tab w:val="num" w:pos="6480"/>
-        </w:tabs>
-        <w:ind w:left="6480" w:hanging="360"/>
-      </w:pPr>
-      <w:rPr>
-        <w:rFonts w:ascii="Arial" w:hAnsi="Arial" w:hint="default"/>
-      </w:rPr>
-    </w:lvl>
-  </w:abstractNum>
-  <w:abstractNum w:abstractNumId="28" w15:restartNumberingAfterBreak="0">
-    <w:nsid w:val="53E5500E"/>
-    <w:multiLevelType w:val="hybridMultilevel"/>
-    <w:tmpl w:val="F0BE4FB6"/>
-    <w:lvl w:ilvl="0" w:tplc="04090001">
-      <w:start w:val="1"/>
-      <w:numFmt w:val="bullet"/>
-      <w:lvlText w:val=""/>
-      <w:lvlJc w:val="left"/>
-      <w:pPr>
-        <w:ind w:left="720" w:hanging="360"/>
-      </w:pPr>
-      <w:rPr>
-        <w:rFonts w:ascii="Symbol" w:hAnsi="Symbol" w:hint="default"/>
-      </w:rPr>
-    </w:lvl>
-    <w:lvl w:ilvl="1" w:tplc="04090003" w:tentative="1">
-      <w:start w:val="1"/>
-      <w:numFmt w:val="bullet"/>
-      <w:lvlText w:val="o"/>
-      <w:lvlJc w:val="left"/>
-      <w:pPr>
-        <w:ind w:left="1440" w:hanging="360"/>
-      </w:pPr>
-      <w:rPr>
-        <w:rFonts w:ascii="Courier New" w:hAnsi="Courier New" w:cs="Courier New" w:hint="default"/>
-      </w:rPr>
-    </w:lvl>
-    <w:lvl w:ilvl="2" w:tplc="04090005" w:tentative="1">
-      <w:start w:val="1"/>
-      <w:numFmt w:val="bullet"/>
-      <w:lvlText w:val=""/>
-      <w:lvlJc w:val="left"/>
-      <w:pPr>
-        <w:ind w:left="2160" w:hanging="360"/>
-      </w:pPr>
-      <w:rPr>
-        <w:rFonts w:ascii="Wingdings" w:hAnsi="Wingdings" w:hint="default"/>
-      </w:rPr>
-    </w:lvl>
-    <w:lvl w:ilvl="3" w:tplc="04090001" w:tentative="1">
-      <w:start w:val="1"/>
-      <w:numFmt w:val="bullet"/>
-      <w:lvlText w:val=""/>
-      <w:lvlJc w:val="left"/>
-      <w:pPr>
-        <w:ind w:left="2880" w:hanging="360"/>
-      </w:pPr>
-      <w:rPr>
-        <w:rFonts w:ascii="Symbol" w:hAnsi="Symbol" w:hint="default"/>
-      </w:rPr>
-    </w:lvl>
-    <w:lvl w:ilvl="4" w:tplc="04090003" w:tentative="1">
-      <w:start w:val="1"/>
-      <w:numFmt w:val="bullet"/>
-      <w:lvlText w:val="o"/>
-      <w:lvlJc w:val="left"/>
-      <w:pPr>
-        <w:ind w:left="3600" w:hanging="360"/>
-      </w:pPr>
-      <w:rPr>
-        <w:rFonts w:ascii="Courier New" w:hAnsi="Courier New" w:cs="Courier New" w:hint="default"/>
-      </w:rPr>
-    </w:lvl>
-    <w:lvl w:ilvl="5" w:tplc="04090005" w:tentative="1">
-      <w:start w:val="1"/>
-      <w:numFmt w:val="bullet"/>
-      <w:lvlText w:val=""/>
-      <w:lvlJc w:val="left"/>
-      <w:pPr>
-        <w:ind w:left="4320" w:hanging="360"/>
-      </w:pPr>
-      <w:rPr>
-        <w:rFonts w:ascii="Wingdings" w:hAnsi="Wingdings" w:hint="default"/>
-      </w:rPr>
-    </w:lvl>
-    <w:lvl w:ilvl="6" w:tplc="04090001" w:tentative="1">
-      <w:start w:val="1"/>
-      <w:numFmt w:val="bullet"/>
-      <w:lvlText w:val=""/>
-      <w:lvlJc w:val="left"/>
-      <w:pPr>
-        <w:ind w:left="5040" w:hanging="360"/>
-      </w:pPr>
-      <w:rPr>
-        <w:rFonts w:ascii="Symbol" w:hAnsi="Symbol" w:hint="default"/>
-      </w:rPr>
-    </w:lvl>
-    <w:lvl w:ilvl="7" w:tplc="04090003" w:tentative="1">
-      <w:start w:val="1"/>
-      <w:numFmt w:val="bullet"/>
-      <w:lvlText w:val="o"/>
-      <w:lvlJc w:val="left"/>
-      <w:pPr>
-        <w:ind w:left="5760" w:hanging="360"/>
-      </w:pPr>
-      <w:rPr>
-        <w:rFonts w:ascii="Courier New" w:hAnsi="Courier New" w:cs="Courier New" w:hint="default"/>
-      </w:rPr>
-    </w:lvl>
-    <w:lvl w:ilvl="8" w:tplc="04090005" w:tentative="1">
-      <w:start w:val="1"/>
-      <w:numFmt w:val="bullet"/>
-      <w:lvlText w:val=""/>
-      <w:lvlJc w:val="left"/>
-      <w:pPr>
-        <w:ind w:left="6480" w:hanging="360"/>
-      </w:pPr>
-      <w:rPr>
-        <w:rFonts w:ascii="Wingdings" w:hAnsi="Wingdings" w:hint="default"/>
-      </w:rPr>
-    </w:lvl>
-  </w:abstractNum>
-  <w:abstractNum w:abstractNumId="29" w15:restartNumberingAfterBreak="0">
-    <w:nsid w:val="543A02A7"/>
-    <w:multiLevelType w:val="hybridMultilevel"/>
-    <w:tmpl w:val="FA96EC36"/>
-    <w:lvl w:ilvl="0" w:tplc="0409000F">
-      <w:start w:val="1"/>
-      <w:numFmt w:val="decimal"/>
-      <w:lvlText w:val="%1."/>
-      <w:lvlJc w:val="left"/>
-      <w:pPr>
-        <w:ind w:left="720" w:hanging="360"/>
-      </w:pPr>
-    </w:lvl>
-    <w:lvl w:ilvl="1" w:tplc="04090019" w:tentative="1">
-      <w:start w:val="1"/>
-      <w:numFmt w:val="lowerLetter"/>
-      <w:lvlText w:val="%2."/>
-      <w:lvlJc w:val="left"/>
-      <w:pPr>
-        <w:ind w:left="1440" w:hanging="360"/>
-      </w:pPr>
-    </w:lvl>
-    <w:lvl w:ilvl="2" w:tplc="0409001B" w:tentative="1">
-      <w:start w:val="1"/>
-      <w:numFmt w:val="lowerRoman"/>
-      <w:lvlText w:val="%3."/>
-      <w:lvlJc w:val="right"/>
-      <w:pPr>
-        <w:ind w:left="2160" w:hanging="180"/>
-      </w:pPr>
-    </w:lvl>
-    <w:lvl w:ilvl="3" w:tplc="0409000F" w:tentative="1">
-      <w:start w:val="1"/>
-      <w:numFmt w:val="decimal"/>
-      <w:lvlText w:val="%4."/>
-      <w:lvlJc w:val="left"/>
-      <w:pPr>
-        <w:ind w:left="2880" w:hanging="360"/>
-      </w:pPr>
-    </w:lvl>
-    <w:lvl w:ilvl="4" w:tplc="04090019" w:tentative="1">
-      <w:start w:val="1"/>
-      <w:numFmt w:val="lowerLetter"/>
-      <w:lvlText w:val="%5."/>
-      <w:lvlJc w:val="left"/>
-      <w:pPr>
-        <w:ind w:left="3600" w:hanging="360"/>
-      </w:pPr>
-    </w:lvl>
-    <w:lvl w:ilvl="5" w:tplc="0409001B" w:tentative="1">
-      <w:start w:val="1"/>
-      <w:numFmt w:val="lowerRoman"/>
-      <w:lvlText w:val="%6."/>
-      <w:lvlJc w:val="right"/>
-      <w:pPr>
-        <w:ind w:left="4320" w:hanging="180"/>
-      </w:pPr>
-    </w:lvl>
-    <w:lvl w:ilvl="6" w:tplc="0409000F" w:tentative="1">
-      <w:start w:val="1"/>
-      <w:numFmt w:val="decimal"/>
-      <w:lvlText w:val="%7."/>
-      <w:lvlJc w:val="left"/>
-      <w:pPr>
-        <w:ind w:left="5040" w:hanging="360"/>
-      </w:pPr>
-    </w:lvl>
-    <w:lvl w:ilvl="7" w:tplc="04090019" w:tentative="1">
-      <w:start w:val="1"/>
-      <w:numFmt w:val="lowerLetter"/>
-      <w:lvlText w:val="%8."/>
-      <w:lvlJc w:val="left"/>
-      <w:pPr>
-        <w:ind w:left="5760" w:hanging="360"/>
-      </w:pPr>
-    </w:lvl>
-    <w:lvl w:ilvl="8" w:tplc="0409001B" w:tentative="1">
-      <w:start w:val="1"/>
-      <w:numFmt w:val="lowerRoman"/>
-      <w:lvlText w:val="%9."/>
-      <w:lvlJc w:val="right"/>
-      <w:pPr>
-        <w:ind w:left="6480" w:hanging="180"/>
-      </w:pPr>
-    </w:lvl>
-  </w:abstractNum>
-  <w:abstractNum w:abstractNumId="30" w15:restartNumberingAfterBreak="0">
-    <w:nsid w:val="546320D5"/>
-    <w:multiLevelType w:val="hybridMultilevel"/>
-    <w:tmpl w:val="7960D0DC"/>
-    <w:lvl w:ilvl="0" w:tplc="4530B7EE">
-      <w:start w:val="1"/>
-      <w:numFmt w:val="bullet"/>
-      <w:lvlText w:val="•"/>
-      <w:lvlJc w:val="left"/>
-      <w:pPr>
-        <w:tabs>
-          <w:tab w:val="num" w:pos="720"/>
-        </w:tabs>
-        <w:ind w:left="720" w:hanging="360"/>
-      </w:pPr>
-      <w:rPr>
-        <w:rFonts w:ascii="Arial" w:hAnsi="Arial" w:hint="default"/>
-      </w:rPr>
-    </w:lvl>
-    <w:lvl w:ilvl="1" w:tplc="9E103314" w:tentative="1">
-      <w:start w:val="1"/>
-      <w:numFmt w:val="bullet"/>
-      <w:lvlText w:val="•"/>
-      <w:lvlJc w:val="left"/>
-      <w:pPr>
-        <w:tabs>
-          <w:tab w:val="num" w:pos="1440"/>
-        </w:tabs>
-        <w:ind w:left="1440" w:hanging="360"/>
-      </w:pPr>
-      <w:rPr>
-        <w:rFonts w:ascii="Arial" w:hAnsi="Arial" w:hint="default"/>
-      </w:rPr>
-    </w:lvl>
-    <w:lvl w:ilvl="2" w:tplc="F2CE8154" w:tentative="1">
-      <w:start w:val="1"/>
-      <w:numFmt w:val="bullet"/>
-      <w:lvlText w:val="•"/>
-      <w:lvlJc w:val="left"/>
-      <w:pPr>
-        <w:tabs>
-          <w:tab w:val="num" w:pos="2160"/>
-        </w:tabs>
-        <w:ind w:left="2160" w:hanging="360"/>
-      </w:pPr>
-      <w:rPr>
-        <w:rFonts w:ascii="Arial" w:hAnsi="Arial" w:hint="default"/>
-      </w:rPr>
-    </w:lvl>
-    <w:lvl w:ilvl="3" w:tplc="D548D5C8" w:tentative="1">
-      <w:start w:val="1"/>
-      <w:numFmt w:val="bullet"/>
-      <w:lvlText w:val="•"/>
-      <w:lvlJc w:val="left"/>
-      <w:pPr>
-        <w:tabs>
-          <w:tab w:val="num" w:pos="2880"/>
-        </w:tabs>
-        <w:ind w:left="2880" w:hanging="360"/>
-      </w:pPr>
-      <w:rPr>
-        <w:rFonts w:ascii="Arial" w:hAnsi="Arial" w:hint="default"/>
-      </w:rPr>
-    </w:lvl>
-    <w:lvl w:ilvl="4" w:tplc="0EA065F8" w:tentative="1">
-      <w:start w:val="1"/>
-      <w:numFmt w:val="bullet"/>
-      <w:lvlText w:val="•"/>
-      <w:lvlJc w:val="left"/>
-      <w:pPr>
-        <w:tabs>
-          <w:tab w:val="num" w:pos="3600"/>
-        </w:tabs>
-        <w:ind w:left="3600" w:hanging="360"/>
-      </w:pPr>
-      <w:rPr>
-        <w:rFonts w:ascii="Arial" w:hAnsi="Arial" w:hint="default"/>
-      </w:rPr>
-    </w:lvl>
-    <w:lvl w:ilvl="5" w:tplc="34922906" w:tentative="1">
-      <w:start w:val="1"/>
-      <w:numFmt w:val="bullet"/>
-      <w:lvlText w:val="•"/>
-      <w:lvlJc w:val="left"/>
-      <w:pPr>
-        <w:tabs>
-          <w:tab w:val="num" w:pos="4320"/>
-        </w:tabs>
-        <w:ind w:left="4320" w:hanging="360"/>
-      </w:pPr>
-      <w:rPr>
-        <w:rFonts w:ascii="Arial" w:hAnsi="Arial" w:hint="default"/>
-      </w:rPr>
-    </w:lvl>
-    <w:lvl w:ilvl="6" w:tplc="1FE27630" w:tentative="1">
-      <w:start w:val="1"/>
-      <w:numFmt w:val="bullet"/>
-      <w:lvlText w:val="•"/>
-      <w:lvlJc w:val="left"/>
-      <w:pPr>
-        <w:tabs>
-          <w:tab w:val="num" w:pos="5040"/>
-        </w:tabs>
-        <w:ind w:left="5040" w:hanging="360"/>
-      </w:pPr>
-      <w:rPr>
-        <w:rFonts w:ascii="Arial" w:hAnsi="Arial" w:hint="default"/>
-      </w:rPr>
-    </w:lvl>
-    <w:lvl w:ilvl="7" w:tplc="9766CB38" w:tentative="1">
-      <w:start w:val="1"/>
-      <w:numFmt w:val="bullet"/>
-      <w:lvlText w:val="•"/>
-      <w:lvlJc w:val="left"/>
-      <w:pPr>
-        <w:tabs>
-          <w:tab w:val="num" w:pos="5760"/>
-        </w:tabs>
-        <w:ind w:left="5760" w:hanging="360"/>
-      </w:pPr>
-      <w:rPr>
-        <w:rFonts w:ascii="Arial" w:hAnsi="Arial" w:hint="default"/>
-      </w:rPr>
-    </w:lvl>
-    <w:lvl w:ilvl="8" w:tplc="DD0A88B0" w:tentative="1">
-      <w:start w:val="1"/>
-      <w:numFmt w:val="bullet"/>
-      <w:lvlText w:val="•"/>
-      <w:lvlJc w:val="left"/>
-      <w:pPr>
-        <w:tabs>
-          <w:tab w:val="num" w:pos="6480"/>
-        </w:tabs>
-        <w:ind w:left="6480" w:hanging="360"/>
-      </w:pPr>
-      <w:rPr>
-        <w:rFonts w:ascii="Arial" w:hAnsi="Arial" w:hint="default"/>
-      </w:rPr>
-    </w:lvl>
-  </w:abstractNum>
-  <w:abstractNum w:abstractNumId="31" w15:restartNumberingAfterBreak="0">
-    <w:nsid w:val="5618122F"/>
-    <w:multiLevelType w:val="hybridMultilevel"/>
-    <w:tmpl w:val="B1C2FCC2"/>
-    <w:lvl w:ilvl="0" w:tplc="0409000F">
-      <w:start w:val="1"/>
-      <w:numFmt w:val="decimal"/>
-      <w:lvlText w:val="%1."/>
-      <w:lvlJc w:val="left"/>
-      <w:pPr>
-        <w:ind w:left="720" w:hanging="360"/>
-      </w:pPr>
-    </w:lvl>
-    <w:lvl w:ilvl="1" w:tplc="04090019" w:tentative="1">
-      <w:start w:val="1"/>
-      <w:numFmt w:val="lowerLetter"/>
-      <w:lvlText w:val="%2."/>
-      <w:lvlJc w:val="left"/>
-      <w:pPr>
-        <w:ind w:left="1440" w:hanging="360"/>
-      </w:pPr>
-    </w:lvl>
-    <w:lvl w:ilvl="2" w:tplc="0409001B" w:tentative="1">
-      <w:start w:val="1"/>
-      <w:numFmt w:val="lowerRoman"/>
-      <w:lvlText w:val="%3."/>
-      <w:lvlJc w:val="right"/>
-      <w:pPr>
-        <w:ind w:left="2160" w:hanging="180"/>
-      </w:pPr>
-    </w:lvl>
-    <w:lvl w:ilvl="3" w:tplc="0409000F" w:tentative="1">
-      <w:start w:val="1"/>
-      <w:numFmt w:val="decimal"/>
-      <w:lvlText w:val="%4."/>
-      <w:lvlJc w:val="left"/>
-      <w:pPr>
-        <w:ind w:left="2880" w:hanging="360"/>
-      </w:pPr>
-    </w:lvl>
-    <w:lvl w:ilvl="4" w:tplc="04090019" w:tentative="1">
-      <w:start w:val="1"/>
-      <w:numFmt w:val="lowerLetter"/>
-      <w:lvlText w:val="%5."/>
-      <w:lvlJc w:val="left"/>
-      <w:pPr>
-        <w:ind w:left="3600" w:hanging="360"/>
-      </w:pPr>
-    </w:lvl>
-    <w:lvl w:ilvl="5" w:tplc="0409001B" w:tentative="1">
-      <w:start w:val="1"/>
-      <w:numFmt w:val="lowerRoman"/>
-      <w:lvlText w:val="%6."/>
-      <w:lvlJc w:val="right"/>
-      <w:pPr>
-        <w:ind w:left="4320" w:hanging="180"/>
-      </w:pPr>
-    </w:lvl>
-    <w:lvl w:ilvl="6" w:tplc="0409000F" w:tentative="1">
-      <w:start w:val="1"/>
-      <w:numFmt w:val="decimal"/>
-      <w:lvlText w:val="%7."/>
-      <w:lvlJc w:val="left"/>
-      <w:pPr>
-        <w:ind w:left="5040" w:hanging="360"/>
-      </w:pPr>
-    </w:lvl>
-    <w:lvl w:ilvl="7" w:tplc="04090019" w:tentative="1">
-      <w:start w:val="1"/>
-      <w:numFmt w:val="lowerLetter"/>
-      <w:lvlText w:val="%8."/>
-      <w:lvlJc w:val="left"/>
-      <w:pPr>
-        <w:ind w:left="5760" w:hanging="360"/>
-      </w:pPr>
-    </w:lvl>
-    <w:lvl w:ilvl="8" w:tplc="0409001B" w:tentative="1">
-      <w:start w:val="1"/>
-      <w:numFmt w:val="lowerRoman"/>
-      <w:lvlText w:val="%9."/>
-      <w:lvlJc w:val="right"/>
-      <w:pPr>
-        <w:ind w:left="6480" w:hanging="180"/>
-      </w:pPr>
-    </w:lvl>
-  </w:abstractNum>
-  <w:abstractNum w:abstractNumId="32" w15:restartNumberingAfterBreak="0">
-    <w:nsid w:val="58573ACC"/>
-    <w:multiLevelType w:val="hybridMultilevel"/>
-    <w:tmpl w:val="DF94DB7A"/>
-    <w:lvl w:ilvl="0" w:tplc="5FCEF262">
-      <w:start w:val="1"/>
-      <w:numFmt w:val="bullet"/>
-      <w:lvlText w:val="•"/>
-      <w:lvlJc w:val="left"/>
-      <w:pPr>
-        <w:tabs>
-          <w:tab w:val="num" w:pos="720"/>
-        </w:tabs>
-        <w:ind w:left="720" w:hanging="360"/>
-      </w:pPr>
-      <w:rPr>
-        <w:rFonts w:ascii="Arial" w:hAnsi="Arial" w:hint="default"/>
-      </w:rPr>
-    </w:lvl>
-    <w:lvl w:ilvl="1" w:tplc="3F8C2712" w:tentative="1">
-      <w:start w:val="1"/>
-      <w:numFmt w:val="bullet"/>
-      <w:lvlText w:val="•"/>
-      <w:lvlJc w:val="left"/>
-      <w:pPr>
-        <w:tabs>
-          <w:tab w:val="num" w:pos="1440"/>
-        </w:tabs>
-        <w:ind w:left="1440" w:hanging="360"/>
-      </w:pPr>
-      <w:rPr>
-        <w:rFonts w:ascii="Arial" w:hAnsi="Arial" w:hint="default"/>
-      </w:rPr>
-    </w:lvl>
-    <w:lvl w:ilvl="2" w:tplc="36E674B4" w:tentative="1">
-      <w:start w:val="1"/>
-      <w:numFmt w:val="bullet"/>
-      <w:lvlText w:val="•"/>
-      <w:lvlJc w:val="left"/>
-      <w:pPr>
-        <w:tabs>
-          <w:tab w:val="num" w:pos="2160"/>
-        </w:tabs>
-        <w:ind w:left="2160" w:hanging="360"/>
-      </w:pPr>
-      <w:rPr>
-        <w:rFonts w:ascii="Arial" w:hAnsi="Arial" w:hint="default"/>
-      </w:rPr>
-    </w:lvl>
-    <w:lvl w:ilvl="3" w:tplc="BEB487B4" w:tentative="1">
-      <w:start w:val="1"/>
-      <w:numFmt w:val="bullet"/>
-      <w:lvlText w:val="•"/>
-      <w:lvlJc w:val="left"/>
-      <w:pPr>
-        <w:tabs>
-          <w:tab w:val="num" w:pos="2880"/>
-        </w:tabs>
-        <w:ind w:left="2880" w:hanging="360"/>
-      </w:pPr>
-      <w:rPr>
-        <w:rFonts w:ascii="Arial" w:hAnsi="Arial" w:hint="default"/>
-      </w:rPr>
-    </w:lvl>
-    <w:lvl w:ilvl="4" w:tplc="783AAB4E" w:tentative="1">
-      <w:start w:val="1"/>
-      <w:numFmt w:val="bullet"/>
-      <w:lvlText w:val="•"/>
-      <w:lvlJc w:val="left"/>
-      <w:pPr>
-        <w:tabs>
-          <w:tab w:val="num" w:pos="3600"/>
-        </w:tabs>
-        <w:ind w:left="3600" w:hanging="360"/>
-      </w:pPr>
-      <w:rPr>
-        <w:rFonts w:ascii="Arial" w:hAnsi="Arial" w:hint="default"/>
-      </w:rPr>
-    </w:lvl>
-    <w:lvl w:ilvl="5" w:tplc="73249B84" w:tentative="1">
-      <w:start w:val="1"/>
-      <w:numFmt w:val="bullet"/>
-      <w:lvlText w:val="•"/>
-      <w:lvlJc w:val="left"/>
-      <w:pPr>
-        <w:tabs>
-          <w:tab w:val="num" w:pos="4320"/>
-        </w:tabs>
-        <w:ind w:left="4320" w:hanging="360"/>
-      </w:pPr>
-      <w:rPr>
-        <w:rFonts w:ascii="Arial" w:hAnsi="Arial" w:hint="default"/>
-      </w:rPr>
-    </w:lvl>
-    <w:lvl w:ilvl="6" w:tplc="AE9E59D2" w:tentative="1">
-      <w:start w:val="1"/>
-      <w:numFmt w:val="bullet"/>
-      <w:lvlText w:val="•"/>
-      <w:lvlJc w:val="left"/>
-      <w:pPr>
-        <w:tabs>
-          <w:tab w:val="num" w:pos="5040"/>
-        </w:tabs>
-        <w:ind w:left="5040" w:hanging="360"/>
-      </w:pPr>
-      <w:rPr>
-        <w:rFonts w:ascii="Arial" w:hAnsi="Arial" w:hint="default"/>
-      </w:rPr>
-    </w:lvl>
-    <w:lvl w:ilvl="7" w:tplc="54D02B9C" w:tentative="1">
-      <w:start w:val="1"/>
-      <w:numFmt w:val="bullet"/>
-      <w:lvlText w:val="•"/>
-      <w:lvlJc w:val="left"/>
-      <w:pPr>
-        <w:tabs>
-          <w:tab w:val="num" w:pos="5760"/>
-        </w:tabs>
-        <w:ind w:left="5760" w:hanging="360"/>
-      </w:pPr>
-      <w:rPr>
-        <w:rFonts w:ascii="Arial" w:hAnsi="Arial" w:hint="default"/>
-      </w:rPr>
-    </w:lvl>
-    <w:lvl w:ilvl="8" w:tplc="632032C4" w:tentative="1">
-      <w:start w:val="1"/>
-      <w:numFmt w:val="bullet"/>
-      <w:lvlText w:val="•"/>
-      <w:lvlJc w:val="left"/>
-      <w:pPr>
-        <w:tabs>
-          <w:tab w:val="num" w:pos="6480"/>
-        </w:tabs>
-        <w:ind w:left="6480" w:hanging="360"/>
-      </w:pPr>
-      <w:rPr>
-        <w:rFonts w:ascii="Arial" w:hAnsi="Arial" w:hint="default"/>
-      </w:rPr>
-    </w:lvl>
-  </w:abstractNum>
-  <w:abstractNum w:abstractNumId="33" w15:restartNumberingAfterBreak="0">
-    <w:nsid w:val="5CF01E6B"/>
-    <w:multiLevelType w:val="hybridMultilevel"/>
-    <w:tmpl w:val="570014EC"/>
-    <w:lvl w:ilvl="0" w:tplc="04090001">
-      <w:start w:val="1"/>
-      <w:numFmt w:val="bullet"/>
-      <w:lvlText w:val=""/>
-      <w:lvlJc w:val="left"/>
-      <w:pPr>
-        <w:ind w:left="997" w:hanging="360"/>
-      </w:pPr>
-      <w:rPr>
-        <w:rFonts w:ascii="Symbol" w:hAnsi="Symbol" w:hint="default"/>
-      </w:rPr>
-    </w:lvl>
-    <w:lvl w:ilvl="1" w:tplc="04090003" w:tentative="1">
-      <w:start w:val="1"/>
-      <w:numFmt w:val="bullet"/>
-      <w:lvlText w:val="o"/>
-      <w:lvlJc w:val="left"/>
-      <w:pPr>
-        <w:ind w:left="1717" w:hanging="360"/>
-      </w:pPr>
-      <w:rPr>
-        <w:rFonts w:ascii="Courier New" w:hAnsi="Courier New" w:cs="Courier New" w:hint="default"/>
-      </w:rPr>
-    </w:lvl>
-    <w:lvl w:ilvl="2" w:tplc="04090005" w:tentative="1">
-      <w:start w:val="1"/>
-      <w:numFmt w:val="bullet"/>
-      <w:lvlText w:val=""/>
-      <w:lvlJc w:val="left"/>
-      <w:pPr>
-        <w:ind w:left="2437" w:hanging="360"/>
-      </w:pPr>
-      <w:rPr>
-        <w:rFonts w:ascii="Wingdings" w:hAnsi="Wingdings" w:hint="default"/>
-      </w:rPr>
-    </w:lvl>
-    <w:lvl w:ilvl="3" w:tplc="04090001" w:tentative="1">
-      <w:start w:val="1"/>
-      <w:numFmt w:val="bullet"/>
-      <w:lvlText w:val=""/>
-      <w:lvlJc w:val="left"/>
-      <w:pPr>
-        <w:ind w:left="3157" w:hanging="360"/>
-      </w:pPr>
-      <w:rPr>
-        <w:rFonts w:ascii="Symbol" w:hAnsi="Symbol" w:hint="default"/>
-      </w:rPr>
-    </w:lvl>
-    <w:lvl w:ilvl="4" w:tplc="04090003" w:tentative="1">
-      <w:start w:val="1"/>
-      <w:numFmt w:val="bullet"/>
-      <w:lvlText w:val="o"/>
-      <w:lvlJc w:val="left"/>
-      <w:pPr>
-        <w:ind w:left="3877" w:hanging="360"/>
-      </w:pPr>
-      <w:rPr>
-        <w:rFonts w:ascii="Courier New" w:hAnsi="Courier New" w:cs="Courier New" w:hint="default"/>
-      </w:rPr>
-    </w:lvl>
-    <w:lvl w:ilvl="5" w:tplc="04090005" w:tentative="1">
-      <w:start w:val="1"/>
-      <w:numFmt w:val="bullet"/>
-      <w:lvlText w:val=""/>
-      <w:lvlJc w:val="left"/>
-      <w:pPr>
-        <w:ind w:left="4597" w:hanging="360"/>
-      </w:pPr>
-      <w:rPr>
-        <w:rFonts w:ascii="Wingdings" w:hAnsi="Wingdings" w:hint="default"/>
-      </w:rPr>
-    </w:lvl>
-    <w:lvl w:ilvl="6" w:tplc="04090001" w:tentative="1">
-      <w:start w:val="1"/>
-      <w:numFmt w:val="bullet"/>
-      <w:lvlText w:val=""/>
-      <w:lvlJc w:val="left"/>
-      <w:pPr>
-        <w:ind w:left="5317" w:hanging="360"/>
-      </w:pPr>
-      <w:rPr>
-        <w:rFonts w:ascii="Symbol" w:hAnsi="Symbol" w:hint="default"/>
-      </w:rPr>
-    </w:lvl>
-    <w:lvl w:ilvl="7" w:tplc="04090003" w:tentative="1">
-      <w:start w:val="1"/>
-      <w:numFmt w:val="bullet"/>
-      <w:lvlText w:val="o"/>
-      <w:lvlJc w:val="left"/>
-      <w:pPr>
-        <w:ind w:left="6037" w:hanging="360"/>
-      </w:pPr>
-      <w:rPr>
-        <w:rFonts w:ascii="Courier New" w:hAnsi="Courier New" w:cs="Courier New" w:hint="default"/>
-      </w:rPr>
-    </w:lvl>
-    <w:lvl w:ilvl="8" w:tplc="04090005" w:tentative="1">
-      <w:start w:val="1"/>
-      <w:numFmt w:val="bullet"/>
-      <w:lvlText w:val=""/>
-      <w:lvlJc w:val="left"/>
-      <w:pPr>
-        <w:ind w:left="6757" w:hanging="360"/>
-      </w:pPr>
-      <w:rPr>
-        <w:rFonts w:ascii="Wingdings" w:hAnsi="Wingdings" w:hint="default"/>
-      </w:rPr>
-    </w:lvl>
-  </w:abstractNum>
-  <w:abstractNum w:abstractNumId="34" w15:restartNumberingAfterBreak="0">
-    <w:nsid w:val="5E482F03"/>
-    <w:multiLevelType w:val="hybridMultilevel"/>
-    <w:tmpl w:val="92FC2FB4"/>
-    <w:lvl w:ilvl="0" w:tplc="8C88C4CC">
-      <w:start w:val="1"/>
-      <w:numFmt w:val="bullet"/>
-      <w:lvlText w:val="•"/>
-      <w:lvlJc w:val="left"/>
-      <w:pPr>
-        <w:tabs>
-          <w:tab w:val="num" w:pos="720"/>
-        </w:tabs>
-        <w:ind w:left="720" w:hanging="360"/>
-      </w:pPr>
-      <w:rPr>
-        <w:rFonts w:ascii="Arial" w:hAnsi="Arial" w:hint="default"/>
-      </w:rPr>
-    </w:lvl>
-    <w:lvl w:ilvl="1" w:tplc="548E1FEE">
-      <w:numFmt w:val="bullet"/>
-      <w:lvlText w:val="•"/>
-      <w:lvlJc w:val="left"/>
-      <w:pPr>
-        <w:tabs>
-          <w:tab w:val="num" w:pos="1440"/>
-        </w:tabs>
-        <w:ind w:left="1440" w:hanging="360"/>
-      </w:pPr>
-      <w:rPr>
-        <w:rFonts w:ascii="Arial" w:hAnsi="Arial" w:hint="default"/>
-      </w:rPr>
-    </w:lvl>
-    <w:lvl w:ilvl="2" w:tplc="5D4A3B4C" w:tentative="1">
-      <w:start w:val="1"/>
-      <w:numFmt w:val="bullet"/>
-      <w:lvlText w:val="•"/>
-      <w:lvlJc w:val="left"/>
-      <w:pPr>
-        <w:tabs>
-          <w:tab w:val="num" w:pos="2160"/>
-        </w:tabs>
-        <w:ind w:left="2160" w:hanging="360"/>
-      </w:pPr>
-      <w:rPr>
-        <w:rFonts w:ascii="Arial" w:hAnsi="Arial" w:hint="default"/>
-      </w:rPr>
-    </w:lvl>
-    <w:lvl w:ilvl="3" w:tplc="30883690" w:tentative="1">
-      <w:start w:val="1"/>
-      <w:numFmt w:val="bullet"/>
-      <w:lvlText w:val="•"/>
-      <w:lvlJc w:val="left"/>
-      <w:pPr>
-        <w:tabs>
-          <w:tab w:val="num" w:pos="2880"/>
-        </w:tabs>
-        <w:ind w:left="2880" w:hanging="360"/>
-      </w:pPr>
-      <w:rPr>
-        <w:rFonts w:ascii="Arial" w:hAnsi="Arial" w:hint="default"/>
-      </w:rPr>
-    </w:lvl>
-    <w:lvl w:ilvl="4" w:tplc="B784D250" w:tentative="1">
-      <w:start w:val="1"/>
-      <w:numFmt w:val="bullet"/>
-      <w:lvlText w:val="•"/>
-      <w:lvlJc w:val="left"/>
-      <w:pPr>
-        <w:tabs>
-          <w:tab w:val="num" w:pos="3600"/>
-        </w:tabs>
-        <w:ind w:left="3600" w:hanging="360"/>
-      </w:pPr>
-      <w:rPr>
-        <w:rFonts w:ascii="Arial" w:hAnsi="Arial" w:hint="default"/>
-      </w:rPr>
-    </w:lvl>
-    <w:lvl w:ilvl="5" w:tplc="F2541508" w:tentative="1">
-      <w:start w:val="1"/>
-      <w:numFmt w:val="bullet"/>
-      <w:lvlText w:val="•"/>
-      <w:lvlJc w:val="left"/>
-      <w:pPr>
-        <w:tabs>
-          <w:tab w:val="num" w:pos="4320"/>
-        </w:tabs>
-        <w:ind w:left="4320" w:hanging="360"/>
-      </w:pPr>
-      <w:rPr>
-        <w:rFonts w:ascii="Arial" w:hAnsi="Arial" w:hint="default"/>
-      </w:rPr>
-    </w:lvl>
-    <w:lvl w:ilvl="6" w:tplc="129E81E8" w:tentative="1">
-      <w:start w:val="1"/>
-      <w:numFmt w:val="bullet"/>
-      <w:lvlText w:val="•"/>
-      <w:lvlJc w:val="left"/>
-      <w:pPr>
-        <w:tabs>
-          <w:tab w:val="num" w:pos="5040"/>
-        </w:tabs>
-        <w:ind w:left="5040" w:hanging="360"/>
-      </w:pPr>
-      <w:rPr>
-        <w:rFonts w:ascii="Arial" w:hAnsi="Arial" w:hint="default"/>
-      </w:rPr>
-    </w:lvl>
-    <w:lvl w:ilvl="7" w:tplc="2C4CE48E" w:tentative="1">
-      <w:start w:val="1"/>
-      <w:numFmt w:val="bullet"/>
-      <w:lvlText w:val="•"/>
-      <w:lvlJc w:val="left"/>
-      <w:pPr>
-        <w:tabs>
-          <w:tab w:val="num" w:pos="5760"/>
-        </w:tabs>
-        <w:ind w:left="5760" w:hanging="360"/>
-      </w:pPr>
-      <w:rPr>
-        <w:rFonts w:ascii="Arial" w:hAnsi="Arial" w:hint="default"/>
-      </w:rPr>
-    </w:lvl>
-    <w:lvl w:ilvl="8" w:tplc="D7A2F64C" w:tentative="1">
-      <w:start w:val="1"/>
-      <w:numFmt w:val="bullet"/>
-      <w:lvlText w:val="•"/>
-      <w:lvlJc w:val="left"/>
-      <w:pPr>
-        <w:tabs>
-          <w:tab w:val="num" w:pos="6480"/>
-        </w:tabs>
-        <w:ind w:left="6480" w:hanging="360"/>
-      </w:pPr>
-      <w:rPr>
-        <w:rFonts w:ascii="Arial" w:hAnsi="Arial" w:hint="default"/>
-      </w:rPr>
-    </w:lvl>
-  </w:abstractNum>
-  <w:abstractNum w:abstractNumId="35" w15:restartNumberingAfterBreak="0">
-    <w:nsid w:val="60AC7EDB"/>
-    <w:multiLevelType w:val="hybridMultilevel"/>
-    <w:tmpl w:val="C6BA632C"/>
-    <w:lvl w:ilvl="0" w:tplc="40090001">
-      <w:start w:val="1"/>
-      <w:numFmt w:val="bullet"/>
-      <w:lvlText w:val=""/>
-      <w:lvlJc w:val="left"/>
-      <w:pPr>
-        <w:ind w:left="720" w:hanging="360"/>
-      </w:pPr>
-      <w:rPr>
-        <w:rFonts w:ascii="Symbol" w:hAnsi="Symbol" w:hint="default"/>
-      </w:rPr>
-    </w:lvl>
-    <w:lvl w:ilvl="1" w:tplc="40090003" w:tentative="1">
-      <w:start w:val="1"/>
-      <w:numFmt w:val="bullet"/>
-      <w:lvlText w:val="o"/>
-      <w:lvlJc w:val="left"/>
-      <w:pPr>
-        <w:ind w:left="1440" w:hanging="360"/>
-      </w:pPr>
-      <w:rPr>
-        <w:rFonts w:ascii="Courier New" w:hAnsi="Courier New" w:cs="Courier New" w:hint="default"/>
-      </w:rPr>
-    </w:lvl>
-    <w:lvl w:ilvl="2" w:tplc="40090005" w:tentative="1">
-      <w:start w:val="1"/>
-      <w:numFmt w:val="bullet"/>
-      <w:lvlText w:val=""/>
-      <w:lvlJc w:val="left"/>
-      <w:pPr>
-        <w:ind w:left="2160" w:hanging="360"/>
-      </w:pPr>
-      <w:rPr>
-        <w:rFonts w:ascii="Wingdings" w:hAnsi="Wingdings" w:hint="default"/>
-      </w:rPr>
-    </w:lvl>
-    <w:lvl w:ilvl="3" w:tplc="40090001" w:tentative="1">
-      <w:start w:val="1"/>
-      <w:numFmt w:val="bullet"/>
-      <w:lvlText w:val=""/>
-      <w:lvlJc w:val="left"/>
-      <w:pPr>
-        <w:ind w:left="2880" w:hanging="360"/>
-      </w:pPr>
-      <w:rPr>
-        <w:rFonts w:ascii="Symbol" w:hAnsi="Symbol" w:hint="default"/>
-      </w:rPr>
-    </w:lvl>
-    <w:lvl w:ilvl="4" w:tplc="40090003" w:tentative="1">
-      <w:start w:val="1"/>
-      <w:numFmt w:val="bullet"/>
-      <w:lvlText w:val="o"/>
-      <w:lvlJc w:val="left"/>
-      <w:pPr>
-        <w:ind w:left="3600" w:hanging="360"/>
-      </w:pPr>
-      <w:rPr>
-        <w:rFonts w:ascii="Courier New" w:hAnsi="Courier New" w:cs="Courier New" w:hint="default"/>
-      </w:rPr>
-    </w:lvl>
-    <w:lvl w:ilvl="5" w:tplc="40090005" w:tentative="1">
-      <w:start w:val="1"/>
-      <w:numFmt w:val="bullet"/>
-      <w:lvlText w:val=""/>
-      <w:lvlJc w:val="left"/>
-      <w:pPr>
-        <w:ind w:left="4320" w:hanging="360"/>
-      </w:pPr>
-      <w:rPr>
-        <w:rFonts w:ascii="Wingdings" w:hAnsi="Wingdings" w:hint="default"/>
-      </w:rPr>
-    </w:lvl>
-    <w:lvl w:ilvl="6" w:tplc="40090001" w:tentative="1">
-      <w:start w:val="1"/>
-      <w:numFmt w:val="bullet"/>
-      <w:lvlText w:val=""/>
-      <w:lvlJc w:val="left"/>
-      <w:pPr>
-        <w:ind w:left="5040" w:hanging="360"/>
-      </w:pPr>
-      <w:rPr>
-        <w:rFonts w:ascii="Symbol" w:hAnsi="Symbol" w:hint="default"/>
-      </w:rPr>
-    </w:lvl>
-    <w:lvl w:ilvl="7" w:tplc="40090003" w:tentative="1">
-      <w:start w:val="1"/>
-      <w:numFmt w:val="bullet"/>
-      <w:lvlText w:val="o"/>
-      <w:lvlJc w:val="left"/>
-      <w:pPr>
-        <w:ind w:left="5760" w:hanging="360"/>
-      </w:pPr>
-      <w:rPr>
-        <w:rFonts w:ascii="Courier New" w:hAnsi="Courier New" w:cs="Courier New" w:hint="default"/>
-      </w:rPr>
-    </w:lvl>
-    <w:lvl w:ilvl="8" w:tplc="40090005" w:tentative="1">
-      <w:start w:val="1"/>
-      <w:numFmt w:val="bullet"/>
-      <w:lvlText w:val=""/>
-      <w:lvlJc w:val="left"/>
-      <w:pPr>
-        <w:ind w:left="6480" w:hanging="360"/>
-      </w:pPr>
-      <w:rPr>
-        <w:rFonts w:ascii="Wingdings" w:hAnsi="Wingdings" w:hint="default"/>
-      </w:rPr>
-    </w:lvl>
-  </w:abstractNum>
-  <w:abstractNum w:abstractNumId="36" w15:restartNumberingAfterBreak="0">
-    <w:nsid w:val="62396012"/>
-    <w:multiLevelType w:val="hybridMultilevel"/>
-    <w:tmpl w:val="B71405B2"/>
-    <w:lvl w:ilvl="0" w:tplc="40090001">
-      <w:start w:val="1"/>
-      <w:numFmt w:val="bullet"/>
-      <w:lvlText w:val=""/>
-      <w:lvlJc w:val="left"/>
-      <w:pPr>
-        <w:ind w:left="1080" w:hanging="360"/>
-      </w:pPr>
-      <w:rPr>
-        <w:rFonts w:ascii="Symbol" w:hAnsi="Symbol" w:hint="default"/>
-      </w:rPr>
-    </w:lvl>
-    <w:lvl w:ilvl="1" w:tplc="40090003" w:tentative="1">
-      <w:start w:val="1"/>
-      <w:numFmt w:val="bullet"/>
-      <w:lvlText w:val="o"/>
-      <w:lvlJc w:val="left"/>
-      <w:pPr>
-        <w:ind w:left="1800" w:hanging="360"/>
-      </w:pPr>
-      <w:rPr>
-        <w:rFonts w:ascii="Courier New" w:hAnsi="Courier New" w:cs="Courier New" w:hint="default"/>
-      </w:rPr>
-    </w:lvl>
-    <w:lvl w:ilvl="2" w:tplc="40090005" w:tentative="1">
-      <w:start w:val="1"/>
-      <w:numFmt w:val="bullet"/>
-      <w:lvlText w:val=""/>
-      <w:lvlJc w:val="left"/>
-      <w:pPr>
-        <w:ind w:left="2520" w:hanging="360"/>
-      </w:pPr>
-      <w:rPr>
-        <w:rFonts w:ascii="Wingdings" w:hAnsi="Wingdings" w:hint="default"/>
-      </w:rPr>
-    </w:lvl>
-    <w:lvl w:ilvl="3" w:tplc="40090001" w:tentative="1">
-      <w:start w:val="1"/>
-      <w:numFmt w:val="bullet"/>
-      <w:lvlText w:val=""/>
-      <w:lvlJc w:val="left"/>
-      <w:pPr>
-        <w:ind w:left="3240" w:hanging="360"/>
-      </w:pPr>
-      <w:rPr>
-        <w:rFonts w:ascii="Symbol" w:hAnsi="Symbol" w:hint="default"/>
-      </w:rPr>
-    </w:lvl>
-    <w:lvl w:ilvl="4" w:tplc="40090003" w:tentative="1">
-      <w:start w:val="1"/>
-      <w:numFmt w:val="bullet"/>
-      <w:lvlText w:val="o"/>
-      <w:lvlJc w:val="left"/>
-      <w:pPr>
-        <w:ind w:left="3960" w:hanging="360"/>
-      </w:pPr>
-      <w:rPr>
-        <w:rFonts w:ascii="Courier New" w:hAnsi="Courier New" w:cs="Courier New" w:hint="default"/>
-      </w:rPr>
-    </w:lvl>
-    <w:lvl w:ilvl="5" w:tplc="40090005" w:tentative="1">
-      <w:start w:val="1"/>
-      <w:numFmt w:val="bullet"/>
-      <w:lvlText w:val=""/>
-      <w:lvlJc w:val="left"/>
-      <w:pPr>
-        <w:ind w:left="4680" w:hanging="360"/>
-      </w:pPr>
-      <w:rPr>
-        <w:rFonts w:ascii="Wingdings" w:hAnsi="Wingdings" w:hint="default"/>
-      </w:rPr>
-    </w:lvl>
-    <w:lvl w:ilvl="6" w:tplc="40090001" w:tentative="1">
-      <w:start w:val="1"/>
-      <w:numFmt w:val="bullet"/>
-      <w:lvlText w:val=""/>
-      <w:lvlJc w:val="left"/>
-      <w:pPr>
-        <w:ind w:left="5400" w:hanging="360"/>
-      </w:pPr>
-      <w:rPr>
-        <w:rFonts w:ascii="Symbol" w:hAnsi="Symbol" w:hint="default"/>
-      </w:rPr>
-    </w:lvl>
-    <w:lvl w:ilvl="7" w:tplc="40090003" w:tentative="1">
-      <w:start w:val="1"/>
-      <w:numFmt w:val="bullet"/>
-      <w:lvlText w:val="o"/>
-      <w:lvlJc w:val="left"/>
-      <w:pPr>
-        <w:ind w:left="6120" w:hanging="360"/>
-      </w:pPr>
-      <w:rPr>
-        <w:rFonts w:ascii="Courier New" w:hAnsi="Courier New" w:cs="Courier New" w:hint="default"/>
-      </w:rPr>
-    </w:lvl>
-    <w:lvl w:ilvl="8" w:tplc="40090005" w:tentative="1">
-      <w:start w:val="1"/>
-      <w:numFmt w:val="bullet"/>
-      <w:lvlText w:val=""/>
-      <w:lvlJc w:val="left"/>
-      <w:pPr>
-        <w:ind w:left="6840" w:hanging="360"/>
-      </w:pPr>
-      <w:rPr>
-        <w:rFonts w:ascii="Wingdings" w:hAnsi="Wingdings" w:hint="default"/>
-      </w:rPr>
-    </w:lvl>
-  </w:abstractNum>
-  <w:abstractNum w:abstractNumId="37" w15:restartNumberingAfterBreak="0">
-    <w:nsid w:val="62B1688F"/>
-    <w:multiLevelType w:val="hybridMultilevel"/>
-    <w:tmpl w:val="F04A0F58"/>
-    <w:lvl w:ilvl="0" w:tplc="04090001">
-      <w:start w:val="1"/>
-      <w:numFmt w:val="bullet"/>
-      <w:lvlText w:val=""/>
-      <w:lvlJc w:val="left"/>
-      <w:pPr>
-        <w:ind w:left="780" w:hanging="360"/>
-      </w:pPr>
-      <w:rPr>
-        <w:rFonts w:ascii="Symbol" w:hAnsi="Symbol" w:hint="default"/>
-      </w:rPr>
-    </w:lvl>
-    <w:lvl w:ilvl="1" w:tplc="04090003" w:tentative="1">
-      <w:start w:val="1"/>
-      <w:numFmt w:val="bullet"/>
-      <w:lvlText w:val="o"/>
-      <w:lvlJc w:val="left"/>
-      <w:pPr>
-        <w:ind w:left="1500" w:hanging="360"/>
-      </w:pPr>
-      <w:rPr>
-        <w:rFonts w:ascii="Courier New" w:hAnsi="Courier New" w:cs="Courier New" w:hint="default"/>
-      </w:rPr>
-    </w:lvl>
-    <w:lvl w:ilvl="2" w:tplc="04090005" w:tentative="1">
-      <w:start w:val="1"/>
-      <w:numFmt w:val="bullet"/>
-      <w:lvlText w:val=""/>
-      <w:lvlJc w:val="left"/>
-      <w:pPr>
-        <w:ind w:left="2220" w:hanging="360"/>
-      </w:pPr>
-      <w:rPr>
-        <w:rFonts w:ascii="Wingdings" w:hAnsi="Wingdings" w:hint="default"/>
-      </w:rPr>
-    </w:lvl>
-    <w:lvl w:ilvl="3" w:tplc="04090001" w:tentative="1">
-      <w:start w:val="1"/>
-      <w:numFmt w:val="bullet"/>
-      <w:lvlText w:val=""/>
-      <w:lvlJc w:val="left"/>
-      <w:pPr>
-        <w:ind w:left="2940" w:hanging="360"/>
-      </w:pPr>
-      <w:rPr>
-        <w:rFonts w:ascii="Symbol" w:hAnsi="Symbol" w:hint="default"/>
-      </w:rPr>
-    </w:lvl>
-    <w:lvl w:ilvl="4" w:tplc="04090003" w:tentative="1">
-      <w:start w:val="1"/>
-      <w:numFmt w:val="bullet"/>
-      <w:lvlText w:val="o"/>
-      <w:lvlJc w:val="left"/>
-      <w:pPr>
-        <w:ind w:left="3660" w:hanging="360"/>
-      </w:pPr>
-      <w:rPr>
-        <w:rFonts w:ascii="Courier New" w:hAnsi="Courier New" w:cs="Courier New" w:hint="default"/>
-      </w:rPr>
-    </w:lvl>
-    <w:lvl w:ilvl="5" w:tplc="04090005" w:tentative="1">
-      <w:start w:val="1"/>
-      <w:numFmt w:val="bullet"/>
-      <w:lvlText w:val=""/>
-      <w:lvlJc w:val="left"/>
-      <w:pPr>
-        <w:ind w:left="4380" w:hanging="360"/>
-      </w:pPr>
-      <w:rPr>
-        <w:rFonts w:ascii="Wingdings" w:hAnsi="Wingdings" w:hint="default"/>
-      </w:rPr>
-    </w:lvl>
-    <w:lvl w:ilvl="6" w:tplc="04090001" w:tentative="1">
-      <w:start w:val="1"/>
-      <w:numFmt w:val="bullet"/>
-      <w:lvlText w:val=""/>
-      <w:lvlJc w:val="left"/>
-      <w:pPr>
-        <w:ind w:left="5100" w:hanging="360"/>
-      </w:pPr>
-      <w:rPr>
-        <w:rFonts w:ascii="Symbol" w:hAnsi="Symbol" w:hint="default"/>
-      </w:rPr>
-    </w:lvl>
-    <w:lvl w:ilvl="7" w:tplc="04090003" w:tentative="1">
-      <w:start w:val="1"/>
-      <w:numFmt w:val="bullet"/>
-      <w:lvlText w:val="o"/>
-      <w:lvlJc w:val="left"/>
-      <w:pPr>
-        <w:ind w:left="5820" w:hanging="360"/>
-      </w:pPr>
-      <w:rPr>
-        <w:rFonts w:ascii="Courier New" w:hAnsi="Courier New" w:cs="Courier New" w:hint="default"/>
-      </w:rPr>
-    </w:lvl>
-    <w:lvl w:ilvl="8" w:tplc="04090005" w:tentative="1">
-      <w:start w:val="1"/>
-      <w:numFmt w:val="bullet"/>
-      <w:lvlText w:val=""/>
-      <w:lvlJc w:val="left"/>
-      <w:pPr>
-        <w:ind w:left="6540" w:hanging="360"/>
-      </w:pPr>
-      <w:rPr>
-        <w:rFonts w:ascii="Wingdings" w:hAnsi="Wingdings" w:hint="default"/>
-      </w:rPr>
-    </w:lvl>
-  </w:abstractNum>
-  <w:abstractNum w:abstractNumId="38" w15:restartNumberingAfterBreak="0">
-    <w:nsid w:val="655711DA"/>
-    <w:multiLevelType w:val="hybridMultilevel"/>
-    <w:tmpl w:val="086EAE20"/>
-    <w:lvl w:ilvl="0" w:tplc="C908ACA6">
-      <w:numFmt w:val="bullet"/>
-      <w:lvlText w:val="•"/>
-      <w:lvlJc w:val="left"/>
-      <w:pPr>
-        <w:ind w:left="720" w:hanging="360"/>
-      </w:pPr>
-      <w:rPr>
-        <w:rFonts w:ascii="HPE Graphik Light" w:eastAsia="Calibri" w:hAnsi="HPE Graphik Light" w:cs="Times New Roman" w:hint="default"/>
-      </w:rPr>
-    </w:lvl>
-    <w:lvl w:ilvl="1" w:tplc="40090003">
-      <w:start w:val="1"/>
-      <w:numFmt w:val="bullet"/>
-      <w:lvlText w:val="o"/>
-      <w:lvlJc w:val="left"/>
-      <w:pPr>
-        <w:ind w:left="1440" w:hanging="360"/>
-      </w:pPr>
-      <w:rPr>
-        <w:rFonts w:ascii="Courier New" w:hAnsi="Courier New" w:cs="Courier New" w:hint="default"/>
-      </w:rPr>
-    </w:lvl>
-    <w:lvl w:ilvl="2" w:tplc="40090005" w:tentative="1">
-      <w:start w:val="1"/>
-      <w:numFmt w:val="bullet"/>
-      <w:lvlText w:val=""/>
-      <w:lvlJc w:val="left"/>
-      <w:pPr>
-        <w:ind w:left="2160" w:hanging="360"/>
-      </w:pPr>
-      <w:rPr>
-        <w:rFonts w:ascii="Wingdings" w:hAnsi="Wingdings" w:hint="default"/>
-      </w:rPr>
-    </w:lvl>
-    <w:lvl w:ilvl="3" w:tplc="40090001" w:tentative="1">
-      <w:start w:val="1"/>
-      <w:numFmt w:val="bullet"/>
-      <w:lvlText w:val=""/>
-      <w:lvlJc w:val="left"/>
-      <w:pPr>
-        <w:ind w:left="2880" w:hanging="360"/>
-      </w:pPr>
-      <w:rPr>
-        <w:rFonts w:ascii="Symbol" w:hAnsi="Symbol" w:hint="default"/>
-      </w:rPr>
-    </w:lvl>
-    <w:lvl w:ilvl="4" w:tplc="40090003" w:tentative="1">
-      <w:start w:val="1"/>
-      <w:numFmt w:val="bullet"/>
-      <w:lvlText w:val="o"/>
-      <w:lvlJc w:val="left"/>
-      <w:pPr>
-        <w:ind w:left="3600" w:hanging="360"/>
-      </w:pPr>
-      <w:rPr>
-        <w:rFonts w:ascii="Courier New" w:hAnsi="Courier New" w:cs="Courier New" w:hint="default"/>
-      </w:rPr>
-    </w:lvl>
-    <w:lvl w:ilvl="5" w:tplc="40090005" w:tentative="1">
-      <w:start w:val="1"/>
-      <w:numFmt w:val="bullet"/>
-      <w:lvlText w:val=""/>
-      <w:lvlJc w:val="left"/>
-      <w:pPr>
-        <w:ind w:left="4320" w:hanging="360"/>
-      </w:pPr>
-      <w:rPr>
-        <w:rFonts w:ascii="Wingdings" w:hAnsi="Wingdings" w:hint="default"/>
-      </w:rPr>
-    </w:lvl>
-    <w:lvl w:ilvl="6" w:tplc="40090001" w:tentative="1">
-      <w:start w:val="1"/>
-      <w:numFmt w:val="bullet"/>
-      <w:lvlText w:val=""/>
-      <w:lvlJc w:val="left"/>
-      <w:pPr>
-        <w:ind w:left="5040" w:hanging="360"/>
-      </w:pPr>
-      <w:rPr>
-        <w:rFonts w:ascii="Symbol" w:hAnsi="Symbol" w:hint="default"/>
-      </w:rPr>
-    </w:lvl>
-    <w:lvl w:ilvl="7" w:tplc="40090003" w:tentative="1">
-      <w:start w:val="1"/>
-      <w:numFmt w:val="bullet"/>
-      <w:lvlText w:val="o"/>
-      <w:lvlJc w:val="left"/>
-      <w:pPr>
-        <w:ind w:left="5760" w:hanging="360"/>
-      </w:pPr>
-      <w:rPr>
-        <w:rFonts w:ascii="Courier New" w:hAnsi="Courier New" w:cs="Courier New" w:hint="default"/>
-      </w:rPr>
-    </w:lvl>
-    <w:lvl w:ilvl="8" w:tplc="40090005" w:tentative="1">
-      <w:start w:val="1"/>
-      <w:numFmt w:val="bullet"/>
-      <w:lvlText w:val=""/>
-      <w:lvlJc w:val="left"/>
-      <w:pPr>
-        <w:ind w:left="6480" w:hanging="360"/>
-      </w:pPr>
-      <w:rPr>
-        <w:rFonts w:ascii="Wingdings" w:hAnsi="Wingdings" w:hint="default"/>
-      </w:rPr>
-    </w:lvl>
-  </w:abstractNum>
-  <w:abstractNum w:abstractNumId="39" w15:restartNumberingAfterBreak="0">
-    <w:nsid w:val="678B007C"/>
-    <w:multiLevelType w:val="hybridMultilevel"/>
-    <w:tmpl w:val="8B20E2F6"/>
-    <w:lvl w:ilvl="0" w:tplc="40090001">
-      <w:start w:val="1"/>
-      <w:numFmt w:val="bullet"/>
-      <w:lvlText w:val=""/>
-      <w:lvlJc w:val="left"/>
-      <w:pPr>
-        <w:ind w:left="1440" w:hanging="360"/>
-      </w:pPr>
-      <w:rPr>
-        <w:rFonts w:ascii="Symbol" w:hAnsi="Symbol" w:hint="default"/>
-      </w:rPr>
-    </w:lvl>
-    <w:lvl w:ilvl="1" w:tplc="40090003" w:tentative="1">
-      <w:start w:val="1"/>
-      <w:numFmt w:val="bullet"/>
-      <w:lvlText w:val="o"/>
-      <w:lvlJc w:val="left"/>
-      <w:pPr>
-        <w:ind w:left="2160" w:hanging="360"/>
-      </w:pPr>
-      <w:rPr>
-        <w:rFonts w:ascii="Courier New" w:hAnsi="Courier New" w:cs="Courier New" w:hint="default"/>
-      </w:rPr>
-    </w:lvl>
-    <w:lvl w:ilvl="2" w:tplc="40090005" w:tentative="1">
-      <w:start w:val="1"/>
-      <w:numFmt w:val="bullet"/>
-      <w:lvlText w:val=""/>
-      <w:lvlJc w:val="left"/>
-      <w:pPr>
-        <w:ind w:left="2880" w:hanging="360"/>
-      </w:pPr>
-      <w:rPr>
-        <w:rFonts w:ascii="Wingdings" w:hAnsi="Wingdings" w:hint="default"/>
-      </w:rPr>
-    </w:lvl>
-    <w:lvl w:ilvl="3" w:tplc="40090001" w:tentative="1">
-      <w:start w:val="1"/>
-      <w:numFmt w:val="bullet"/>
-      <w:lvlText w:val=""/>
-      <w:lvlJc w:val="left"/>
-      <w:pPr>
-        <w:ind w:left="3600" w:hanging="360"/>
-      </w:pPr>
-      <w:rPr>
-        <w:rFonts w:ascii="Symbol" w:hAnsi="Symbol" w:hint="default"/>
-      </w:rPr>
-    </w:lvl>
-    <w:lvl w:ilvl="4" w:tplc="40090003" w:tentative="1">
-      <w:start w:val="1"/>
-      <w:numFmt w:val="bullet"/>
-      <w:lvlText w:val="o"/>
-      <w:lvlJc w:val="left"/>
-      <w:pPr>
-        <w:ind w:left="4320" w:hanging="360"/>
-      </w:pPr>
-      <w:rPr>
-        <w:rFonts w:ascii="Courier New" w:hAnsi="Courier New" w:cs="Courier New" w:hint="default"/>
-      </w:rPr>
-    </w:lvl>
-    <w:lvl w:ilvl="5" w:tplc="40090005" w:tentative="1">
-      <w:start w:val="1"/>
-      <w:numFmt w:val="bullet"/>
-      <w:lvlText w:val=""/>
-      <w:lvlJc w:val="left"/>
-      <w:pPr>
-        <w:ind w:left="5040" w:hanging="360"/>
-      </w:pPr>
-      <w:rPr>
-        <w:rFonts w:ascii="Wingdings" w:hAnsi="Wingdings" w:hint="default"/>
-      </w:rPr>
-    </w:lvl>
-    <w:lvl w:ilvl="6" w:tplc="40090001" w:tentative="1">
-      <w:start w:val="1"/>
-      <w:numFmt w:val="bullet"/>
-      <w:lvlText w:val=""/>
-      <w:lvlJc w:val="left"/>
-      <w:pPr>
-        <w:ind w:left="5760" w:hanging="360"/>
-      </w:pPr>
-      <w:rPr>
-        <w:rFonts w:ascii="Symbol" w:hAnsi="Symbol" w:hint="default"/>
-      </w:rPr>
-    </w:lvl>
-    <w:lvl w:ilvl="7" w:tplc="40090003" w:tentative="1">
-      <w:start w:val="1"/>
-      <w:numFmt w:val="bullet"/>
-      <w:lvlText w:val="o"/>
-      <w:lvlJc w:val="left"/>
-      <w:pPr>
-        <w:ind w:left="6480" w:hanging="360"/>
-      </w:pPr>
-      <w:rPr>
-        <w:rFonts w:ascii="Courier New" w:hAnsi="Courier New" w:cs="Courier New" w:hint="default"/>
-      </w:rPr>
-    </w:lvl>
-    <w:lvl w:ilvl="8" w:tplc="40090005" w:tentative="1">
-      <w:start w:val="1"/>
-      <w:numFmt w:val="bullet"/>
-      <w:lvlText w:val=""/>
-      <w:lvlJc w:val="left"/>
-      <w:pPr>
-        <w:ind w:left="7200" w:hanging="360"/>
-      </w:pPr>
-      <w:rPr>
-        <w:rFonts w:ascii="Wingdings" w:hAnsi="Wingdings" w:hint="default"/>
-      </w:rPr>
-    </w:lvl>
-  </w:abstractNum>
-  <w:abstractNum w:abstractNumId="40" w15:restartNumberingAfterBreak="0">
-    <w:nsid w:val="67B67B0E"/>
-    <w:multiLevelType w:val="hybridMultilevel"/>
-    <w:tmpl w:val="1CE0437C"/>
-    <w:lvl w:ilvl="0" w:tplc="37AA07BE">
-      <w:start w:val="1"/>
-      <w:numFmt w:val="bullet"/>
-      <w:lvlText w:val="•"/>
-      <w:lvlJc w:val="left"/>
-      <w:pPr>
-        <w:tabs>
-          <w:tab w:val="num" w:pos="720"/>
-        </w:tabs>
-        <w:ind w:left="720" w:hanging="360"/>
-      </w:pPr>
-      <w:rPr>
-        <w:rFonts w:ascii="Arial" w:hAnsi="Arial" w:hint="default"/>
-      </w:rPr>
-    </w:lvl>
-    <w:lvl w:ilvl="1" w:tplc="7438F3F6" w:tentative="1">
-      <w:start w:val="1"/>
-      <w:numFmt w:val="bullet"/>
-      <w:lvlText w:val="•"/>
-      <w:lvlJc w:val="left"/>
-      <w:pPr>
-        <w:tabs>
-          <w:tab w:val="num" w:pos="1440"/>
-        </w:tabs>
-        <w:ind w:left="1440" w:hanging="360"/>
-      </w:pPr>
-      <w:rPr>
-        <w:rFonts w:ascii="Arial" w:hAnsi="Arial" w:hint="default"/>
-      </w:rPr>
-    </w:lvl>
-    <w:lvl w:ilvl="2" w:tplc="BCE0533E" w:tentative="1">
-      <w:start w:val="1"/>
-      <w:numFmt w:val="bullet"/>
-      <w:lvlText w:val="•"/>
-      <w:lvlJc w:val="left"/>
-      <w:pPr>
-        <w:tabs>
-          <w:tab w:val="num" w:pos="2160"/>
-        </w:tabs>
-        <w:ind w:left="2160" w:hanging="360"/>
-      </w:pPr>
-      <w:rPr>
-        <w:rFonts w:ascii="Arial" w:hAnsi="Arial" w:hint="default"/>
-      </w:rPr>
-    </w:lvl>
-    <w:lvl w:ilvl="3" w:tplc="DACAF19C" w:tentative="1">
-      <w:start w:val="1"/>
-      <w:numFmt w:val="bullet"/>
-      <w:lvlText w:val="•"/>
-      <w:lvlJc w:val="left"/>
-      <w:pPr>
-        <w:tabs>
-          <w:tab w:val="num" w:pos="2880"/>
-        </w:tabs>
-        <w:ind w:left="2880" w:hanging="360"/>
-      </w:pPr>
-      <w:rPr>
-        <w:rFonts w:ascii="Arial" w:hAnsi="Arial" w:hint="default"/>
-      </w:rPr>
-    </w:lvl>
-    <w:lvl w:ilvl="4" w:tplc="7CEA872C" w:tentative="1">
-      <w:start w:val="1"/>
-      <w:numFmt w:val="bullet"/>
-      <w:lvlText w:val="•"/>
-      <w:lvlJc w:val="left"/>
-      <w:pPr>
-        <w:tabs>
-          <w:tab w:val="num" w:pos="3600"/>
-        </w:tabs>
-        <w:ind w:left="3600" w:hanging="360"/>
-      </w:pPr>
-      <w:rPr>
-        <w:rFonts w:ascii="Arial" w:hAnsi="Arial" w:hint="default"/>
-      </w:rPr>
-    </w:lvl>
-    <w:lvl w:ilvl="5" w:tplc="2C5AD1D8" w:tentative="1">
-      <w:start w:val="1"/>
-      <w:numFmt w:val="bullet"/>
-      <w:lvlText w:val="•"/>
-      <w:lvlJc w:val="left"/>
-      <w:pPr>
-        <w:tabs>
-          <w:tab w:val="num" w:pos="4320"/>
-        </w:tabs>
-        <w:ind w:left="4320" w:hanging="360"/>
-      </w:pPr>
-      <w:rPr>
-        <w:rFonts w:ascii="Arial" w:hAnsi="Arial" w:hint="default"/>
-      </w:rPr>
-    </w:lvl>
-    <w:lvl w:ilvl="6" w:tplc="F7CE4D9A" w:tentative="1">
-      <w:start w:val="1"/>
-      <w:numFmt w:val="bullet"/>
-      <w:lvlText w:val="•"/>
-      <w:lvlJc w:val="left"/>
-      <w:pPr>
-        <w:tabs>
-          <w:tab w:val="num" w:pos="5040"/>
-        </w:tabs>
-        <w:ind w:left="5040" w:hanging="360"/>
-      </w:pPr>
-      <w:rPr>
-        <w:rFonts w:ascii="Arial" w:hAnsi="Arial" w:hint="default"/>
-      </w:rPr>
-    </w:lvl>
-    <w:lvl w:ilvl="7" w:tplc="78944A70" w:tentative="1">
-      <w:start w:val="1"/>
-      <w:numFmt w:val="bullet"/>
-      <w:lvlText w:val="•"/>
-      <w:lvlJc w:val="left"/>
-      <w:pPr>
-        <w:tabs>
-          <w:tab w:val="num" w:pos="5760"/>
-        </w:tabs>
-        <w:ind w:left="5760" w:hanging="360"/>
-      </w:pPr>
-      <w:rPr>
-        <w:rFonts w:ascii="Arial" w:hAnsi="Arial" w:hint="default"/>
-      </w:rPr>
-    </w:lvl>
-    <w:lvl w:ilvl="8" w:tplc="334A1122" w:tentative="1">
-      <w:start w:val="1"/>
-      <w:numFmt w:val="bullet"/>
-      <w:lvlText w:val="•"/>
-      <w:lvlJc w:val="left"/>
-      <w:pPr>
-        <w:tabs>
-          <w:tab w:val="num" w:pos="6480"/>
-        </w:tabs>
-        <w:ind w:left="6480" w:hanging="360"/>
-      </w:pPr>
-      <w:rPr>
-        <w:rFonts w:ascii="Arial" w:hAnsi="Arial" w:hint="default"/>
-      </w:rPr>
-    </w:lvl>
-  </w:abstractNum>
-  <w:abstractNum w:abstractNumId="41" w15:restartNumberingAfterBreak="0">
-    <w:nsid w:val="6C315BFC"/>
-    <w:multiLevelType w:val="multilevel"/>
-    <w:tmpl w:val="8F58A87C"/>
-    <w:lvl w:ilvl="0">
-      <w:start w:val="1"/>
-      <w:numFmt w:val="decimal"/>
-      <w:lvlText w:val="%1."/>
-      <w:lvlJc w:val="left"/>
-      <w:pPr>
-        <w:ind w:left="360" w:hanging="360"/>
-      </w:pPr>
-      <w:rPr>
-        <w:rFonts w:hint="default"/>
-      </w:rPr>
-    </w:lvl>
-    <w:lvl w:ilvl="1">
-      <w:start w:val="1"/>
-      <w:numFmt w:val="decimal"/>
-      <w:isLgl/>
-      <w:lvlText w:val="%1.%2"/>
-      <w:lvlJc w:val="left"/>
-      <w:pPr>
-        <w:ind w:left="360" w:hanging="360"/>
-      </w:pPr>
-      <w:rPr>
-        <w:rFonts w:hint="default"/>
-      </w:rPr>
-    </w:lvl>
-    <w:lvl w:ilvl="2">
-      <w:start w:val="1"/>
-      <w:numFmt w:val="decimal"/>
-      <w:isLgl/>
-      <w:lvlText w:val="%1.%2.%3"/>
-      <w:lvlJc w:val="left"/>
-      <w:pPr>
-        <w:ind w:left="720" w:hanging="720"/>
-      </w:pPr>
-      <w:rPr>
-        <w:rFonts w:hint="default"/>
-      </w:rPr>
-    </w:lvl>
-    <w:lvl w:ilvl="3">
-      <w:start w:val="1"/>
-      <w:numFmt w:val="decimal"/>
-      <w:isLgl/>
-      <w:lvlText w:val="%1.%2.%3.%4"/>
-      <w:lvlJc w:val="left"/>
-      <w:pPr>
-        <w:ind w:left="720" w:hanging="720"/>
-      </w:pPr>
-      <w:rPr>
-        <w:rFonts w:hint="default"/>
-      </w:rPr>
-    </w:lvl>
-    <w:lvl w:ilvl="4">
-      <w:start w:val="1"/>
-      <w:numFmt w:val="decimal"/>
-      <w:isLgl/>
-      <w:lvlText w:val="%1.%2.%3.%4.%5"/>
-      <w:lvlJc w:val="left"/>
-      <w:pPr>
-        <w:ind w:left="1080" w:hanging="1080"/>
-      </w:pPr>
-      <w:rPr>
-        <w:rFonts w:hint="default"/>
-      </w:rPr>
-    </w:lvl>
-    <w:lvl w:ilvl="5">
-      <w:start w:val="1"/>
-      <w:numFmt w:val="decimal"/>
-      <w:isLgl/>
-      <w:lvlText w:val="%1.%2.%3.%4.%5.%6"/>
-      <w:lvlJc w:val="left"/>
-      <w:pPr>
-        <w:ind w:left="1080" w:hanging="1080"/>
-      </w:pPr>
-      <w:rPr>
-        <w:rFonts w:hint="default"/>
-      </w:rPr>
-    </w:lvl>
-    <w:lvl w:ilvl="6">
-      <w:start w:val="1"/>
-      <w:numFmt w:val="decimal"/>
-      <w:isLgl/>
-      <w:lvlText w:val="%1.%2.%3.%4.%5.%6.%7"/>
-      <w:lvlJc w:val="left"/>
-      <w:pPr>
-        <w:ind w:left="1440" w:hanging="1440"/>
-      </w:pPr>
-      <w:rPr>
-        <w:rFonts w:hint="default"/>
-      </w:rPr>
-    </w:lvl>
-    <w:lvl w:ilvl="7">
-      <w:start w:val="1"/>
-      <w:numFmt w:val="decimal"/>
-      <w:isLgl/>
-      <w:lvlText w:val="%1.%2.%3.%4.%5.%6.%7.%8"/>
-      <w:lvlJc w:val="left"/>
-      <w:pPr>
-        <w:ind w:left="1440" w:hanging="1440"/>
-      </w:pPr>
-      <w:rPr>
-        <w:rFonts w:hint="default"/>
-      </w:rPr>
-    </w:lvl>
-    <w:lvl w:ilvl="8">
-      <w:start w:val="1"/>
-      <w:numFmt w:val="decimal"/>
-      <w:isLgl/>
-      <w:lvlText w:val="%1.%2.%3.%4.%5.%6.%7.%8.%9"/>
-      <w:lvlJc w:val="left"/>
-      <w:pPr>
-        <w:ind w:left="1440" w:hanging="1440"/>
-      </w:pPr>
-      <w:rPr>
-        <w:rFonts w:hint="default"/>
-      </w:rPr>
-    </w:lvl>
-  </w:abstractNum>
-  <w:abstractNum w:abstractNumId="42" w15:restartNumberingAfterBreak="0">
-    <w:nsid w:val="6C7F2269"/>
-    <w:multiLevelType w:val="hybridMultilevel"/>
-    <w:tmpl w:val="8EE0BA38"/>
-    <w:lvl w:ilvl="0" w:tplc="9C62EC2C">
-      <w:start w:val="1"/>
-      <w:numFmt w:val="bullet"/>
-      <w:lvlText w:val="•"/>
-      <w:lvlJc w:val="left"/>
-      <w:pPr>
-        <w:tabs>
-          <w:tab w:val="num" w:pos="720"/>
-        </w:tabs>
-        <w:ind w:left="720" w:hanging="360"/>
-      </w:pPr>
-      <w:rPr>
-        <w:rFonts w:ascii="Arial" w:hAnsi="Arial" w:hint="default"/>
-      </w:rPr>
-    </w:lvl>
-    <w:lvl w:ilvl="1" w:tplc="D816438A" w:tentative="1">
-      <w:start w:val="1"/>
-      <w:numFmt w:val="bullet"/>
-      <w:lvlText w:val="•"/>
-      <w:lvlJc w:val="left"/>
-      <w:pPr>
-        <w:tabs>
-          <w:tab w:val="num" w:pos="1440"/>
-        </w:tabs>
-        <w:ind w:left="1440" w:hanging="360"/>
-      </w:pPr>
-      <w:rPr>
-        <w:rFonts w:ascii="Arial" w:hAnsi="Arial" w:hint="default"/>
-      </w:rPr>
-    </w:lvl>
-    <w:lvl w:ilvl="2" w:tplc="7E421B6A" w:tentative="1">
-      <w:start w:val="1"/>
-      <w:numFmt w:val="bullet"/>
-      <w:lvlText w:val="•"/>
-      <w:lvlJc w:val="left"/>
-      <w:pPr>
-        <w:tabs>
-          <w:tab w:val="num" w:pos="2160"/>
-        </w:tabs>
-        <w:ind w:left="2160" w:hanging="360"/>
-      </w:pPr>
-      <w:rPr>
-        <w:rFonts w:ascii="Arial" w:hAnsi="Arial" w:hint="default"/>
-      </w:rPr>
-    </w:lvl>
-    <w:lvl w:ilvl="3" w:tplc="F80A288C" w:tentative="1">
-      <w:start w:val="1"/>
-      <w:numFmt w:val="bullet"/>
-      <w:lvlText w:val="•"/>
-      <w:lvlJc w:val="left"/>
-      <w:pPr>
-        <w:tabs>
-          <w:tab w:val="num" w:pos="2880"/>
-        </w:tabs>
-        <w:ind w:left="2880" w:hanging="360"/>
-      </w:pPr>
-      <w:rPr>
-        <w:rFonts w:ascii="Arial" w:hAnsi="Arial" w:hint="default"/>
-      </w:rPr>
-    </w:lvl>
-    <w:lvl w:ilvl="4" w:tplc="F676D398" w:tentative="1">
-      <w:start w:val="1"/>
-      <w:numFmt w:val="bullet"/>
-      <w:lvlText w:val="•"/>
-      <w:lvlJc w:val="left"/>
-      <w:pPr>
-        <w:tabs>
-          <w:tab w:val="num" w:pos="3600"/>
-        </w:tabs>
-        <w:ind w:left="3600" w:hanging="360"/>
-      </w:pPr>
-      <w:rPr>
-        <w:rFonts w:ascii="Arial" w:hAnsi="Arial" w:hint="default"/>
-      </w:rPr>
-    </w:lvl>
-    <w:lvl w:ilvl="5" w:tplc="304420D6" w:tentative="1">
-      <w:start w:val="1"/>
-      <w:numFmt w:val="bullet"/>
-      <w:lvlText w:val="•"/>
-      <w:lvlJc w:val="left"/>
-      <w:pPr>
-        <w:tabs>
-          <w:tab w:val="num" w:pos="4320"/>
-        </w:tabs>
-        <w:ind w:left="4320" w:hanging="360"/>
-      </w:pPr>
-      <w:rPr>
-        <w:rFonts w:ascii="Arial" w:hAnsi="Arial" w:hint="default"/>
-      </w:rPr>
-    </w:lvl>
-    <w:lvl w:ilvl="6" w:tplc="F6ACC3E2" w:tentative="1">
-      <w:start w:val="1"/>
-      <w:numFmt w:val="bullet"/>
-      <w:lvlText w:val="•"/>
-      <w:lvlJc w:val="left"/>
-      <w:pPr>
-        <w:tabs>
-          <w:tab w:val="num" w:pos="5040"/>
-        </w:tabs>
-        <w:ind w:left="5040" w:hanging="360"/>
-      </w:pPr>
-      <w:rPr>
-        <w:rFonts w:ascii="Arial" w:hAnsi="Arial" w:hint="default"/>
-      </w:rPr>
-    </w:lvl>
-    <w:lvl w:ilvl="7" w:tplc="3C2276B0" w:tentative="1">
-      <w:start w:val="1"/>
-      <w:numFmt w:val="bullet"/>
-      <w:lvlText w:val="•"/>
-      <w:lvlJc w:val="left"/>
-      <w:pPr>
-        <w:tabs>
-          <w:tab w:val="num" w:pos="5760"/>
-        </w:tabs>
-        <w:ind w:left="5760" w:hanging="360"/>
-      </w:pPr>
-      <w:rPr>
-        <w:rFonts w:ascii="Arial" w:hAnsi="Arial" w:hint="default"/>
-      </w:rPr>
-    </w:lvl>
-    <w:lvl w:ilvl="8" w:tplc="E376B2B4" w:tentative="1">
-      <w:start w:val="1"/>
-      <w:numFmt w:val="bullet"/>
-      <w:lvlText w:val="•"/>
-      <w:lvlJc w:val="left"/>
-      <w:pPr>
-        <w:tabs>
-          <w:tab w:val="num" w:pos="6480"/>
-        </w:tabs>
-        <w:ind w:left="6480" w:hanging="360"/>
-      </w:pPr>
-      <w:rPr>
-        <w:rFonts w:ascii="Arial" w:hAnsi="Arial" w:hint="default"/>
-      </w:rPr>
-    </w:lvl>
-  </w:abstractNum>
-  <w:abstractNum w:abstractNumId="43" w15:restartNumberingAfterBreak="0">
-    <w:nsid w:val="6F6844F8"/>
-    <w:multiLevelType w:val="hybridMultilevel"/>
-    <w:tmpl w:val="4FCA7E1A"/>
-    <w:lvl w:ilvl="0" w:tplc="04090001">
-      <w:start w:val="1"/>
-      <w:numFmt w:val="bullet"/>
-      <w:lvlText w:val=""/>
-      <w:lvlJc w:val="left"/>
-      <w:pPr>
-        <w:ind w:left="720" w:hanging="360"/>
-      </w:pPr>
-      <w:rPr>
-        <w:rFonts w:ascii="Symbol" w:hAnsi="Symbol" w:hint="default"/>
-      </w:rPr>
-    </w:lvl>
-    <w:lvl w:ilvl="1" w:tplc="04090003" w:tentative="1">
-      <w:start w:val="1"/>
-      <w:numFmt w:val="bullet"/>
-      <w:lvlText w:val="o"/>
-      <w:lvlJc w:val="left"/>
-      <w:pPr>
-        <w:ind w:left="1440" w:hanging="360"/>
-      </w:pPr>
-      <w:rPr>
-        <w:rFonts w:ascii="Courier New" w:hAnsi="Courier New" w:cs="Courier New" w:hint="default"/>
-      </w:rPr>
-    </w:lvl>
-    <w:lvl w:ilvl="2" w:tplc="04090005" w:tentative="1">
-      <w:start w:val="1"/>
-      <w:numFmt w:val="bullet"/>
-      <w:lvlText w:val=""/>
-      <w:lvlJc w:val="left"/>
-      <w:pPr>
-        <w:ind w:left="2160" w:hanging="360"/>
-      </w:pPr>
-      <w:rPr>
-        <w:rFonts w:ascii="Wingdings" w:hAnsi="Wingdings" w:hint="default"/>
-      </w:rPr>
-    </w:lvl>
-    <w:lvl w:ilvl="3" w:tplc="04090001" w:tentative="1">
-      <w:start w:val="1"/>
-      <w:numFmt w:val="bullet"/>
-      <w:lvlText w:val=""/>
-      <w:lvlJc w:val="left"/>
-      <w:pPr>
-        <w:ind w:left="2880" w:hanging="360"/>
-      </w:pPr>
-      <w:rPr>
-        <w:rFonts w:ascii="Symbol" w:hAnsi="Symbol" w:hint="default"/>
-      </w:rPr>
-    </w:lvl>
-    <w:lvl w:ilvl="4" w:tplc="04090003" w:tentative="1">
-      <w:start w:val="1"/>
-      <w:numFmt w:val="bullet"/>
-      <w:lvlText w:val="o"/>
-      <w:lvlJc w:val="left"/>
-      <w:pPr>
-        <w:ind w:left="3600" w:hanging="360"/>
-      </w:pPr>
-      <w:rPr>
-        <w:rFonts w:ascii="Courier New" w:hAnsi="Courier New" w:cs="Courier New" w:hint="default"/>
-      </w:rPr>
-    </w:lvl>
-    <w:lvl w:ilvl="5" w:tplc="04090005" w:tentative="1">
-      <w:start w:val="1"/>
-      <w:numFmt w:val="bullet"/>
-      <w:lvlText w:val=""/>
-      <w:lvlJc w:val="left"/>
-      <w:pPr>
-        <w:ind w:left="4320" w:hanging="360"/>
-      </w:pPr>
-      <w:rPr>
-        <w:rFonts w:ascii="Wingdings" w:hAnsi="Wingdings" w:hint="default"/>
-      </w:rPr>
-    </w:lvl>
-    <w:lvl w:ilvl="6" w:tplc="04090001" w:tentative="1">
-      <w:start w:val="1"/>
-      <w:numFmt w:val="bullet"/>
-      <w:lvlText w:val=""/>
-      <w:lvlJc w:val="left"/>
-      <w:pPr>
-        <w:ind w:left="5040" w:hanging="360"/>
-      </w:pPr>
-      <w:rPr>
-        <w:rFonts w:ascii="Symbol" w:hAnsi="Symbol" w:hint="default"/>
-      </w:rPr>
-    </w:lvl>
-    <w:lvl w:ilvl="7" w:tplc="04090003" w:tentative="1">
-      <w:start w:val="1"/>
-      <w:numFmt w:val="bullet"/>
-      <w:lvlText w:val="o"/>
-      <w:lvlJc w:val="left"/>
-      <w:pPr>
-        <w:ind w:left="5760" w:hanging="360"/>
-      </w:pPr>
-      <w:rPr>
-        <w:rFonts w:ascii="Courier New" w:hAnsi="Courier New" w:cs="Courier New" w:hint="default"/>
-      </w:rPr>
-    </w:lvl>
-    <w:lvl w:ilvl="8" w:tplc="04090005" w:tentative="1">
-      <w:start w:val="1"/>
-      <w:numFmt w:val="bullet"/>
-      <w:lvlText w:val=""/>
-      <w:lvlJc w:val="left"/>
-      <w:pPr>
-        <w:ind w:left="6480" w:hanging="360"/>
-      </w:pPr>
-      <w:rPr>
-        <w:rFonts w:ascii="Wingdings" w:hAnsi="Wingdings" w:hint="default"/>
-      </w:rPr>
-    </w:lvl>
-  </w:abstractNum>
-  <w:abstractNum w:abstractNumId="44" w15:restartNumberingAfterBreak="0">
-    <w:nsid w:val="6FFF52FF"/>
-    <w:multiLevelType w:val="hybridMultilevel"/>
-    <w:tmpl w:val="9E64DB44"/>
-    <w:lvl w:ilvl="0" w:tplc="40090001">
-      <w:start w:val="1"/>
-      <w:numFmt w:val="bullet"/>
-      <w:lvlText w:val=""/>
-      <w:lvlJc w:val="left"/>
-      <w:pPr>
-        <w:ind w:left="720" w:hanging="360"/>
-      </w:pPr>
-      <w:rPr>
-        <w:rFonts w:ascii="Symbol" w:hAnsi="Symbol" w:hint="default"/>
-      </w:rPr>
-    </w:lvl>
-    <w:lvl w:ilvl="1" w:tplc="40090003">
-      <w:start w:val="1"/>
-      <w:numFmt w:val="bullet"/>
-      <w:lvlText w:val="o"/>
-      <w:lvlJc w:val="left"/>
-      <w:pPr>
-        <w:ind w:left="1440" w:hanging="360"/>
-      </w:pPr>
-      <w:rPr>
-        <w:rFonts w:ascii="Courier New" w:hAnsi="Courier New" w:cs="Courier New" w:hint="default"/>
-      </w:rPr>
-    </w:lvl>
-    <w:lvl w:ilvl="2" w:tplc="40090005" w:tentative="1">
-      <w:start w:val="1"/>
-      <w:numFmt w:val="bullet"/>
-      <w:lvlText w:val=""/>
-      <w:lvlJc w:val="left"/>
-      <w:pPr>
-        <w:ind w:left="2160" w:hanging="360"/>
-      </w:pPr>
-      <w:rPr>
-        <w:rFonts w:ascii="Wingdings" w:hAnsi="Wingdings" w:hint="default"/>
-      </w:rPr>
-    </w:lvl>
-    <w:lvl w:ilvl="3" w:tplc="40090001" w:tentative="1">
-      <w:start w:val="1"/>
-      <w:numFmt w:val="bullet"/>
-      <w:lvlText w:val=""/>
-      <w:lvlJc w:val="left"/>
-      <w:pPr>
-        <w:ind w:left="2880" w:hanging="360"/>
-      </w:pPr>
-      <w:rPr>
-        <w:rFonts w:ascii="Symbol" w:hAnsi="Symbol" w:hint="default"/>
-      </w:rPr>
-    </w:lvl>
-    <w:lvl w:ilvl="4" w:tplc="40090003" w:tentative="1">
-      <w:start w:val="1"/>
-      <w:numFmt w:val="bullet"/>
-      <w:lvlText w:val="o"/>
-      <w:lvlJc w:val="left"/>
-      <w:pPr>
-        <w:ind w:left="3600" w:hanging="360"/>
-      </w:pPr>
-      <w:rPr>
-        <w:rFonts w:ascii="Courier New" w:hAnsi="Courier New" w:cs="Courier New" w:hint="default"/>
-      </w:rPr>
-    </w:lvl>
-    <w:lvl w:ilvl="5" w:tplc="40090005" w:tentative="1">
-      <w:start w:val="1"/>
-      <w:numFmt w:val="bullet"/>
-      <w:lvlText w:val=""/>
-      <w:lvlJc w:val="left"/>
-      <w:pPr>
-        <w:ind w:left="4320" w:hanging="360"/>
-      </w:pPr>
-      <w:rPr>
-        <w:rFonts w:ascii="Wingdings" w:hAnsi="Wingdings" w:hint="default"/>
-      </w:rPr>
-    </w:lvl>
-    <w:lvl w:ilvl="6" w:tplc="40090001" w:tentative="1">
-      <w:start w:val="1"/>
-      <w:numFmt w:val="bullet"/>
-      <w:lvlText w:val=""/>
-      <w:lvlJc w:val="left"/>
-      <w:pPr>
-        <w:ind w:left="5040" w:hanging="360"/>
-      </w:pPr>
-      <w:rPr>
-        <w:rFonts w:ascii="Symbol" w:hAnsi="Symbol" w:hint="default"/>
-      </w:rPr>
-    </w:lvl>
-    <w:lvl w:ilvl="7" w:tplc="40090003" w:tentative="1">
-      <w:start w:val="1"/>
-      <w:numFmt w:val="bullet"/>
-      <w:lvlText w:val="o"/>
-      <w:lvlJc w:val="left"/>
-      <w:pPr>
-        <w:ind w:left="5760" w:hanging="360"/>
-      </w:pPr>
-      <w:rPr>
-        <w:rFonts w:ascii="Courier New" w:hAnsi="Courier New" w:cs="Courier New" w:hint="default"/>
-      </w:rPr>
-    </w:lvl>
-    <w:lvl w:ilvl="8" w:tplc="40090005" w:tentative="1">
-      <w:start w:val="1"/>
-      <w:numFmt w:val="bullet"/>
-      <w:lvlText w:val=""/>
-      <w:lvlJc w:val="left"/>
-      <w:pPr>
-        <w:ind w:left="6480" w:hanging="360"/>
-      </w:pPr>
-      <w:rPr>
-        <w:rFonts w:ascii="Wingdings" w:hAnsi="Wingdings" w:hint="default"/>
-      </w:rPr>
-    </w:lvl>
-  </w:abstractNum>
-  <w:abstractNum w:abstractNumId="45" w15:restartNumberingAfterBreak="0">
+  <w:abstractNum w:abstractNumId="3" w15:restartNumberingAfterBreak="0">
     <w:nsid w:val="703C7DDE"/>
     <w:multiLevelType w:val="multilevel"/>
     <w:tmpl w:val="CC60011A"/>
@@ -12383,1326 +7370,19 @@
       </w:rPr>
     </w:lvl>
   </w:abstractNum>
-  <w:abstractNum w:abstractNumId="46" w15:restartNumberingAfterBreak="0">
-    <w:nsid w:val="72057E1E"/>
-    <w:multiLevelType w:val="hybridMultilevel"/>
-    <w:tmpl w:val="3D122D42"/>
-    <w:lvl w:ilvl="0" w:tplc="8D8839F0">
-      <w:start w:val="1"/>
-      <w:numFmt w:val="bullet"/>
-      <w:lvlText w:val="•"/>
-      <w:lvlJc w:val="left"/>
-      <w:pPr>
-        <w:tabs>
-          <w:tab w:val="num" w:pos="720"/>
-        </w:tabs>
-        <w:ind w:left="720" w:hanging="360"/>
-      </w:pPr>
-      <w:rPr>
-        <w:rFonts w:ascii="Arial" w:hAnsi="Arial" w:hint="default"/>
-      </w:rPr>
-    </w:lvl>
-    <w:lvl w:ilvl="1" w:tplc="00AC05FE" w:tentative="1">
-      <w:start w:val="1"/>
-      <w:numFmt w:val="bullet"/>
-      <w:lvlText w:val="•"/>
-      <w:lvlJc w:val="left"/>
-      <w:pPr>
-        <w:tabs>
-          <w:tab w:val="num" w:pos="1440"/>
-        </w:tabs>
-        <w:ind w:left="1440" w:hanging="360"/>
-      </w:pPr>
-      <w:rPr>
-        <w:rFonts w:ascii="Arial" w:hAnsi="Arial" w:hint="default"/>
-      </w:rPr>
-    </w:lvl>
-    <w:lvl w:ilvl="2" w:tplc="21620C14" w:tentative="1">
-      <w:start w:val="1"/>
-      <w:numFmt w:val="bullet"/>
-      <w:lvlText w:val="•"/>
-      <w:lvlJc w:val="left"/>
-      <w:pPr>
-        <w:tabs>
-          <w:tab w:val="num" w:pos="2160"/>
-        </w:tabs>
-        <w:ind w:left="2160" w:hanging="360"/>
-      </w:pPr>
-      <w:rPr>
-        <w:rFonts w:ascii="Arial" w:hAnsi="Arial" w:hint="default"/>
-      </w:rPr>
-    </w:lvl>
-    <w:lvl w:ilvl="3" w:tplc="C068EA90" w:tentative="1">
-      <w:start w:val="1"/>
-      <w:numFmt w:val="bullet"/>
-      <w:lvlText w:val="•"/>
-      <w:lvlJc w:val="left"/>
-      <w:pPr>
-        <w:tabs>
-          <w:tab w:val="num" w:pos="2880"/>
-        </w:tabs>
-        <w:ind w:left="2880" w:hanging="360"/>
-      </w:pPr>
-      <w:rPr>
-        <w:rFonts w:ascii="Arial" w:hAnsi="Arial" w:hint="default"/>
-      </w:rPr>
-    </w:lvl>
-    <w:lvl w:ilvl="4" w:tplc="28ACD248" w:tentative="1">
-      <w:start w:val="1"/>
-      <w:numFmt w:val="bullet"/>
-      <w:lvlText w:val="•"/>
-      <w:lvlJc w:val="left"/>
-      <w:pPr>
-        <w:tabs>
-          <w:tab w:val="num" w:pos="3600"/>
-        </w:tabs>
-        <w:ind w:left="3600" w:hanging="360"/>
-      </w:pPr>
-      <w:rPr>
-        <w:rFonts w:ascii="Arial" w:hAnsi="Arial" w:hint="default"/>
-      </w:rPr>
-    </w:lvl>
-    <w:lvl w:ilvl="5" w:tplc="A73ADEBA" w:tentative="1">
-      <w:start w:val="1"/>
-      <w:numFmt w:val="bullet"/>
-      <w:lvlText w:val="•"/>
-      <w:lvlJc w:val="left"/>
-      <w:pPr>
-        <w:tabs>
-          <w:tab w:val="num" w:pos="4320"/>
-        </w:tabs>
-        <w:ind w:left="4320" w:hanging="360"/>
-      </w:pPr>
-      <w:rPr>
-        <w:rFonts w:ascii="Arial" w:hAnsi="Arial" w:hint="default"/>
-      </w:rPr>
-    </w:lvl>
-    <w:lvl w:ilvl="6" w:tplc="3BE418D6" w:tentative="1">
-      <w:start w:val="1"/>
-      <w:numFmt w:val="bullet"/>
-      <w:lvlText w:val="•"/>
-      <w:lvlJc w:val="left"/>
-      <w:pPr>
-        <w:tabs>
-          <w:tab w:val="num" w:pos="5040"/>
-        </w:tabs>
-        <w:ind w:left="5040" w:hanging="360"/>
-      </w:pPr>
-      <w:rPr>
-        <w:rFonts w:ascii="Arial" w:hAnsi="Arial" w:hint="default"/>
-      </w:rPr>
-    </w:lvl>
-    <w:lvl w:ilvl="7" w:tplc="3E2EFE92" w:tentative="1">
-      <w:start w:val="1"/>
-      <w:numFmt w:val="bullet"/>
-      <w:lvlText w:val="•"/>
-      <w:lvlJc w:val="left"/>
-      <w:pPr>
-        <w:tabs>
-          <w:tab w:val="num" w:pos="5760"/>
-        </w:tabs>
-        <w:ind w:left="5760" w:hanging="360"/>
-      </w:pPr>
-      <w:rPr>
-        <w:rFonts w:ascii="Arial" w:hAnsi="Arial" w:hint="default"/>
-      </w:rPr>
-    </w:lvl>
-    <w:lvl w:ilvl="8" w:tplc="C9764A58" w:tentative="1">
-      <w:start w:val="1"/>
-      <w:numFmt w:val="bullet"/>
-      <w:lvlText w:val="•"/>
-      <w:lvlJc w:val="left"/>
-      <w:pPr>
-        <w:tabs>
-          <w:tab w:val="num" w:pos="6480"/>
-        </w:tabs>
-        <w:ind w:left="6480" w:hanging="360"/>
-      </w:pPr>
-      <w:rPr>
-        <w:rFonts w:ascii="Arial" w:hAnsi="Arial" w:hint="default"/>
-      </w:rPr>
-    </w:lvl>
-  </w:abstractNum>
-  <w:abstractNum w:abstractNumId="47" w15:restartNumberingAfterBreak="0">
-    <w:nsid w:val="723361D1"/>
-    <w:multiLevelType w:val="hybridMultilevel"/>
-    <w:tmpl w:val="4748F1E0"/>
-    <w:lvl w:ilvl="0" w:tplc="0409000F">
-      <w:start w:val="1"/>
-      <w:numFmt w:val="decimal"/>
-      <w:lvlText w:val="%1."/>
-      <w:lvlJc w:val="left"/>
-      <w:pPr>
-        <w:ind w:left="720" w:hanging="360"/>
-      </w:pPr>
-      <w:rPr>
-        <w:rFonts w:hint="default"/>
-      </w:rPr>
-    </w:lvl>
-    <w:lvl w:ilvl="1" w:tplc="FFFFFFFF" w:tentative="1">
-      <w:start w:val="1"/>
-      <w:numFmt w:val="lowerLetter"/>
-      <w:lvlText w:val="%2."/>
-      <w:lvlJc w:val="left"/>
-      <w:pPr>
-        <w:ind w:left="1440" w:hanging="360"/>
-      </w:pPr>
-    </w:lvl>
-    <w:lvl w:ilvl="2" w:tplc="FFFFFFFF" w:tentative="1">
-      <w:start w:val="1"/>
-      <w:numFmt w:val="lowerRoman"/>
-      <w:lvlText w:val="%3."/>
-      <w:lvlJc w:val="right"/>
-      <w:pPr>
-        <w:ind w:left="2160" w:hanging="180"/>
-      </w:pPr>
-    </w:lvl>
-    <w:lvl w:ilvl="3" w:tplc="FFFFFFFF" w:tentative="1">
-      <w:start w:val="1"/>
-      <w:numFmt w:val="decimal"/>
-      <w:lvlText w:val="%4."/>
-      <w:lvlJc w:val="left"/>
-      <w:pPr>
-        <w:ind w:left="2880" w:hanging="360"/>
-      </w:pPr>
-    </w:lvl>
-    <w:lvl w:ilvl="4" w:tplc="FFFFFFFF" w:tentative="1">
-      <w:start w:val="1"/>
-      <w:numFmt w:val="lowerLetter"/>
-      <w:lvlText w:val="%5."/>
-      <w:lvlJc w:val="left"/>
-      <w:pPr>
-        <w:ind w:left="3600" w:hanging="360"/>
-      </w:pPr>
-    </w:lvl>
-    <w:lvl w:ilvl="5" w:tplc="FFFFFFFF" w:tentative="1">
-      <w:start w:val="1"/>
-      <w:numFmt w:val="lowerRoman"/>
-      <w:lvlText w:val="%6."/>
-      <w:lvlJc w:val="right"/>
-      <w:pPr>
-        <w:ind w:left="4320" w:hanging="180"/>
-      </w:pPr>
-    </w:lvl>
-    <w:lvl w:ilvl="6" w:tplc="FFFFFFFF" w:tentative="1">
-      <w:start w:val="1"/>
-      <w:numFmt w:val="decimal"/>
-      <w:lvlText w:val="%7."/>
-      <w:lvlJc w:val="left"/>
-      <w:pPr>
-        <w:ind w:left="5040" w:hanging="360"/>
-      </w:pPr>
-    </w:lvl>
-    <w:lvl w:ilvl="7" w:tplc="FFFFFFFF" w:tentative="1">
-      <w:start w:val="1"/>
-      <w:numFmt w:val="lowerLetter"/>
-      <w:lvlText w:val="%8."/>
-      <w:lvlJc w:val="left"/>
-      <w:pPr>
-        <w:ind w:left="5760" w:hanging="360"/>
-      </w:pPr>
-    </w:lvl>
-    <w:lvl w:ilvl="8" w:tplc="FFFFFFFF" w:tentative="1">
-      <w:start w:val="1"/>
-      <w:numFmt w:val="lowerRoman"/>
-      <w:lvlText w:val="%9."/>
-      <w:lvlJc w:val="right"/>
-      <w:pPr>
-        <w:ind w:left="6480" w:hanging="180"/>
-      </w:pPr>
-    </w:lvl>
-  </w:abstractNum>
-  <w:abstractNum w:abstractNumId="48" w15:restartNumberingAfterBreak="0">
-    <w:nsid w:val="75905EAC"/>
-    <w:multiLevelType w:val="hybridMultilevel"/>
-    <w:tmpl w:val="66EE1BA2"/>
-    <w:lvl w:ilvl="0" w:tplc="04090001">
-      <w:start w:val="1"/>
-      <w:numFmt w:val="bullet"/>
-      <w:lvlText w:val=""/>
-      <w:lvlJc w:val="left"/>
-      <w:pPr>
-        <w:ind w:left="780" w:hanging="360"/>
-      </w:pPr>
-      <w:rPr>
-        <w:rFonts w:ascii="Symbol" w:hAnsi="Symbol" w:hint="default"/>
-      </w:rPr>
-    </w:lvl>
-    <w:lvl w:ilvl="1" w:tplc="04090003" w:tentative="1">
-      <w:start w:val="1"/>
-      <w:numFmt w:val="bullet"/>
-      <w:lvlText w:val="o"/>
-      <w:lvlJc w:val="left"/>
-      <w:pPr>
-        <w:ind w:left="1500" w:hanging="360"/>
-      </w:pPr>
-      <w:rPr>
-        <w:rFonts w:ascii="Courier New" w:hAnsi="Courier New" w:cs="Courier New" w:hint="default"/>
-      </w:rPr>
-    </w:lvl>
-    <w:lvl w:ilvl="2" w:tplc="04090005" w:tentative="1">
-      <w:start w:val="1"/>
-      <w:numFmt w:val="bullet"/>
-      <w:lvlText w:val=""/>
-      <w:lvlJc w:val="left"/>
-      <w:pPr>
-        <w:ind w:left="2220" w:hanging="360"/>
-      </w:pPr>
-      <w:rPr>
-        <w:rFonts w:ascii="Wingdings" w:hAnsi="Wingdings" w:hint="default"/>
-      </w:rPr>
-    </w:lvl>
-    <w:lvl w:ilvl="3" w:tplc="04090001" w:tentative="1">
-      <w:start w:val="1"/>
-      <w:numFmt w:val="bullet"/>
-      <w:lvlText w:val=""/>
-      <w:lvlJc w:val="left"/>
-      <w:pPr>
-        <w:ind w:left="2940" w:hanging="360"/>
-      </w:pPr>
-      <w:rPr>
-        <w:rFonts w:ascii="Symbol" w:hAnsi="Symbol" w:hint="default"/>
-      </w:rPr>
-    </w:lvl>
-    <w:lvl w:ilvl="4" w:tplc="04090003" w:tentative="1">
-      <w:start w:val="1"/>
-      <w:numFmt w:val="bullet"/>
-      <w:lvlText w:val="o"/>
-      <w:lvlJc w:val="left"/>
-      <w:pPr>
-        <w:ind w:left="3660" w:hanging="360"/>
-      </w:pPr>
-      <w:rPr>
-        <w:rFonts w:ascii="Courier New" w:hAnsi="Courier New" w:cs="Courier New" w:hint="default"/>
-      </w:rPr>
-    </w:lvl>
-    <w:lvl w:ilvl="5" w:tplc="04090005" w:tentative="1">
-      <w:start w:val="1"/>
-      <w:numFmt w:val="bullet"/>
-      <w:lvlText w:val=""/>
-      <w:lvlJc w:val="left"/>
-      <w:pPr>
-        <w:ind w:left="4380" w:hanging="360"/>
-      </w:pPr>
-      <w:rPr>
-        <w:rFonts w:ascii="Wingdings" w:hAnsi="Wingdings" w:hint="default"/>
-      </w:rPr>
-    </w:lvl>
-    <w:lvl w:ilvl="6" w:tplc="04090001" w:tentative="1">
-      <w:start w:val="1"/>
-      <w:numFmt w:val="bullet"/>
-      <w:lvlText w:val=""/>
-      <w:lvlJc w:val="left"/>
-      <w:pPr>
-        <w:ind w:left="5100" w:hanging="360"/>
-      </w:pPr>
-      <w:rPr>
-        <w:rFonts w:ascii="Symbol" w:hAnsi="Symbol" w:hint="default"/>
-      </w:rPr>
-    </w:lvl>
-    <w:lvl w:ilvl="7" w:tplc="04090003" w:tentative="1">
-      <w:start w:val="1"/>
-      <w:numFmt w:val="bullet"/>
-      <w:lvlText w:val="o"/>
-      <w:lvlJc w:val="left"/>
-      <w:pPr>
-        <w:ind w:left="5820" w:hanging="360"/>
-      </w:pPr>
-      <w:rPr>
-        <w:rFonts w:ascii="Courier New" w:hAnsi="Courier New" w:cs="Courier New" w:hint="default"/>
-      </w:rPr>
-    </w:lvl>
-    <w:lvl w:ilvl="8" w:tplc="04090005" w:tentative="1">
-      <w:start w:val="1"/>
-      <w:numFmt w:val="bullet"/>
-      <w:lvlText w:val=""/>
-      <w:lvlJc w:val="left"/>
-      <w:pPr>
-        <w:ind w:left="6540" w:hanging="360"/>
-      </w:pPr>
-      <w:rPr>
-        <w:rFonts w:ascii="Wingdings" w:hAnsi="Wingdings" w:hint="default"/>
-      </w:rPr>
-    </w:lvl>
-  </w:abstractNum>
-  <w:abstractNum w:abstractNumId="49" w15:restartNumberingAfterBreak="0">
-    <w:nsid w:val="76880094"/>
-    <w:multiLevelType w:val="hybridMultilevel"/>
-    <w:tmpl w:val="C158CA20"/>
-    <w:lvl w:ilvl="0" w:tplc="C908ACA6">
-      <w:numFmt w:val="bullet"/>
-      <w:lvlText w:val="•"/>
-      <w:lvlJc w:val="left"/>
-      <w:pPr>
-        <w:ind w:left="720" w:hanging="360"/>
-      </w:pPr>
-      <w:rPr>
-        <w:rFonts w:ascii="HPE Graphik Light" w:eastAsia="Calibri" w:hAnsi="HPE Graphik Light" w:cs="Times New Roman" w:hint="default"/>
-      </w:rPr>
-    </w:lvl>
-    <w:lvl w:ilvl="1" w:tplc="40090003" w:tentative="1">
-      <w:start w:val="1"/>
-      <w:numFmt w:val="bullet"/>
-      <w:lvlText w:val="o"/>
-      <w:lvlJc w:val="left"/>
-      <w:pPr>
-        <w:ind w:left="1440" w:hanging="360"/>
-      </w:pPr>
-      <w:rPr>
-        <w:rFonts w:ascii="Courier New" w:hAnsi="Courier New" w:cs="Courier New" w:hint="default"/>
-      </w:rPr>
-    </w:lvl>
-    <w:lvl w:ilvl="2" w:tplc="40090005" w:tentative="1">
-      <w:start w:val="1"/>
-      <w:numFmt w:val="bullet"/>
-      <w:lvlText w:val=""/>
-      <w:lvlJc w:val="left"/>
-      <w:pPr>
-        <w:ind w:left="2160" w:hanging="360"/>
-      </w:pPr>
-      <w:rPr>
-        <w:rFonts w:ascii="Wingdings" w:hAnsi="Wingdings" w:hint="default"/>
-      </w:rPr>
-    </w:lvl>
-    <w:lvl w:ilvl="3" w:tplc="40090001" w:tentative="1">
-      <w:start w:val="1"/>
-      <w:numFmt w:val="bullet"/>
-      <w:lvlText w:val=""/>
-      <w:lvlJc w:val="left"/>
-      <w:pPr>
-        <w:ind w:left="2880" w:hanging="360"/>
-      </w:pPr>
-      <w:rPr>
-        <w:rFonts w:ascii="Symbol" w:hAnsi="Symbol" w:hint="default"/>
-      </w:rPr>
-    </w:lvl>
-    <w:lvl w:ilvl="4" w:tplc="40090003" w:tentative="1">
-      <w:start w:val="1"/>
-      <w:numFmt w:val="bullet"/>
-      <w:lvlText w:val="o"/>
-      <w:lvlJc w:val="left"/>
-      <w:pPr>
-        <w:ind w:left="3600" w:hanging="360"/>
-      </w:pPr>
-      <w:rPr>
-        <w:rFonts w:ascii="Courier New" w:hAnsi="Courier New" w:cs="Courier New" w:hint="default"/>
-      </w:rPr>
-    </w:lvl>
-    <w:lvl w:ilvl="5" w:tplc="40090005" w:tentative="1">
-      <w:start w:val="1"/>
-      <w:numFmt w:val="bullet"/>
-      <w:lvlText w:val=""/>
-      <w:lvlJc w:val="left"/>
-      <w:pPr>
-        <w:ind w:left="4320" w:hanging="360"/>
-      </w:pPr>
-      <w:rPr>
-        <w:rFonts w:ascii="Wingdings" w:hAnsi="Wingdings" w:hint="default"/>
-      </w:rPr>
-    </w:lvl>
-    <w:lvl w:ilvl="6" w:tplc="40090001" w:tentative="1">
-      <w:start w:val="1"/>
-      <w:numFmt w:val="bullet"/>
-      <w:lvlText w:val=""/>
-      <w:lvlJc w:val="left"/>
-      <w:pPr>
-        <w:ind w:left="5040" w:hanging="360"/>
-      </w:pPr>
-      <w:rPr>
-        <w:rFonts w:ascii="Symbol" w:hAnsi="Symbol" w:hint="default"/>
-      </w:rPr>
-    </w:lvl>
-    <w:lvl w:ilvl="7" w:tplc="40090003" w:tentative="1">
-      <w:start w:val="1"/>
-      <w:numFmt w:val="bullet"/>
-      <w:lvlText w:val="o"/>
-      <w:lvlJc w:val="left"/>
-      <w:pPr>
-        <w:ind w:left="5760" w:hanging="360"/>
-      </w:pPr>
-      <w:rPr>
-        <w:rFonts w:ascii="Courier New" w:hAnsi="Courier New" w:cs="Courier New" w:hint="default"/>
-      </w:rPr>
-    </w:lvl>
-    <w:lvl w:ilvl="8" w:tplc="40090005" w:tentative="1">
-      <w:start w:val="1"/>
-      <w:numFmt w:val="bullet"/>
-      <w:lvlText w:val=""/>
-      <w:lvlJc w:val="left"/>
-      <w:pPr>
-        <w:ind w:left="6480" w:hanging="360"/>
-      </w:pPr>
-      <w:rPr>
-        <w:rFonts w:ascii="Wingdings" w:hAnsi="Wingdings" w:hint="default"/>
-      </w:rPr>
-    </w:lvl>
-  </w:abstractNum>
-  <w:abstractNum w:abstractNumId="50" w15:restartNumberingAfterBreak="0">
-    <w:nsid w:val="794105E7"/>
-    <w:multiLevelType w:val="hybridMultilevel"/>
-    <w:tmpl w:val="59AEC52C"/>
-    <w:lvl w:ilvl="0" w:tplc="ADF07AE6">
-      <w:numFmt w:val="bullet"/>
-      <w:lvlText w:val="•"/>
-      <w:lvlJc w:val="left"/>
-      <w:pPr>
-        <w:ind w:left="720" w:hanging="360"/>
-      </w:pPr>
-      <w:rPr>
-        <w:rFonts w:ascii="Arial" w:eastAsia="Calibri" w:hAnsi="Arial" w:cs="Arial" w:hint="default"/>
-      </w:rPr>
-    </w:lvl>
-    <w:lvl w:ilvl="1" w:tplc="04090003" w:tentative="1">
-      <w:start w:val="1"/>
-      <w:numFmt w:val="bullet"/>
-      <w:lvlText w:val="o"/>
-      <w:lvlJc w:val="left"/>
-      <w:pPr>
-        <w:ind w:left="1440" w:hanging="360"/>
-      </w:pPr>
-      <w:rPr>
-        <w:rFonts w:ascii="Courier New" w:hAnsi="Courier New" w:cs="Courier New" w:hint="default"/>
-      </w:rPr>
-    </w:lvl>
-    <w:lvl w:ilvl="2" w:tplc="04090005" w:tentative="1">
-      <w:start w:val="1"/>
-      <w:numFmt w:val="bullet"/>
-      <w:lvlText w:val=""/>
-      <w:lvlJc w:val="left"/>
-      <w:pPr>
-        <w:ind w:left="2160" w:hanging="360"/>
-      </w:pPr>
-      <w:rPr>
-        <w:rFonts w:ascii="Wingdings" w:hAnsi="Wingdings" w:hint="default"/>
-      </w:rPr>
-    </w:lvl>
-    <w:lvl w:ilvl="3" w:tplc="04090001" w:tentative="1">
-      <w:start w:val="1"/>
-      <w:numFmt w:val="bullet"/>
-      <w:lvlText w:val=""/>
-      <w:lvlJc w:val="left"/>
-      <w:pPr>
-        <w:ind w:left="2880" w:hanging="360"/>
-      </w:pPr>
-      <w:rPr>
-        <w:rFonts w:ascii="Symbol" w:hAnsi="Symbol" w:hint="default"/>
-      </w:rPr>
-    </w:lvl>
-    <w:lvl w:ilvl="4" w:tplc="04090003" w:tentative="1">
-      <w:start w:val="1"/>
-      <w:numFmt w:val="bullet"/>
-      <w:lvlText w:val="o"/>
-      <w:lvlJc w:val="left"/>
-      <w:pPr>
-        <w:ind w:left="3600" w:hanging="360"/>
-      </w:pPr>
-      <w:rPr>
-        <w:rFonts w:ascii="Courier New" w:hAnsi="Courier New" w:cs="Courier New" w:hint="default"/>
-      </w:rPr>
-    </w:lvl>
-    <w:lvl w:ilvl="5" w:tplc="04090005" w:tentative="1">
-      <w:start w:val="1"/>
-      <w:numFmt w:val="bullet"/>
-      <w:lvlText w:val=""/>
-      <w:lvlJc w:val="left"/>
-      <w:pPr>
-        <w:ind w:left="4320" w:hanging="360"/>
-      </w:pPr>
-      <w:rPr>
-        <w:rFonts w:ascii="Wingdings" w:hAnsi="Wingdings" w:hint="default"/>
-      </w:rPr>
-    </w:lvl>
-    <w:lvl w:ilvl="6" w:tplc="04090001" w:tentative="1">
-      <w:start w:val="1"/>
-      <w:numFmt w:val="bullet"/>
-      <w:lvlText w:val=""/>
-      <w:lvlJc w:val="left"/>
-      <w:pPr>
-        <w:ind w:left="5040" w:hanging="360"/>
-      </w:pPr>
-      <w:rPr>
-        <w:rFonts w:ascii="Symbol" w:hAnsi="Symbol" w:hint="default"/>
-      </w:rPr>
-    </w:lvl>
-    <w:lvl w:ilvl="7" w:tplc="04090003" w:tentative="1">
-      <w:start w:val="1"/>
-      <w:numFmt w:val="bullet"/>
-      <w:lvlText w:val="o"/>
-      <w:lvlJc w:val="left"/>
-      <w:pPr>
-        <w:ind w:left="5760" w:hanging="360"/>
-      </w:pPr>
-      <w:rPr>
-        <w:rFonts w:ascii="Courier New" w:hAnsi="Courier New" w:cs="Courier New" w:hint="default"/>
-      </w:rPr>
-    </w:lvl>
-    <w:lvl w:ilvl="8" w:tplc="04090005" w:tentative="1">
-      <w:start w:val="1"/>
-      <w:numFmt w:val="bullet"/>
-      <w:lvlText w:val=""/>
-      <w:lvlJc w:val="left"/>
-      <w:pPr>
-        <w:ind w:left="6480" w:hanging="360"/>
-      </w:pPr>
-      <w:rPr>
-        <w:rFonts w:ascii="Wingdings" w:hAnsi="Wingdings" w:hint="default"/>
-      </w:rPr>
-    </w:lvl>
-  </w:abstractNum>
-  <w:abstractNum w:abstractNumId="51" w15:restartNumberingAfterBreak="0">
-    <w:nsid w:val="79AF10F3"/>
-    <w:multiLevelType w:val="hybridMultilevel"/>
-    <w:tmpl w:val="DA9ADDBC"/>
-    <w:lvl w:ilvl="0" w:tplc="F6BAF5F6">
-      <w:start w:val="1"/>
-      <w:numFmt w:val="bullet"/>
-      <w:lvlText w:val="•"/>
-      <w:lvlJc w:val="left"/>
-      <w:pPr>
-        <w:tabs>
-          <w:tab w:val="num" w:pos="720"/>
-        </w:tabs>
-        <w:ind w:left="720" w:hanging="360"/>
-      </w:pPr>
-      <w:rPr>
-        <w:rFonts w:ascii="Arial" w:hAnsi="Arial" w:hint="default"/>
-      </w:rPr>
-    </w:lvl>
-    <w:lvl w:ilvl="1" w:tplc="6B9007C6" w:tentative="1">
-      <w:start w:val="1"/>
-      <w:numFmt w:val="bullet"/>
-      <w:lvlText w:val="•"/>
-      <w:lvlJc w:val="left"/>
-      <w:pPr>
-        <w:tabs>
-          <w:tab w:val="num" w:pos="1440"/>
-        </w:tabs>
-        <w:ind w:left="1440" w:hanging="360"/>
-      </w:pPr>
-      <w:rPr>
-        <w:rFonts w:ascii="Arial" w:hAnsi="Arial" w:hint="default"/>
-      </w:rPr>
-    </w:lvl>
-    <w:lvl w:ilvl="2" w:tplc="9AA6564A" w:tentative="1">
-      <w:start w:val="1"/>
-      <w:numFmt w:val="bullet"/>
-      <w:lvlText w:val="•"/>
-      <w:lvlJc w:val="left"/>
-      <w:pPr>
-        <w:tabs>
-          <w:tab w:val="num" w:pos="2160"/>
-        </w:tabs>
-        <w:ind w:left="2160" w:hanging="360"/>
-      </w:pPr>
-      <w:rPr>
-        <w:rFonts w:ascii="Arial" w:hAnsi="Arial" w:hint="default"/>
-      </w:rPr>
-    </w:lvl>
-    <w:lvl w:ilvl="3" w:tplc="A99A0D28" w:tentative="1">
-      <w:start w:val="1"/>
-      <w:numFmt w:val="bullet"/>
-      <w:lvlText w:val="•"/>
-      <w:lvlJc w:val="left"/>
-      <w:pPr>
-        <w:tabs>
-          <w:tab w:val="num" w:pos="2880"/>
-        </w:tabs>
-        <w:ind w:left="2880" w:hanging="360"/>
-      </w:pPr>
-      <w:rPr>
-        <w:rFonts w:ascii="Arial" w:hAnsi="Arial" w:hint="default"/>
-      </w:rPr>
-    </w:lvl>
-    <w:lvl w:ilvl="4" w:tplc="22F69978" w:tentative="1">
-      <w:start w:val="1"/>
-      <w:numFmt w:val="bullet"/>
-      <w:lvlText w:val="•"/>
-      <w:lvlJc w:val="left"/>
-      <w:pPr>
-        <w:tabs>
-          <w:tab w:val="num" w:pos="3600"/>
-        </w:tabs>
-        <w:ind w:left="3600" w:hanging="360"/>
-      </w:pPr>
-      <w:rPr>
-        <w:rFonts w:ascii="Arial" w:hAnsi="Arial" w:hint="default"/>
-      </w:rPr>
-    </w:lvl>
-    <w:lvl w:ilvl="5" w:tplc="1B640D16" w:tentative="1">
-      <w:start w:val="1"/>
-      <w:numFmt w:val="bullet"/>
-      <w:lvlText w:val="•"/>
-      <w:lvlJc w:val="left"/>
-      <w:pPr>
-        <w:tabs>
-          <w:tab w:val="num" w:pos="4320"/>
-        </w:tabs>
-        <w:ind w:left="4320" w:hanging="360"/>
-      </w:pPr>
-      <w:rPr>
-        <w:rFonts w:ascii="Arial" w:hAnsi="Arial" w:hint="default"/>
-      </w:rPr>
-    </w:lvl>
-    <w:lvl w:ilvl="6" w:tplc="719619CE" w:tentative="1">
-      <w:start w:val="1"/>
-      <w:numFmt w:val="bullet"/>
-      <w:lvlText w:val="•"/>
-      <w:lvlJc w:val="left"/>
-      <w:pPr>
-        <w:tabs>
-          <w:tab w:val="num" w:pos="5040"/>
-        </w:tabs>
-        <w:ind w:left="5040" w:hanging="360"/>
-      </w:pPr>
-      <w:rPr>
-        <w:rFonts w:ascii="Arial" w:hAnsi="Arial" w:hint="default"/>
-      </w:rPr>
-    </w:lvl>
-    <w:lvl w:ilvl="7" w:tplc="447E0C86" w:tentative="1">
-      <w:start w:val="1"/>
-      <w:numFmt w:val="bullet"/>
-      <w:lvlText w:val="•"/>
-      <w:lvlJc w:val="left"/>
-      <w:pPr>
-        <w:tabs>
-          <w:tab w:val="num" w:pos="5760"/>
-        </w:tabs>
-        <w:ind w:left="5760" w:hanging="360"/>
-      </w:pPr>
-      <w:rPr>
-        <w:rFonts w:ascii="Arial" w:hAnsi="Arial" w:hint="default"/>
-      </w:rPr>
-    </w:lvl>
-    <w:lvl w:ilvl="8" w:tplc="E9F01E4E" w:tentative="1">
-      <w:start w:val="1"/>
-      <w:numFmt w:val="bullet"/>
-      <w:lvlText w:val="•"/>
-      <w:lvlJc w:val="left"/>
-      <w:pPr>
-        <w:tabs>
-          <w:tab w:val="num" w:pos="6480"/>
-        </w:tabs>
-        <w:ind w:left="6480" w:hanging="360"/>
-      </w:pPr>
-      <w:rPr>
-        <w:rFonts w:ascii="Arial" w:hAnsi="Arial" w:hint="default"/>
-      </w:rPr>
-    </w:lvl>
-  </w:abstractNum>
-  <w:abstractNum w:abstractNumId="52" w15:restartNumberingAfterBreak="0">
-    <w:nsid w:val="7A4D316E"/>
-    <w:multiLevelType w:val="hybridMultilevel"/>
-    <w:tmpl w:val="2C0C3A62"/>
-    <w:lvl w:ilvl="0" w:tplc="0409000F">
-      <w:start w:val="1"/>
-      <w:numFmt w:val="decimal"/>
-      <w:lvlText w:val="%1."/>
-      <w:lvlJc w:val="left"/>
-      <w:pPr>
-        <w:ind w:left="997" w:hanging="360"/>
-      </w:pPr>
-    </w:lvl>
-    <w:lvl w:ilvl="1" w:tplc="04090019" w:tentative="1">
-      <w:start w:val="1"/>
-      <w:numFmt w:val="lowerLetter"/>
-      <w:lvlText w:val="%2."/>
-      <w:lvlJc w:val="left"/>
-      <w:pPr>
-        <w:ind w:left="1717" w:hanging="360"/>
-      </w:pPr>
-    </w:lvl>
-    <w:lvl w:ilvl="2" w:tplc="0409001B" w:tentative="1">
-      <w:start w:val="1"/>
-      <w:numFmt w:val="lowerRoman"/>
-      <w:lvlText w:val="%3."/>
-      <w:lvlJc w:val="right"/>
-      <w:pPr>
-        <w:ind w:left="2437" w:hanging="180"/>
-      </w:pPr>
-    </w:lvl>
-    <w:lvl w:ilvl="3" w:tplc="0409000F" w:tentative="1">
-      <w:start w:val="1"/>
-      <w:numFmt w:val="decimal"/>
-      <w:lvlText w:val="%4."/>
-      <w:lvlJc w:val="left"/>
-      <w:pPr>
-        <w:ind w:left="3157" w:hanging="360"/>
-      </w:pPr>
-    </w:lvl>
-    <w:lvl w:ilvl="4" w:tplc="04090019" w:tentative="1">
-      <w:start w:val="1"/>
-      <w:numFmt w:val="lowerLetter"/>
-      <w:lvlText w:val="%5."/>
-      <w:lvlJc w:val="left"/>
-      <w:pPr>
-        <w:ind w:left="3877" w:hanging="360"/>
-      </w:pPr>
-    </w:lvl>
-    <w:lvl w:ilvl="5" w:tplc="0409001B" w:tentative="1">
-      <w:start w:val="1"/>
-      <w:numFmt w:val="lowerRoman"/>
-      <w:lvlText w:val="%6."/>
-      <w:lvlJc w:val="right"/>
-      <w:pPr>
-        <w:ind w:left="4597" w:hanging="180"/>
-      </w:pPr>
-    </w:lvl>
-    <w:lvl w:ilvl="6" w:tplc="0409000F" w:tentative="1">
-      <w:start w:val="1"/>
-      <w:numFmt w:val="decimal"/>
-      <w:lvlText w:val="%7."/>
-      <w:lvlJc w:val="left"/>
-      <w:pPr>
-        <w:ind w:left="5317" w:hanging="360"/>
-      </w:pPr>
-    </w:lvl>
-    <w:lvl w:ilvl="7" w:tplc="04090019" w:tentative="1">
-      <w:start w:val="1"/>
-      <w:numFmt w:val="lowerLetter"/>
-      <w:lvlText w:val="%8."/>
-      <w:lvlJc w:val="left"/>
-      <w:pPr>
-        <w:ind w:left="6037" w:hanging="360"/>
-      </w:pPr>
-    </w:lvl>
-    <w:lvl w:ilvl="8" w:tplc="0409001B" w:tentative="1">
-      <w:start w:val="1"/>
-      <w:numFmt w:val="lowerRoman"/>
-      <w:lvlText w:val="%9."/>
-      <w:lvlJc w:val="right"/>
-      <w:pPr>
-        <w:ind w:left="6757" w:hanging="180"/>
-      </w:pPr>
-    </w:lvl>
-  </w:abstractNum>
-  <w:abstractNum w:abstractNumId="53" w15:restartNumberingAfterBreak="0">
-    <w:nsid w:val="7B0C493E"/>
-    <w:multiLevelType w:val="hybridMultilevel"/>
-    <w:tmpl w:val="FF66A10E"/>
-    <w:lvl w:ilvl="0" w:tplc="D5DA96F6">
-      <w:numFmt w:val="bullet"/>
-      <w:lvlText w:val="•"/>
-      <w:lvlJc w:val="left"/>
-      <w:pPr>
-        <w:ind w:left="1440" w:hanging="1080"/>
-      </w:pPr>
-      <w:rPr>
-        <w:rFonts w:ascii="Arial" w:eastAsia="Calibri" w:hAnsi="Arial" w:cs="Arial" w:hint="default"/>
-      </w:rPr>
-    </w:lvl>
-    <w:lvl w:ilvl="1" w:tplc="40090003" w:tentative="1">
-      <w:start w:val="1"/>
-      <w:numFmt w:val="bullet"/>
-      <w:lvlText w:val="o"/>
-      <w:lvlJc w:val="left"/>
-      <w:pPr>
-        <w:ind w:left="1440" w:hanging="360"/>
-      </w:pPr>
-      <w:rPr>
-        <w:rFonts w:ascii="Courier New" w:hAnsi="Courier New" w:cs="Courier New" w:hint="default"/>
-      </w:rPr>
-    </w:lvl>
-    <w:lvl w:ilvl="2" w:tplc="40090005" w:tentative="1">
-      <w:start w:val="1"/>
-      <w:numFmt w:val="bullet"/>
-      <w:lvlText w:val=""/>
-      <w:lvlJc w:val="left"/>
-      <w:pPr>
-        <w:ind w:left="2160" w:hanging="360"/>
-      </w:pPr>
-      <w:rPr>
-        <w:rFonts w:ascii="Wingdings" w:hAnsi="Wingdings" w:hint="default"/>
-      </w:rPr>
-    </w:lvl>
-    <w:lvl w:ilvl="3" w:tplc="40090001" w:tentative="1">
-      <w:start w:val="1"/>
-      <w:numFmt w:val="bullet"/>
-      <w:lvlText w:val=""/>
-      <w:lvlJc w:val="left"/>
-      <w:pPr>
-        <w:ind w:left="2880" w:hanging="360"/>
-      </w:pPr>
-      <w:rPr>
-        <w:rFonts w:ascii="Symbol" w:hAnsi="Symbol" w:hint="default"/>
-      </w:rPr>
-    </w:lvl>
-    <w:lvl w:ilvl="4" w:tplc="40090003" w:tentative="1">
-      <w:start w:val="1"/>
-      <w:numFmt w:val="bullet"/>
-      <w:lvlText w:val="o"/>
-      <w:lvlJc w:val="left"/>
-      <w:pPr>
-        <w:ind w:left="3600" w:hanging="360"/>
-      </w:pPr>
-      <w:rPr>
-        <w:rFonts w:ascii="Courier New" w:hAnsi="Courier New" w:cs="Courier New" w:hint="default"/>
-      </w:rPr>
-    </w:lvl>
-    <w:lvl w:ilvl="5" w:tplc="40090005" w:tentative="1">
-      <w:start w:val="1"/>
-      <w:numFmt w:val="bullet"/>
-      <w:lvlText w:val=""/>
-      <w:lvlJc w:val="left"/>
-      <w:pPr>
-        <w:ind w:left="4320" w:hanging="360"/>
-      </w:pPr>
-      <w:rPr>
-        <w:rFonts w:ascii="Wingdings" w:hAnsi="Wingdings" w:hint="default"/>
-      </w:rPr>
-    </w:lvl>
-    <w:lvl w:ilvl="6" w:tplc="40090001" w:tentative="1">
-      <w:start w:val="1"/>
-      <w:numFmt w:val="bullet"/>
-      <w:lvlText w:val=""/>
-      <w:lvlJc w:val="left"/>
-      <w:pPr>
-        <w:ind w:left="5040" w:hanging="360"/>
-      </w:pPr>
-      <w:rPr>
-        <w:rFonts w:ascii="Symbol" w:hAnsi="Symbol" w:hint="default"/>
-      </w:rPr>
-    </w:lvl>
-    <w:lvl w:ilvl="7" w:tplc="40090003" w:tentative="1">
-      <w:start w:val="1"/>
-      <w:numFmt w:val="bullet"/>
-      <w:lvlText w:val="o"/>
-      <w:lvlJc w:val="left"/>
-      <w:pPr>
-        <w:ind w:left="5760" w:hanging="360"/>
-      </w:pPr>
-      <w:rPr>
-        <w:rFonts w:ascii="Courier New" w:hAnsi="Courier New" w:cs="Courier New" w:hint="default"/>
-      </w:rPr>
-    </w:lvl>
-    <w:lvl w:ilvl="8" w:tplc="40090005" w:tentative="1">
-      <w:start w:val="1"/>
-      <w:numFmt w:val="bullet"/>
-      <w:lvlText w:val=""/>
-      <w:lvlJc w:val="left"/>
-      <w:pPr>
-        <w:ind w:left="6480" w:hanging="360"/>
-      </w:pPr>
-      <w:rPr>
-        <w:rFonts w:ascii="Wingdings" w:hAnsi="Wingdings" w:hint="default"/>
-      </w:rPr>
-    </w:lvl>
-  </w:abstractNum>
-  <w:abstractNum w:abstractNumId="54" w15:restartNumberingAfterBreak="0">
-    <w:nsid w:val="7B35639A"/>
-    <w:multiLevelType w:val="hybridMultilevel"/>
-    <w:tmpl w:val="C95418A6"/>
-    <w:lvl w:ilvl="0" w:tplc="40090001">
-      <w:start w:val="1"/>
-      <w:numFmt w:val="bullet"/>
-      <w:lvlText w:val=""/>
-      <w:lvlJc w:val="left"/>
-      <w:pPr>
-        <w:ind w:left="1080" w:hanging="360"/>
-      </w:pPr>
-      <w:rPr>
-        <w:rFonts w:ascii="Symbol" w:hAnsi="Symbol" w:hint="default"/>
-      </w:rPr>
-    </w:lvl>
-    <w:lvl w:ilvl="1" w:tplc="40090003">
-      <w:start w:val="1"/>
-      <w:numFmt w:val="bullet"/>
-      <w:lvlText w:val="o"/>
-      <w:lvlJc w:val="left"/>
-      <w:pPr>
-        <w:ind w:left="1800" w:hanging="360"/>
-      </w:pPr>
-      <w:rPr>
-        <w:rFonts w:ascii="Courier New" w:hAnsi="Courier New" w:cs="Courier New" w:hint="default"/>
-      </w:rPr>
-    </w:lvl>
-    <w:lvl w:ilvl="2" w:tplc="40090005" w:tentative="1">
-      <w:start w:val="1"/>
-      <w:numFmt w:val="bullet"/>
-      <w:lvlText w:val=""/>
-      <w:lvlJc w:val="left"/>
-      <w:pPr>
-        <w:ind w:left="2520" w:hanging="360"/>
-      </w:pPr>
-      <w:rPr>
-        <w:rFonts w:ascii="Wingdings" w:hAnsi="Wingdings" w:hint="default"/>
-      </w:rPr>
-    </w:lvl>
-    <w:lvl w:ilvl="3" w:tplc="40090001" w:tentative="1">
-      <w:start w:val="1"/>
-      <w:numFmt w:val="bullet"/>
-      <w:lvlText w:val=""/>
-      <w:lvlJc w:val="left"/>
-      <w:pPr>
-        <w:ind w:left="3240" w:hanging="360"/>
-      </w:pPr>
-      <w:rPr>
-        <w:rFonts w:ascii="Symbol" w:hAnsi="Symbol" w:hint="default"/>
-      </w:rPr>
-    </w:lvl>
-    <w:lvl w:ilvl="4" w:tplc="40090003" w:tentative="1">
-      <w:start w:val="1"/>
-      <w:numFmt w:val="bullet"/>
-      <w:lvlText w:val="o"/>
-      <w:lvlJc w:val="left"/>
-      <w:pPr>
-        <w:ind w:left="3960" w:hanging="360"/>
-      </w:pPr>
-      <w:rPr>
-        <w:rFonts w:ascii="Courier New" w:hAnsi="Courier New" w:cs="Courier New" w:hint="default"/>
-      </w:rPr>
-    </w:lvl>
-    <w:lvl w:ilvl="5" w:tplc="40090005" w:tentative="1">
-      <w:start w:val="1"/>
-      <w:numFmt w:val="bullet"/>
-      <w:lvlText w:val=""/>
-      <w:lvlJc w:val="left"/>
-      <w:pPr>
-        <w:ind w:left="4680" w:hanging="360"/>
-      </w:pPr>
-      <w:rPr>
-        <w:rFonts w:ascii="Wingdings" w:hAnsi="Wingdings" w:hint="default"/>
-      </w:rPr>
-    </w:lvl>
-    <w:lvl w:ilvl="6" w:tplc="40090001" w:tentative="1">
-      <w:start w:val="1"/>
-      <w:numFmt w:val="bullet"/>
-      <w:lvlText w:val=""/>
-      <w:lvlJc w:val="left"/>
-      <w:pPr>
-        <w:ind w:left="5400" w:hanging="360"/>
-      </w:pPr>
-      <w:rPr>
-        <w:rFonts w:ascii="Symbol" w:hAnsi="Symbol" w:hint="default"/>
-      </w:rPr>
-    </w:lvl>
-    <w:lvl w:ilvl="7" w:tplc="40090003" w:tentative="1">
-      <w:start w:val="1"/>
-      <w:numFmt w:val="bullet"/>
-      <w:lvlText w:val="o"/>
-      <w:lvlJc w:val="left"/>
-      <w:pPr>
-        <w:ind w:left="6120" w:hanging="360"/>
-      </w:pPr>
-      <w:rPr>
-        <w:rFonts w:ascii="Courier New" w:hAnsi="Courier New" w:cs="Courier New" w:hint="default"/>
-      </w:rPr>
-    </w:lvl>
-    <w:lvl w:ilvl="8" w:tplc="40090005" w:tentative="1">
-      <w:start w:val="1"/>
-      <w:numFmt w:val="bullet"/>
-      <w:lvlText w:val=""/>
-      <w:lvlJc w:val="left"/>
-      <w:pPr>
-        <w:ind w:left="6840" w:hanging="360"/>
-      </w:pPr>
-      <w:rPr>
-        <w:rFonts w:ascii="Wingdings" w:hAnsi="Wingdings" w:hint="default"/>
-      </w:rPr>
-    </w:lvl>
-  </w:abstractNum>
-  <w:abstractNum w:abstractNumId="55" w15:restartNumberingAfterBreak="0">
-    <w:nsid w:val="7E166200"/>
-    <w:multiLevelType w:val="hybridMultilevel"/>
-    <w:tmpl w:val="BF665550"/>
-    <w:lvl w:ilvl="0" w:tplc="40090001">
-      <w:start w:val="1"/>
-      <w:numFmt w:val="bullet"/>
-      <w:lvlText w:val=""/>
-      <w:lvlJc w:val="left"/>
-      <w:pPr>
-        <w:ind w:left="720" w:hanging="360"/>
-      </w:pPr>
-      <w:rPr>
-        <w:rFonts w:ascii="Symbol" w:hAnsi="Symbol" w:hint="default"/>
-      </w:rPr>
-    </w:lvl>
-    <w:lvl w:ilvl="1" w:tplc="40090003" w:tentative="1">
-      <w:start w:val="1"/>
-      <w:numFmt w:val="bullet"/>
-      <w:lvlText w:val="o"/>
-      <w:lvlJc w:val="left"/>
-      <w:pPr>
-        <w:ind w:left="1440" w:hanging="360"/>
-      </w:pPr>
-      <w:rPr>
-        <w:rFonts w:ascii="Courier New" w:hAnsi="Courier New" w:cs="Courier New" w:hint="default"/>
-      </w:rPr>
-    </w:lvl>
-    <w:lvl w:ilvl="2" w:tplc="40090005" w:tentative="1">
-      <w:start w:val="1"/>
-      <w:numFmt w:val="bullet"/>
-      <w:lvlText w:val=""/>
-      <w:lvlJc w:val="left"/>
-      <w:pPr>
-        <w:ind w:left="2160" w:hanging="360"/>
-      </w:pPr>
-      <w:rPr>
-        <w:rFonts w:ascii="Wingdings" w:hAnsi="Wingdings" w:hint="default"/>
-      </w:rPr>
-    </w:lvl>
-    <w:lvl w:ilvl="3" w:tplc="40090001" w:tentative="1">
-      <w:start w:val="1"/>
-      <w:numFmt w:val="bullet"/>
-      <w:lvlText w:val=""/>
-      <w:lvlJc w:val="left"/>
-      <w:pPr>
-        <w:ind w:left="2880" w:hanging="360"/>
-      </w:pPr>
-      <w:rPr>
-        <w:rFonts w:ascii="Symbol" w:hAnsi="Symbol" w:hint="default"/>
-      </w:rPr>
-    </w:lvl>
-    <w:lvl w:ilvl="4" w:tplc="40090003" w:tentative="1">
-      <w:start w:val="1"/>
-      <w:numFmt w:val="bullet"/>
-      <w:lvlText w:val="o"/>
-      <w:lvlJc w:val="left"/>
-      <w:pPr>
-        <w:ind w:left="3600" w:hanging="360"/>
-      </w:pPr>
-      <w:rPr>
-        <w:rFonts w:ascii="Courier New" w:hAnsi="Courier New" w:cs="Courier New" w:hint="default"/>
-      </w:rPr>
-    </w:lvl>
-    <w:lvl w:ilvl="5" w:tplc="40090005" w:tentative="1">
-      <w:start w:val="1"/>
-      <w:numFmt w:val="bullet"/>
-      <w:lvlText w:val=""/>
-      <w:lvlJc w:val="left"/>
-      <w:pPr>
-        <w:ind w:left="4320" w:hanging="360"/>
-      </w:pPr>
-      <w:rPr>
-        <w:rFonts w:ascii="Wingdings" w:hAnsi="Wingdings" w:hint="default"/>
-      </w:rPr>
-    </w:lvl>
-    <w:lvl w:ilvl="6" w:tplc="40090001" w:tentative="1">
-      <w:start w:val="1"/>
-      <w:numFmt w:val="bullet"/>
-      <w:lvlText w:val=""/>
-      <w:lvlJc w:val="left"/>
-      <w:pPr>
-        <w:ind w:left="5040" w:hanging="360"/>
-      </w:pPr>
-      <w:rPr>
-        <w:rFonts w:ascii="Symbol" w:hAnsi="Symbol" w:hint="default"/>
-      </w:rPr>
-    </w:lvl>
-    <w:lvl w:ilvl="7" w:tplc="40090003" w:tentative="1">
-      <w:start w:val="1"/>
-      <w:numFmt w:val="bullet"/>
-      <w:lvlText w:val="o"/>
-      <w:lvlJc w:val="left"/>
-      <w:pPr>
-        <w:ind w:left="5760" w:hanging="360"/>
-      </w:pPr>
-      <w:rPr>
-        <w:rFonts w:ascii="Courier New" w:hAnsi="Courier New" w:cs="Courier New" w:hint="default"/>
-      </w:rPr>
-    </w:lvl>
-    <w:lvl w:ilvl="8" w:tplc="40090005" w:tentative="1">
-      <w:start w:val="1"/>
-      <w:numFmt w:val="bullet"/>
-      <w:lvlText w:val=""/>
-      <w:lvlJc w:val="left"/>
-      <w:pPr>
-        <w:ind w:left="6480" w:hanging="360"/>
-      </w:pPr>
-      <w:rPr>
-        <w:rFonts w:ascii="Wingdings" w:hAnsi="Wingdings" w:hint="default"/>
-      </w:rPr>
-    </w:lvl>
-  </w:abstractNum>
   <w:num w:numId="1" w16cid:durableId="1241872392">
-    <w:abstractNumId w:val="45"/>
+    <w:abstractNumId w:val="3"/>
   </w:num>
   <w:num w:numId="2" w16cid:durableId="870267050">
-    <w:abstractNumId w:val="15"/>
+    <w:abstractNumId w:val="1"/>
   </w:num>
   <w:num w:numId="3" w16cid:durableId="1116101072">
-    <w:abstractNumId w:val="24"/>
-  </w:num>
-  <w:num w:numId="4" w16cid:durableId="1159030531">
-    <w:abstractNumId w:val="41"/>
-  </w:num>
-  <w:num w:numId="5" w16cid:durableId="1187061303">
-    <w:abstractNumId w:val="18"/>
-  </w:num>
-  <w:num w:numId="6" w16cid:durableId="557397539">
-    <w:abstractNumId w:val="1"/>
-  </w:num>
-  <w:num w:numId="7" w16cid:durableId="1494905392">
-    <w:abstractNumId w:val="38"/>
-  </w:num>
-  <w:num w:numId="8" w16cid:durableId="1364863051">
-    <w:abstractNumId w:val="11"/>
-  </w:num>
-  <w:num w:numId="9" w16cid:durableId="53428112">
-    <w:abstractNumId w:val="19"/>
-  </w:num>
-  <w:num w:numId="10" w16cid:durableId="1438795439">
-    <w:abstractNumId w:val="49"/>
-  </w:num>
-  <w:num w:numId="11" w16cid:durableId="1676611559">
-    <w:abstractNumId w:val="26"/>
-  </w:num>
-  <w:num w:numId="12" w16cid:durableId="1538473388">
-    <w:abstractNumId w:val="12"/>
-  </w:num>
-  <w:num w:numId="13" w16cid:durableId="332879802">
-    <w:abstractNumId w:val="14"/>
-  </w:num>
-  <w:num w:numId="14" w16cid:durableId="984116503">
-    <w:abstractNumId w:val="39"/>
-  </w:num>
-  <w:num w:numId="15" w16cid:durableId="1128163738">
-    <w:abstractNumId w:val="54"/>
-  </w:num>
-  <w:num w:numId="16" w16cid:durableId="531455162">
-    <w:abstractNumId w:val="4"/>
-  </w:num>
-  <w:num w:numId="17" w16cid:durableId="1729038135">
     <w:abstractNumId w:val="2"/>
   </w:num>
-  <w:num w:numId="18" w16cid:durableId="836070859">
-    <w:abstractNumId w:val="25"/>
-  </w:num>
-  <w:num w:numId="19" w16cid:durableId="2007784533">
-    <w:abstractNumId w:val="55"/>
-  </w:num>
-  <w:num w:numId="20" w16cid:durableId="1181507052">
-    <w:abstractNumId w:val="40"/>
-  </w:num>
-  <w:num w:numId="21" w16cid:durableId="768306817">
-    <w:abstractNumId w:val="30"/>
-  </w:num>
-  <w:num w:numId="22" w16cid:durableId="353463349">
-    <w:abstractNumId w:val="9"/>
-  </w:num>
-  <w:num w:numId="23" w16cid:durableId="170292526">
-    <w:abstractNumId w:val="42"/>
-  </w:num>
-  <w:num w:numId="24" w16cid:durableId="1945452688">
-    <w:abstractNumId w:val="32"/>
-  </w:num>
-  <w:num w:numId="25" w16cid:durableId="1594045461">
-    <w:abstractNumId w:val="11"/>
-  </w:num>
-  <w:num w:numId="26" w16cid:durableId="204292823">
-    <w:abstractNumId w:val="11"/>
-  </w:num>
-  <w:num w:numId="27" w16cid:durableId="1829248593">
-    <w:abstractNumId w:val="11"/>
-  </w:num>
-  <w:num w:numId="28" w16cid:durableId="1552692024">
-    <w:abstractNumId w:val="11"/>
-  </w:num>
-  <w:num w:numId="29" w16cid:durableId="32079705">
-    <w:abstractNumId w:val="11"/>
-  </w:num>
-  <w:num w:numId="30" w16cid:durableId="1917473075">
-    <w:abstractNumId w:val="17"/>
-  </w:num>
-  <w:num w:numId="31" w16cid:durableId="1147090233">
-    <w:abstractNumId w:val="11"/>
-  </w:num>
-  <w:num w:numId="32" w16cid:durableId="1813985399">
-    <w:abstractNumId w:val="21"/>
-  </w:num>
-  <w:num w:numId="33" w16cid:durableId="1180386968">
-    <w:abstractNumId w:val="46"/>
-  </w:num>
-  <w:num w:numId="34" w16cid:durableId="2101414705">
+  <w:num w:numId="4" w16cid:durableId="1364863051">
     <w:abstractNumId w:val="0"/>
   </w:num>
-  <w:num w:numId="35" w16cid:durableId="832256920">
-    <w:abstractNumId w:val="23"/>
-  </w:num>
-  <w:num w:numId="36" w16cid:durableId="751047529">
-    <w:abstractNumId w:val="22"/>
-  </w:num>
-  <w:num w:numId="37" w16cid:durableId="1796289374">
-    <w:abstractNumId w:val="53"/>
-  </w:num>
-  <w:num w:numId="38" w16cid:durableId="330989175">
-    <w:abstractNumId w:val="3"/>
-  </w:num>
-  <w:num w:numId="39" w16cid:durableId="1439981016">
-    <w:abstractNumId w:val="35"/>
-  </w:num>
-  <w:num w:numId="40" w16cid:durableId="1753352811">
-    <w:abstractNumId w:val="36"/>
-  </w:num>
-  <w:num w:numId="41" w16cid:durableId="1954360272">
-    <w:abstractNumId w:val="51"/>
-  </w:num>
-  <w:num w:numId="42" w16cid:durableId="1089472355">
-    <w:abstractNumId w:val="34"/>
-  </w:num>
-  <w:num w:numId="43" w16cid:durableId="52386010">
-    <w:abstractNumId w:val="44"/>
-  </w:num>
-  <w:num w:numId="44" w16cid:durableId="1070423003">
-    <w:abstractNumId w:val="10"/>
-  </w:num>
-  <w:num w:numId="45" w16cid:durableId="642392621">
-    <w:abstractNumId w:val="20"/>
-  </w:num>
-  <w:num w:numId="46" w16cid:durableId="1963077565">
-    <w:abstractNumId w:val="13"/>
-  </w:num>
-  <w:num w:numId="47" w16cid:durableId="722750962">
-    <w:abstractNumId w:val="5"/>
-  </w:num>
-  <w:num w:numId="48" w16cid:durableId="191649645">
-    <w:abstractNumId w:val="27"/>
-  </w:num>
-  <w:num w:numId="49" w16cid:durableId="1981306244">
-    <w:abstractNumId w:val="11"/>
-  </w:num>
-  <w:num w:numId="50" w16cid:durableId="2067221845">
-    <w:abstractNumId w:val="48"/>
-  </w:num>
-  <w:num w:numId="51" w16cid:durableId="265579569">
-    <w:abstractNumId w:val="37"/>
-  </w:num>
-  <w:num w:numId="52" w16cid:durableId="1532307533">
-    <w:abstractNumId w:val="29"/>
-  </w:num>
-  <w:num w:numId="53" w16cid:durableId="1978410150">
-    <w:abstractNumId w:val="16"/>
-  </w:num>
-  <w:num w:numId="54" w16cid:durableId="1520895073">
-    <w:abstractNumId w:val="47"/>
-  </w:num>
-  <w:num w:numId="55" w16cid:durableId="142431431">
-    <w:abstractNumId w:val="6"/>
-  </w:num>
-  <w:num w:numId="56" w16cid:durableId="1566405534">
-    <w:abstractNumId w:val="28"/>
-  </w:num>
-  <w:num w:numId="57" w16cid:durableId="1766613894">
-    <w:abstractNumId w:val="50"/>
-  </w:num>
-  <w:num w:numId="58" w16cid:durableId="436608865">
-    <w:abstractNumId w:val="7"/>
-  </w:num>
-  <w:num w:numId="59" w16cid:durableId="4330779">
-    <w:abstractNumId w:val="33"/>
-  </w:num>
-  <w:num w:numId="60" w16cid:durableId="1871604529">
-    <w:abstractNumId w:val="52"/>
-  </w:num>
-  <w:num w:numId="61" w16cid:durableId="1175612532">
-    <w:abstractNumId w:val="43"/>
-  </w:num>
-  <w:num w:numId="62" w16cid:durableId="1321470876">
-    <w:abstractNumId w:val="8"/>
-  </w:num>
-  <w:num w:numId="63" w16cid:durableId="362558095">
-    <w:abstractNumId w:val="31"/>
-  </w:num>
-  <w:numIdMacAtCleanup w:val="19"/>
+  <w:numIdMacAtCleanup w:val="4"/>
 </w:numbering>
 </file>
 
@@ -14121,7 +7801,7 @@
       <w:keepNext/>
       <w:keepLines/>
       <w:numPr>
-        <w:numId w:val="8"/>
+        <w:numId w:val="4"/>
       </w:numPr>
       <w:spacing w:before="360"/>
       <w:outlineLvl w:val="0"/>
@@ -14143,7 +7823,7 @@
     <w:pPr>
       <w:numPr>
         <w:ilvl w:val="1"/>
-        <w:numId w:val="8"/>
+        <w:numId w:val="4"/>
       </w:numPr>
       <w:spacing w:before="240" w:after="160"/>
       <w:outlineLvl w:val="1"/>
@@ -14169,7 +7849,7 @@
       <w:keepLines/>
       <w:numPr>
         <w:ilvl w:val="2"/>
-        <w:numId w:val="8"/>
+        <w:numId w:val="4"/>
       </w:numPr>
       <w:spacing w:line="600" w:lineRule="exact"/>
       <w:outlineLvl w:val="2"/>
@@ -14196,7 +7876,7 @@
       <w:keepLines/>
       <w:numPr>
         <w:ilvl w:val="3"/>
-        <w:numId w:val="8"/>
+        <w:numId w:val="4"/>
       </w:numPr>
       <w:outlineLvl w:val="3"/>
     </w:pPr>
@@ -14219,7 +7899,7 @@
       <w:keepLines/>
       <w:numPr>
         <w:ilvl w:val="4"/>
-        <w:numId w:val="8"/>
+        <w:numId w:val="4"/>
       </w:numPr>
       <w:tabs>
         <w:tab w:val="num" w:pos="360"/>
@@ -14243,7 +7923,7 @@
       <w:keepLines/>
       <w:numPr>
         <w:ilvl w:val="5"/>
-        <w:numId w:val="8"/>
+        <w:numId w:val="4"/>
       </w:numPr>
       <w:tabs>
         <w:tab w:val="num" w:pos="360"/>
@@ -14267,7 +7947,7 @@
       <w:keepLines/>
       <w:numPr>
         <w:ilvl w:val="6"/>
-        <w:numId w:val="8"/>
+        <w:numId w:val="4"/>
       </w:numPr>
       <w:tabs>
         <w:tab w:val="num" w:pos="360"/>
@@ -14294,7 +7974,7 @@
       <w:keepLines/>
       <w:numPr>
         <w:ilvl w:val="7"/>
-        <w:numId w:val="8"/>
+        <w:numId w:val="4"/>
       </w:numPr>
       <w:tabs>
         <w:tab w:val="num" w:pos="360"/>
@@ -14322,7 +8002,7 @@
       <w:keepLines/>
       <w:numPr>
         <w:ilvl w:val="8"/>
-        <w:numId w:val="8"/>
+        <w:numId w:val="4"/>
       </w:numPr>
       <w:tabs>
         <w:tab w:val="num" w:pos="360"/>
@@ -16609,26 +10289,6 @@
 </file>
 
 <file path=customXml/item2.xml><?xml version="1.0" encoding="utf-8"?>
-<?mso-contentType ?>
-<FormTemplates xmlns="http://schemas.microsoft.com/sharepoint/v3/contenttype/forms">
-  <Display>DocumentLibraryForm</Display>
-  <Edit>DocumentLibraryForm</Edit>
-  <New>DocumentLibraryForm</New>
-</FormTemplates>
-</file>
-
-<file path=customXml/item3.xml><?xml version="1.0" encoding="utf-8"?>
-<p:properties xmlns:p="http://schemas.microsoft.com/office/2006/metadata/properties" xmlns:xsi="http://www.w3.org/2001/XMLSchema-instance" xmlns:pc="http://schemas.microsoft.com/office/infopath/2007/PartnerControls">
-  <documentManagement>
-    <lcf76f155ced4ddcb4097134ff3c332f xmlns="1a803baa-e9df-4a23-bfb0-3d52ab6a3357">
-      <Terms xmlns="http://schemas.microsoft.com/office/infopath/2007/PartnerControls"/>
-    </lcf76f155ced4ddcb4097134ff3c332f>
-    <TaxCatchAll xmlns="1dc1e81a-280f-431a-8325-76280f46d8cc" xsi:nil="true"/>
-  </documentManagement>
-</p:properties>
-</file>
-
-<file path=customXml/item4.xml><?xml version="1.0" encoding="utf-8"?>
 <ct:contentTypeSchema xmlns:ct="http://schemas.microsoft.com/office/2006/metadata/contentType" xmlns:ma="http://schemas.microsoft.com/office/2006/metadata/properties/metaAttributes" ct:_="" ma:_="" ma:contentTypeName="Document" ma:contentTypeID="0x010100CEEF50D5FCD5CB439CBE3D42D314F398" ma:contentTypeVersion="12" ma:contentTypeDescription="Create a new document." ma:contentTypeScope="" ma:versionID="db6f956968ba86a2480b375e223c4ff8">
   <xsd:schema xmlns:xsd="http://www.w3.org/2001/XMLSchema" xmlns:xs="http://www.w3.org/2001/XMLSchema" xmlns:p="http://schemas.microsoft.com/office/2006/metadata/properties" xmlns:ns2="1a803baa-e9df-4a23-bfb0-3d52ab6a3357" xmlns:ns3="1dc1e81a-280f-431a-8325-76280f46d8cc" targetNamespace="http://schemas.microsoft.com/office/2006/metadata/properties" ma:root="true" ma:fieldsID="ca097c1f0ebfa1f50e0b4fd3a274d5a1" ns2:_="" ns3:_="">
     <xsd:import namespace="1a803baa-e9df-4a23-bfb0-3d52ab6a3357"/>
@@ -16829,6 +10489,26 @@
 </ct:contentTypeSchema>
 </file>
 
+<file path=customXml/item3.xml><?xml version="1.0" encoding="utf-8"?>
+<p:properties xmlns:p="http://schemas.microsoft.com/office/2006/metadata/properties" xmlns:xsi="http://www.w3.org/2001/XMLSchema-instance" xmlns:pc="http://schemas.microsoft.com/office/infopath/2007/PartnerControls">
+  <documentManagement>
+    <lcf76f155ced4ddcb4097134ff3c332f xmlns="1a803baa-e9df-4a23-bfb0-3d52ab6a3357">
+      <Terms xmlns="http://schemas.microsoft.com/office/infopath/2007/PartnerControls"/>
+    </lcf76f155ced4ddcb4097134ff3c332f>
+    <TaxCatchAll xmlns="1dc1e81a-280f-431a-8325-76280f46d8cc" xsi:nil="true"/>
+  </documentManagement>
+</p:properties>
+</file>
+
+<file path=customXml/item4.xml><?xml version="1.0" encoding="utf-8"?>
+<?mso-contentType ?>
+<FormTemplates xmlns="http://schemas.microsoft.com/sharepoint/v3/contenttype/forms">
+  <Display>DocumentLibraryForm</Display>
+  <Edit>DocumentLibraryForm</Edit>
+  <New>DocumentLibraryForm</New>
+</FormTemplates>
+</file>
+
 <file path=customXml/itemProps1.xml><?xml version="1.0" encoding="utf-8"?>
 <ds:datastoreItem xmlns:ds="http://schemas.openxmlformats.org/officeDocument/2006/customXml" ds:itemID="{5FC80C9D-B699-4FA9-A5BA-04242B88ABD1}">
   <ds:schemaRefs>
@@ -16838,9 +10518,20 @@
 </file>
 
 <file path=customXml/itemProps2.xml><?xml version="1.0" encoding="utf-8"?>
-<ds:datastoreItem xmlns:ds="http://schemas.openxmlformats.org/officeDocument/2006/customXml" ds:itemID="{0FA4047D-ABCA-4135-B2F7-26CCE4168FA9}">
+<ds:datastoreItem xmlns:ds="http://schemas.openxmlformats.org/officeDocument/2006/customXml" ds:itemID="{1F0707B4-0A2B-4404-9258-DB63C176BD47}">
   <ds:schemaRefs>
-    <ds:schemaRef ds:uri="http://schemas.microsoft.com/sharepoint/v3/contenttype/forms"/>
+    <ds:schemaRef ds:uri="http://schemas.microsoft.com/office/2006/metadata/contentType"/>
+    <ds:schemaRef ds:uri="http://schemas.microsoft.com/office/2006/metadata/properties/metaAttributes"/>
+    <ds:schemaRef ds:uri="http://www.w3.org/2001/XMLSchema"/>
+    <ds:schemaRef ds:uri="http://schemas.microsoft.com/office/2006/metadata/properties"/>
+    <ds:schemaRef ds:uri="1a803baa-e9df-4a23-bfb0-3d52ab6a3357"/>
+    <ds:schemaRef ds:uri="1dc1e81a-280f-431a-8325-76280f46d8cc"/>
+    <ds:schemaRef ds:uri="http://schemas.microsoft.com/office/2006/documentManagement/types"/>
+    <ds:schemaRef ds:uri="http://schemas.microsoft.com/office/infopath/2007/PartnerControls"/>
+    <ds:schemaRef ds:uri="http://schemas.openxmlformats.org/package/2006/metadata/core-properties"/>
+    <ds:schemaRef ds:uri="http://purl.org/dc/elements/1.1/"/>
+    <ds:schemaRef ds:uri="http://purl.org/dc/terms/"/>
+    <ds:schemaRef ds:uri="http://schemas.microsoft.com/internal/obd"/>
   </ds:schemaRefs>
 </ds:datastoreItem>
 </file>
@@ -16857,20 +10548,9 @@
 </file>
 
 <file path=customXml/itemProps4.xml><?xml version="1.0" encoding="utf-8"?>
-<ds:datastoreItem xmlns:ds="http://schemas.openxmlformats.org/officeDocument/2006/customXml" ds:itemID="{1F0707B4-0A2B-4404-9258-DB63C176BD47}">
+<ds:datastoreItem xmlns:ds="http://schemas.openxmlformats.org/officeDocument/2006/customXml" ds:itemID="{0FA4047D-ABCA-4135-B2F7-26CCE4168FA9}">
   <ds:schemaRefs>
-    <ds:schemaRef ds:uri="http://schemas.microsoft.com/office/2006/metadata/contentType"/>
-    <ds:schemaRef ds:uri="http://schemas.microsoft.com/office/2006/metadata/properties/metaAttributes"/>
-    <ds:schemaRef ds:uri="http://www.w3.org/2001/XMLSchema"/>
-    <ds:schemaRef ds:uri="http://schemas.microsoft.com/office/2006/metadata/properties"/>
-    <ds:schemaRef ds:uri="1a803baa-e9df-4a23-bfb0-3d52ab6a3357"/>
-    <ds:schemaRef ds:uri="1dc1e81a-280f-431a-8325-76280f46d8cc"/>
-    <ds:schemaRef ds:uri="http://schemas.microsoft.com/office/2006/documentManagement/types"/>
-    <ds:schemaRef ds:uri="http://schemas.microsoft.com/office/infopath/2007/PartnerControls"/>
-    <ds:schemaRef ds:uri="http://schemas.openxmlformats.org/package/2006/metadata/core-properties"/>
-    <ds:schemaRef ds:uri="http://purl.org/dc/elements/1.1/"/>
-    <ds:schemaRef ds:uri="http://purl.org/dc/terms/"/>
-    <ds:schemaRef ds:uri="http://schemas.microsoft.com/internal/obd"/>
+    <ds:schemaRef ds:uri="http://schemas.microsoft.com/sharepoint/v3/contenttype/forms"/>
   </ds:schemaRefs>
 </ds:datastoreItem>
 </file>